--- a/downloads/workbook/ai-5-week-10.docx
+++ b/downloads/workbook/ai-5-week-10.docx
@@ -956,6 +956,178 @@
         <w:t>Project connection: For your Image-pattern Network Investigation, save the input, procedure, observed result and limitation of this check. Label this worked example as practice; use a different, previously unreviewed case when checking independent understanding.</w:t>
       </w:r>
     </w:p>
+    <w:p>
+      <w:pPr>
+        <w:pStyle w:val="Heading1"/>
+      </w:pPr>
+      <w:r>
+        <w:t>13. Project portfolio milestone</w:t>
+      </w:r>
+    </w:p>
+    <w:p>
+      <w:r>
+        <w:t>Project: Image-pattern Network Investigation</w:t>
+      </w:r>
+    </w:p>
+    <w:p>
+      <w:r>
+        <w:t>Current milestone: Make a transparent first version. Keep a trace of how one input becomes an output; explain the rule or learned component.</w:t>
+      </w:r>
+    </w:p>
+    <w:p>
+      <w:r>
+        <w:t>For your Image-pattern Network Investigation, save the input, procedure, observed result and limitation of this check. Label this worked example as practice; use a different, previously unreviewed case when checking independent understanding.</w:t>
+      </w:r>
+    </w:p>
+    <w:tbl>
+      <w:tblPr>
+        <w:tblStyle w:val="LightShading-Accent1"/>
+        <w:tblW w:type="auto" w:w="0"/>
+        <w:tblLook w:firstColumn="1" w:firstRow="1" w:lastColumn="0" w:lastRow="0" w:noHBand="0" w:noVBand="1" w:val="04A0"/>
+      </w:tblPr>
+      <w:tblGrid>
+        <w:gridCol w:w="5112"/>
+        <w:gridCol w:w="5112"/>
+      </w:tblGrid>
+      <w:tr>
+        <w:trPr>
+          <w:tblHeader/>
+        </w:trPr>
+        <w:tc>
+          <w:tcPr>
+            <w:tcW w:type="dxa" w:w="5112"/>
+          </w:tcPr>
+          <w:p>
+            <w:r>
+              <w:t>Evidence to keep</w:t>
+            </w:r>
+          </w:p>
+        </w:tc>
+        <w:tc>
+          <w:tcPr>
+            <w:tcW w:type="dxa" w:w="5112"/>
+          </w:tcPr>
+          <w:p>
+            <w:r>
+              <w:t>My record</w:t>
+            </w:r>
+          </w:p>
+        </w:tc>
+      </w:tr>
+      <w:tr>
+        <w:tc>
+          <w:tcPr>
+            <w:tcW w:type="dxa" w:w="5112"/>
+          </w:tcPr>
+          <w:p>
+            <w:r>
+              <w:t>This week’s input and deciding step</w:t>
+            </w:r>
+          </w:p>
+        </w:tc>
+        <w:tc>
+          <w:tcPr>
+            <w:tcW w:type="dxa" w:w="5112"/>
+          </w:tcPr>
+          <w:p>
+            <w:r/>
+          </w:p>
+        </w:tc>
+      </w:tr>
+      <w:tr>
+        <w:tc>
+          <w:tcPr>
+            <w:tcW w:type="dxa" w:w="5112"/>
+          </w:tcPr>
+          <w:p>
+            <w:r>
+              <w:t>Prediction and actual result (or labelled paper trace)</w:t>
+            </w:r>
+          </w:p>
+        </w:tc>
+        <w:tc>
+          <w:tcPr>
+            <w:tcW w:type="dxa" w:w="5112"/>
+          </w:tcPr>
+          <w:p>
+            <w:r/>
+          </w:p>
+        </w:tc>
+      </w:tr>
+      <w:tr>
+        <w:tc>
+          <w:tcPr>
+            <w:tcW w:type="dxa" w:w="5112"/>
+          </w:tcPr>
+          <w:p>
+            <w:r>
+              <w:t>One change since the previous checkpoint and why</w:t>
+            </w:r>
+          </w:p>
+        </w:tc>
+        <w:tc>
+          <w:tcPr>
+            <w:tcW w:type="dxa" w:w="5112"/>
+          </w:tcPr>
+          <w:p>
+            <w:r/>
+          </w:p>
+        </w:tc>
+      </w:tr>
+      <w:tr>
+        <w:tc>
+          <w:tcPr>
+            <w:tcW w:type="dxa" w:w="5112"/>
+          </w:tcPr>
+          <w:p>
+            <w:r>
+              <w:t>One error or limit and the next test</w:t>
+            </w:r>
+          </w:p>
+        </w:tc>
+        <w:tc>
+          <w:tcPr>
+            <w:tcW w:type="dxa" w:w="5112"/>
+          </w:tcPr>
+          <w:p>
+            <w:r/>
+          </w:p>
+        </w:tc>
+      </w:tr>
+    </w:tbl>
+    <w:p>
+      <w:pPr>
+        <w:pStyle w:val="Heading3"/>
+      </w:pPr>
+      <w:r>
+        <w:t>Explain what this week adds to your project. Reuse last week’s record rather than starting again.</w:t>
+      </w:r>
+    </w:p>
+    <w:p>
+      <w:r>
+        <w:t>________________________________________________________________</w:t>
+      </w:r>
+    </w:p>
+    <w:p>
+      <w:r>
+        <w:t>________________________________________________________________</w:t>
+      </w:r>
+    </w:p>
+    <w:p>
+      <w:r>
+        <w:t>________________________________________________________________</w:t>
+      </w:r>
+    </w:p>
+    <w:p>
+      <w:r>
+        <w:t>________________________________________________________________</w:t>
+      </w:r>
+    </w:p>
+    <w:p>
+      <w:r>
+        <w:t>________________________________________________________________</w:t>
+      </w:r>
+    </w:p>
     <w:sectPr>
       <w:pgSz w:w="12240" w:h="15840"/>
       <w:pgMar w:top="936" w:right="1008" w:bottom="936" w:left="1008" w:header="720" w:footer="720" w:gutter="0"/>

--- a/downloads/workbook/ai-5-week-10.docx
+++ b/downloads/workbook/ai-5-week-10.docx
@@ -1128,6 +1128,248 @@
         <w:t>________________________________________________________________</w:t>
       </w:r>
     </w:p>
+    <w:p>
+      <w:pPr>
+        <w:pStyle w:val="Heading1"/>
+      </w:pPr>
+      <w:r>
+        <w:t>14. Supported practice and learning evidence</w:t>
+      </w:r>
+    </w:p>
+    <w:p>
+      <w:r>
+        <w:t>Use this supported practice once, in the browser or on paper. Keep the reserved independent assessment for a separate first attempt before teacher feedback.</w:t>
+      </w:r>
+    </w:p>
+    <w:p>
+      <w:r>
+        <w:t>Check each coordinate of a gradient while holding the other parameter fixed.</w:t>
+      </w:r>
+    </w:p>
+    <w:p>
+      <w:pPr>
+        <w:pStyle w:val="Heading3"/>
+      </w:pPr>
+      <w:r>
+        <w:t>Practice 1: explain the deciding evidence</w:t>
+      </w:r>
+    </w:p>
+    <w:p>
+      <w:r>
+        <w:t>Which labelled step matches this detail? With step 0.1: w losses 0.64, 1.44 give -4; b losses 0.81, 1.21 give -2.</w:t>
+      </w:r>
+    </w:p>
+    <w:p>
+      <w:r>
+        <w:t>1. Numerical check</w:t>
+      </w:r>
+    </w:p>
+    <w:p>
+      <w:r>
+        <w:t>2. Check b direction</w:t>
+      </w:r>
+    </w:p>
+    <w:p>
+      <w:r>
+        <w:t>3. Check w direction</w:t>
+      </w:r>
+    </w:p>
+    <w:p>
+      <w:pPr>
+        <w:pStyle w:val="Heading3"/>
+      </w:pPr>
+      <w:r>
+        <w:t>My selected conclusion, deciding fact and explanation</w:t>
+      </w:r>
+    </w:p>
+    <w:p>
+      <w:r>
+        <w:t>________________________________________________________________</w:t>
+      </w:r>
+    </w:p>
+    <w:p>
+      <w:r>
+        <w:t>________________________________________________________________</w:t>
+      </w:r>
+    </w:p>
+    <w:p>
+      <w:r>
+        <w:t>________________________________________________________________</w:t>
+      </w:r>
+    </w:p>
+    <w:p>
+      <w:r>
+        <w:t>________________________________________________________________</w:t>
+      </w:r>
+    </w:p>
+    <w:p>
+      <w:r>
+        <w:t>________________________________________________________________</w:t>
+      </w:r>
+    </w:p>
+    <w:p>
+      <w:r>
+        <w:t>Hint if needed: Read the steps in the pictorial case. Match the supplied detail to the stage that performs or records it.</w:t>
+      </w:r>
+    </w:p>
+    <w:p>
+      <w:r>
+        <w:t>After your attempt, compare with the supported explanation: Numerical check With step 0.1: w losses 0.64, 1.44 give -4; b losses 0.81, 1.21 give -2. A gradient lists the slope for each parameter, in a declared order. Changing w by a small amount changes the prediction twice as much as changing b by the same amount. That explains the different derivative magnitudes. Perturb one coordinate while holding the other fixed, then compare the numerical slope with its analytic counterpart.</w:t>
+      </w:r>
+    </w:p>
+    <w:p>
+      <w:pPr>
+        <w:pStyle w:val="Heading3"/>
+      </w:pPr>
+      <w:r>
+        <w:t>Practice 2: explain the deciding evidence</w:t>
+      </w:r>
+    </w:p>
+    <w:p>
+      <w:r>
+        <w:t>Changed-case practice: Swap the two gradient components in the program output. Which conclusion is supported by the supplied facts?</w:t>
+      </w:r>
+    </w:p>
+    <w:p>
+      <w:r>
+        <w:t>1. This one example guarantees correct results for every future input.</w:t>
+      </w:r>
+    </w:p>
+    <w:p>
+      <w:r>
+        <w:t>2. The coordinate-wise numerical check exposes the mismatch.</w:t>
+      </w:r>
+    </w:p>
+    <w:p>
+      <w:r>
+        <w:t>3. We can decide the result without examining the changed input or the procedure.</w:t>
+      </w:r>
+    </w:p>
+    <w:p>
+      <w:pPr>
+        <w:pStyle w:val="Heading3"/>
+      </w:pPr>
+      <w:r>
+        <w:t>My selected conclusion, deciding fact and explanation</w:t>
+      </w:r>
+    </w:p>
+    <w:p>
+      <w:r>
+        <w:t>________________________________________________________________</w:t>
+      </w:r>
+    </w:p>
+    <w:p>
+      <w:r>
+        <w:t>________________________________________________________________</w:t>
+      </w:r>
+    </w:p>
+    <w:p>
+      <w:r>
+        <w:t>________________________________________________________________</w:t>
+      </w:r>
+    </w:p>
+    <w:p>
+      <w:r>
+        <w:t>________________________________________________________________</w:t>
+      </w:r>
+    </w:p>
+    <w:p>
+      <w:r>
+        <w:t>________________________________________________________________</w:t>
+      </w:r>
+    </w:p>
+    <w:p>
+      <w:r>
+        <w:t>Hint if needed: Use the changed condition and the deciding step in the pictorial trace. The answer must say what follows from those facts.</w:t>
+      </w:r>
+    </w:p>
+    <w:p>
+      <w:r>
+        <w:t>After your attempt, compare with the supported explanation: The coordinate-wise numerical check exposes the mismatch. The w perturbation changes y twice as strongly as the same b perturbation.</w:t>
+      </w:r>
+    </w:p>
+    <w:p>
+      <w:pPr>
+        <w:pStyle w:val="Heading3"/>
+      </w:pPr>
+      <w:r>
+        <w:t>Repair a missing building block</w:t>
+      </w:r>
+    </w:p>
+    <w:p>
+      <w:r>
+        <w:t>Review Slopes and local change (ai-5/9). Goal: Calculate an average rate of change over a stated interval. Short practice: Which calculation disproves “any increase helps”? Point to the relevant step in the picture, then write the changed result and the rule or evidence that supports it.. Return to this week and explain what you changed.</w:t>
+      </w:r>
+    </w:p>
+    <w:p>
+      <w:r>
+        <w:t>Review Parameters and architecture (ai-5/7). Goal: Distinguish architectural choices from parameter values. Short practice: How many new parameters did that one hidden unit add? Point to the relevant step in the picture, then write the changed result and the rule or evidence that supports it.. Return to this week and explain what you changed.</w:t>
+      </w:r>
+    </w:p>
+    <w:p>
+      <w:r>
+        <w:t>Review Activation functions (ai-5/4). Goal: Trace identity ReLU and sigmoid on a numerical score. Short practice: Which original inputs cannot be distinguished by this network’s final output? Point to the relevant step in the picture, then write the changed result and the rule or evidence that supports it.. Return to this week and explain what you changed.</w:t>
+      </w:r>
+    </w:p>
+    <w:p>
+      <w:pPr>
+        <w:pStyle w:val="Heading3"/>
+      </w:pPr>
+      <w:r>
+        <w:t>Predict, run and debug</w:t>
+      </w:r>
+    </w:p>
+    <w:p>
+      <w:r>
+        <w:t>The browser lab lets you edit the supported Python examples already included in this lesson. Predict first, run, inspect the actual output or error, change one input, then run again. Keep code, predictions, actual results and a reasoned revision together. On paper, label your result as a trace rather than an execution.</w:t>
+      </w:r>
+    </w:p>
+    <w:p>
+      <w:pPr>
+        <w:pStyle w:val="Heading3"/>
+      </w:pPr>
+      <w:r>
+        <w:t>Keep your completed work</w:t>
+      </w:r>
+    </w:p>
+    <w:p>
+      <w:r>
+        <w:t>Use Download completed work in the hosted lesson to export your answers, reflections, practice feedback and code-run evidence. Open the HTML copy to read or print it. Drafts stay in this browser when storage is available; clear drafts on a shared device.</w:t>
+      </w:r>
+    </w:p>
+    <w:p>
+      <w:pPr>
+        <w:pStyle w:val="Heading3"/>
+      </w:pPr>
+      <w:r>
+        <w:t>What I repaired, the evidence I kept and the next test</w:t>
+      </w:r>
+    </w:p>
+    <w:p>
+      <w:r>
+        <w:t>________________________________________________________________</w:t>
+      </w:r>
+    </w:p>
+    <w:p>
+      <w:r>
+        <w:t>________________________________________________________________</w:t>
+      </w:r>
+    </w:p>
+    <w:p>
+      <w:r>
+        <w:t>________________________________________________________________</w:t>
+      </w:r>
+    </w:p>
+    <w:p>
+      <w:r>
+        <w:t>________________________________________________________________</w:t>
+      </w:r>
+    </w:p>
+    <w:p>
+      <w:r>
+        <w:t>________________________________________________________________</w:t>
+      </w:r>
+    </w:p>
     <w:sectPr>
       <w:pgSz w:w="12240" w:h="15840"/>
       <w:pgMar w:top="936" w:right="1008" w:bottom="936" w:left="1008" w:header="720" w:footer="720" w:gutter="0"/>

--- a/downloads/workbook/ai-5-week-10.docx
+++ b/downloads/workbook/ai-5-week-10.docx
@@ -30,33 +30,45 @@
     </w:p>
     <w:p>
       <w:r>
-        <w:t>Try the recall before opening notes. Then use a different colour or a labelled second line to correct your explanation.</w:t>
+        <w:t>Record your starting explanation for Gradients with a numerical check before opening notes. Show any later correction separately.</w:t>
       </w:r>
     </w:p>
     <w:p>
       <w:pPr>
-        <w:pStyle w:val="Heading3"/>
-      </w:pPr>
-      <w:r>
-        <w:t>Slopes and local change</w:t>
+        <w:spacing w:line="336" w:lineRule="auto" w:after="180"/>
+      </w:pPr>
+      <w:r>
+        <w:rPr>
+          <w:b w:val="0"/>
+        </w:rPr>
+        <w:t>Try the recall before opening notes. Then use a different colour or a labelled second line to correct your explanation.</w:t>
       </w:r>
     </w:p>
     <w:p>
-      <w:r>
-        <w:t>Without opening the old lesson, explain one key idea from Slopes and local change. Give an example and a mistake that the idea helps you avoid.</w:t>
+      <w:pPr>
+        <w:pStyle w:val="Heading3"/>
+      </w:pPr>
+      <w:r>
+        <w:t>Slopes and local change</w:t>
       </w:r>
     </w:p>
     <w:p>
       <w:pPr>
-        <w:pStyle w:val="Heading3"/>
-      </w:pPr>
-      <w:r>
-        <w:t>My remembered idea, example and correction</w:t>
+        <w:spacing w:line="336" w:lineRule="auto" w:after="180"/>
+      </w:pPr>
+      <w:r>
+        <w:rPr>
+          <w:b w:val="0"/>
+        </w:rPr>
+        <w:t>Without opening the old lesson, explain one key idea from Slopes and local change. Give an example and a mistake that the idea helps you avoid.</w:t>
       </w:r>
     </w:p>
     <w:p>
-      <w:r>
-        <w:t>________________________________________________________________</w:t>
+      <w:pPr>
+        <w:pStyle w:val="Heading3"/>
+      </w:pPr>
+      <w:r>
+        <w:t>My remembered idea, example and correction</w:t>
       </w:r>
     </w:p>
     <w:p>
@@ -70,29 +82,35 @@
       </w:r>
     </w:p>
     <w:p>
-      <w:pPr>
-        <w:pStyle w:val="Heading3"/>
-      </w:pPr>
-      <w:r>
-        <w:t>Parameters and architecture</w:t>
+      <w:r>
+        <w:t>________________________________________________________________</w:t>
       </w:r>
     </w:p>
     <w:p>
-      <w:r>
-        <w:t>Without opening the old lesson, explain one key idea from Parameters and architecture. Give an example and a mistake that the idea helps you avoid.</w:t>
+      <w:pPr>
+        <w:pStyle w:val="Heading3"/>
+      </w:pPr>
+      <w:r>
+        <w:t>Parameters and architecture</w:t>
       </w:r>
     </w:p>
     <w:p>
       <w:pPr>
-        <w:pStyle w:val="Heading3"/>
-      </w:pPr>
-      <w:r>
-        <w:t>My remembered idea, example and correction</w:t>
+        <w:spacing w:line="336" w:lineRule="auto" w:after="180"/>
+      </w:pPr>
+      <w:r>
+        <w:rPr>
+          <w:b w:val="0"/>
+        </w:rPr>
+        <w:t>Without opening the old lesson, explain one key idea from Parameters and architecture. Give an example and a mistake that the idea helps you avoid.</w:t>
       </w:r>
     </w:p>
     <w:p>
-      <w:r>
-        <w:t>________________________________________________________________</w:t>
+      <w:pPr>
+        <w:pStyle w:val="Heading3"/>
+      </w:pPr>
+      <w:r>
+        <w:t>My remembered idea, example and correction</w:t>
       </w:r>
     </w:p>
     <w:p>
@@ -106,29 +124,35 @@
       </w:r>
     </w:p>
     <w:p>
-      <w:pPr>
-        <w:pStyle w:val="Heading3"/>
-      </w:pPr>
-      <w:r>
-        <w:t>Activation functions</w:t>
+      <w:r>
+        <w:t>________________________________________________________________</w:t>
       </w:r>
     </w:p>
     <w:p>
-      <w:r>
-        <w:t>Without opening the old lesson, explain one key idea from Activation functions. Give an example and a mistake that the idea helps you avoid.</w:t>
+      <w:pPr>
+        <w:pStyle w:val="Heading3"/>
+      </w:pPr>
+      <w:r>
+        <w:t>Activation functions</w:t>
       </w:r>
     </w:p>
     <w:p>
       <w:pPr>
-        <w:pStyle w:val="Heading3"/>
-      </w:pPr>
-      <w:r>
-        <w:t>My remembered idea, example and correction</w:t>
+        <w:spacing w:line="336" w:lineRule="auto" w:after="180"/>
+      </w:pPr>
+      <w:r>
+        <w:rPr>
+          <w:b w:val="0"/>
+        </w:rPr>
+        <w:t>Without opening the old lesson, explain one key idea from Activation functions. Give an example and a mistake that the idea helps you avoid.</w:t>
       </w:r>
     </w:p>
     <w:p>
-      <w:r>
-        <w:t>________________________________________________________________</w:t>
+      <w:pPr>
+        <w:pStyle w:val="Heading3"/>
+      </w:pPr>
+      <w:r>
+        <w:t>My remembered idea, example and correction</w:t>
       </w:r>
     </w:p>
     <w:p>
@@ -142,16 +166,44 @@
       </w:r>
     </w:p>
     <w:p>
-      <w:pPr>
-        <w:pStyle w:val="Heading1"/>
-      </w:pPr>
-      <w:r>
-        <w:t>02. Practise with fading help</w:t>
+      <w:r>
+        <w:t>________________________________________________________________</w:t>
       </w:r>
     </w:p>
     <w:p>
-      <w:r>
-        <w:t>Use W2: Catch a denominator error for Gradients with a numerical check. Record the answer once; the lesson and workbook refer to the same attempt.</w:t>
+      <w:pPr>
+        <w:pStyle w:val="Heading1"/>
+      </w:pPr>
+      <w:r>
+        <w:t>02. Practise with fading help</w:t>
+      </w:r>
+    </w:p>
+    <w:p>
+      <w:r>
+        <w:t>Complete the supported Gradients with a numerical check trace and record the first step you can explain without help.</w:t>
+      </w:r>
+    </w:p>
+    <w:p>
+      <w:pPr>
+        <w:spacing w:line="336" w:lineRule="auto" w:after="180"/>
+      </w:pPr>
+      <w:r>
+        <w:rPr>
+          <w:b w:val="0"/>
+        </w:rPr>
+        <w:t xml:space="preserve">Use W2: Catch a denominator error for </w:t>
+      </w:r>
+      <w:r>
+        <w:rPr>
+          <w:b/>
+        </w:rPr>
+        <w:t>Gradient</w:t>
+      </w:r>
+      <w:r>
+        <w:rPr>
+          <w:b w:val="0"/>
+        </w:rPr>
+        <w:t>s with a numerical check. Record the answer once; the lesson and workbook refer to the same attempt.</w:t>
       </w:r>
     </w:p>
     <w:tbl>
@@ -279,25 +331,61 @@
     </w:p>
     <w:p>
       <w:r>
-        <w:t>Use the worked case for Gradients with a numerical check. Proposed explanation: “The gradient is one scalar”. Decide whether this explanation is supported. Point to the step or supplied fact that decides; explain your repair if needed.</w:t>
+        <w:t>Check the proposed Gradients with a numerical check explanation against the supplied facts before discussing it.</w:t>
       </w:r>
     </w:p>
     <w:p>
       <w:pPr>
-        <w:pStyle w:val="Heading3"/>
-      </w:pPr>
-      <w:r>
-        <w:t>My explanation before partner discussion</w:t>
+        <w:spacing w:line="336" w:lineRule="auto" w:after="180"/>
+      </w:pPr>
+      <w:r>
+        <w:rPr>
+          <w:b w:val="0"/>
+        </w:rPr>
+        <w:t xml:space="preserve">Use the worked case for </w:t>
+      </w:r>
+      <w:r>
+        <w:rPr>
+          <w:b/>
+        </w:rPr>
+        <w:t>Gradient</w:t>
+      </w:r>
+      <w:r>
+        <w:rPr>
+          <w:b w:val="0"/>
+        </w:rPr>
+        <w:t xml:space="preserve">s with a numerical check. Proposed explanation: “The </w:t>
+      </w:r>
+      <w:r>
+        <w:rPr>
+          <w:b/>
+        </w:rPr>
+        <w:t>gradient</w:t>
+      </w:r>
+      <w:r>
+        <w:rPr>
+          <w:b w:val="0"/>
+        </w:rPr>
+        <w:t xml:space="preserve"> is one scalar”. Decide whether this explanation is supported.</w:t>
       </w:r>
     </w:p>
     <w:p>
-      <w:r>
-        <w:t>________________________________________________________________</w:t>
+      <w:pPr>
+        <w:spacing w:line="336" w:lineRule="auto" w:after="180"/>
+      </w:pPr>
+      <w:r>
+        <w:rPr>
+          <w:b w:val="0"/>
+        </w:rPr>
+        <w:t>Point to the step or supplied fact that decides; explain your repair if needed.</w:t>
       </w:r>
     </w:p>
     <w:p>
-      <w:r>
-        <w:t>________________________________________________________________</w:t>
+      <w:pPr>
+        <w:pStyle w:val="Heading3"/>
+      </w:pPr>
+      <w:r>
+        <w:t>My explanation before partner discussion</w:t>
       </w:r>
     </w:p>
     <w:p>
@@ -311,47 +399,53 @@
       </w:r>
     </w:p>
     <w:p>
-      <w:pPr>
-        <w:pStyle w:val="Heading1"/>
-      </w:pPr>
-      <w:r>
-        <w:t>04. Independent transfer case</w:t>
+      <w:r>
+        <w:t>________________________________________________________________</w:t>
       </w:r>
     </w:p>
     <w:p>
-      <w:pPr>
-        <w:pStyle w:val="Heading3"/>
-      </w:pPr>
-      <w:r>
-        <w:t>Independent case: Check a new example independently</w:t>
+      <w:r>
+        <w:t>________________________________________________________________</w:t>
       </w:r>
     </w:p>
     <w:p>
-      <w:r>
-        <w:t>Use x = 3, target 2 and y = wx + b at w = 0, b = 1. With step 0.1, calculate both numerical partials. Compare with [2 times residual times x, 2 times residual].</w:t>
+      <w:pPr>
+        <w:pStyle w:val="Heading1"/>
+      </w:pPr>
+      <w:r>
+        <w:t>04. Independent transfer case</w:t>
       </w:r>
     </w:p>
     <w:p>
-      <w:pPr>
-        <w:pStyle w:val="Heading3"/>
-      </w:pPr>
-      <w:r>
-        <w:t>My independent explanation, trace and limits</w:t>
+      <w:r>
+        <w:t>Write one first attempt at the reserved independent case before feedback. Repeated copies of that case refer to the same recorded attempt.</w:t>
       </w:r>
     </w:p>
     <w:p>
-      <w:r>
-        <w:t>________________________________________________________________</w:t>
+      <w:pPr>
+        <w:pStyle w:val="Heading3"/>
+      </w:pPr>
+      <w:r>
+        <w:t>Independent case: Check a new example independently</w:t>
       </w:r>
     </w:p>
     <w:p>
-      <w:r>
-        <w:t>________________________________________________________________</w:t>
+      <w:pPr>
+        <w:spacing w:line="336" w:lineRule="auto" w:after="180"/>
+      </w:pPr>
+      <w:r>
+        <w:rPr>
+          <w:b w:val="0"/>
+        </w:rPr>
+        <w:t>Use x = 3, target 2 and y = wx + b at w = 0, b = 1. With step 0.1, calculate both numerical partials. Compare with [2 times residual times x, 2 times residual].</w:t>
       </w:r>
     </w:p>
     <w:p>
-      <w:r>
-        <w:t>________________________________________________________________</w:t>
+      <w:pPr>
+        <w:pStyle w:val="Heading3"/>
+      </w:pPr>
+      <w:r>
+        <w:t>My independent explanation, trace and limits</w:t>
       </w:r>
     </w:p>
     <w:p>
@@ -376,48 +470,84 @@
     </w:p>
     <w:p>
       <w:r>
-        <w:t>Attempt this case before feedback. Record any help. Earlier examples below are further practice; a case already practised with feedback cannot establish fresh transfer.</w:t>
+        <w:t>________________________________________________________________</w:t>
       </w:r>
     </w:p>
     <w:p>
-      <w:pPr>
-        <w:pStyle w:val="Heading1"/>
-      </w:pPr>
-      <w:r>
-        <w:t>05. W1 Recover a gradient</w:t>
+      <w:r>
+        <w:t>________________________________________________________________</w:t>
       </w:r>
     </w:p>
     <w:p>
       <w:r>
-        <w:t>For the lesson model at w = 1 and b = 1, calculate prediction, residual, loss and gradient.</w:t>
+        <w:t>________________________________________________________________</w:t>
       </w:r>
     </w:p>
     <w:p>
       <w:pPr>
-        <w:pStyle w:val="Heading3"/>
-      </w:pPr>
-      <w:r>
-        <w:t>My reasoning and evidence</w:t>
+        <w:spacing w:line="336" w:lineRule="auto" w:after="180"/>
+      </w:pPr>
+      <w:r>
+        <w:rPr>
+          <w:b w:val="0"/>
+        </w:rPr>
+        <w:t>Attempt this case before feedback. Record any help. Earlier examples below are further practice; a case already practised with feedback cannot establish fresh transfer.</w:t>
       </w:r>
     </w:p>
     <w:p>
-      <w:r>
-        <w:t>________________________________________________________________</w:t>
+      <w:pPr>
+        <w:pStyle w:val="Heading1"/>
+      </w:pPr>
+      <w:r>
+        <w:t>05. W1 Recover a gradient</w:t>
       </w:r>
     </w:p>
     <w:p>
       <w:r>
-        <w:t>________________________________________________________________</w:t>
+        <w:t>Recover a gradient. Apply the supplied Gradients with a numerical check facts and keep your reasoning.</w:t>
       </w:r>
     </w:p>
     <w:p>
-      <w:r>
-        <w:t>________________________________________________________________</w:t>
+      <w:pPr>
+        <w:spacing w:line="336" w:lineRule="auto" w:after="180"/>
+      </w:pPr>
+      <w:r>
+        <w:rPr>
+          <w:b w:val="0"/>
+        </w:rPr>
+        <w:t xml:space="preserve">For the lesson model at w = 1 and b = 1, calculate </w:t>
+      </w:r>
+      <w:r>
+        <w:rPr>
+          <w:b/>
+        </w:rPr>
+        <w:t>prediction</w:t>
+      </w:r>
+      <w:r>
+        <w:rPr>
+          <w:b w:val="0"/>
+        </w:rPr>
+        <w:t xml:space="preserve">, residual, loss and </w:t>
+      </w:r>
+      <w:r>
+        <w:rPr>
+          <w:b/>
+        </w:rPr>
+        <w:t>gradient</w:t>
+      </w:r>
+      <w:r>
+        <w:rPr>
+          <w:b w:val="0"/>
+        </w:rPr>
+        <w:t>.</w:t>
       </w:r>
     </w:p>
     <w:p>
-      <w:r>
-        <w:t>________________________________________________________________</w:t>
+      <w:pPr>
+        <w:pStyle w:val="Heading3"/>
+      </w:pPr>
+      <w:r>
+        <w:t>My reasoning and evidence</w:t>
       </w:r>
     </w:p>
     <w:p>
@@ -431,24 +561,18 @@
       </w:r>
     </w:p>
     <w:p>
-      <w:pPr>
-        <w:pStyle w:val="Heading1"/>
-      </w:pPr>
-      <w:r>
-        <w:t>06. W2 Catch a denominator error</w:t>
+      <w:r>
+        <w:t>________________________________________________________________</w:t>
       </w:r>
     </w:p>
     <w:p>
       <w:r>
-        <w:t>A w probe has losses 1.44 and 0.64 at 0.9 and 1.1 with b fixed. A learner divides their difference by 0.1. Correct the result.</w:t>
+        <w:t>________________________________________________________________</w:t>
       </w:r>
     </w:p>
     <w:p>
-      <w:pPr>
-        <w:pStyle w:val="Heading3"/>
-      </w:pPr>
-      <w:r>
-        <w:t>My reasoning and evidence</w:t>
+      <w:r>
+        <w:t>________________________________________________________________</w:t>
       </w:r>
     </w:p>
     <w:p>
@@ -457,23 +581,35 @@
       </w:r>
     </w:p>
     <w:p>
-      <w:r>
-        <w:t>________________________________________________________________</w:t>
+      <w:pPr>
+        <w:pStyle w:val="Heading1"/>
+      </w:pPr>
+      <w:r>
+        <w:t>06. W2 Catch a denominator error</w:t>
       </w:r>
     </w:p>
     <w:p>
       <w:r>
-        <w:t>________________________________________________________________</w:t>
+        <w:t>Catch a denominator error. Apply the supplied Gradients with a numerical check facts and keep your reasoning.</w:t>
       </w:r>
     </w:p>
     <w:p>
-      <w:r>
-        <w:t>________________________________________________________________</w:t>
+      <w:pPr>
+        <w:spacing w:line="336" w:lineRule="auto" w:after="180"/>
+      </w:pPr>
+      <w:r>
+        <w:rPr>
+          <w:b w:val="0"/>
+        </w:rPr>
+        <w:t>A w probe has losses 1.44 and 0.64 at 0.9 and 1.1 with b fixed. A learner divides their difference by 0.1. Correct the result.</w:t>
       </w:r>
     </w:p>
     <w:p>
-      <w:r>
-        <w:t>________________________________________________________________</w:t>
+      <w:pPr>
+        <w:pStyle w:val="Heading3"/>
+      </w:pPr>
+      <w:r>
+        <w:t>My reasoning and evidence</w:t>
       </w:r>
     </w:p>
     <w:p>
@@ -482,24 +618,18 @@
       </w:r>
     </w:p>
     <w:p>
-      <w:pPr>
-        <w:pStyle w:val="Heading1"/>
-      </w:pPr>
-      <w:r>
-        <w:t>07. W3 Separate a direction from a coordinate</w:t>
+      <w:r>
+        <w:t>________________________________________________________________</w:t>
       </w:r>
     </w:p>
     <w:p>
       <w:r>
-        <w:t>Starting at [w, b] = [1, 0], both coordinates move by plus or minus 0.1 together. Compute the symmetric slope and explain why it is not either partial derivative.</w:t>
+        <w:t>________________________________________________________________</w:t>
       </w:r>
     </w:p>
     <w:p>
-      <w:pPr>
-        <w:pStyle w:val="Heading3"/>
-      </w:pPr>
-      <w:r>
-        <w:t>My reasoning and evidence</w:t>
+      <w:r>
+        <w:t>________________________________________________________________</w:t>
       </w:r>
     </w:p>
     <w:p>
@@ -513,44 +643,62 @@
       </w:r>
     </w:p>
     <w:p>
-      <w:r>
-        <w:t>________________________________________________________________</w:t>
+      <w:pPr>
+        <w:pStyle w:val="Heading1"/>
+      </w:pPr>
+      <w:r>
+        <w:t>07. W3 Separate a direction from a coordinate</w:t>
       </w:r>
     </w:p>
     <w:p>
       <w:r>
-        <w:t>________________________________________________________________</w:t>
+        <w:t>Separate a direction from a coordinate. Apply the supplied Gradients with a numerical check facts and keep your reasoning.</w:t>
       </w:r>
     </w:p>
     <w:p>
-      <w:r>
-        <w:t>________________________________________________________________</w:t>
+      <w:pPr>
+        <w:spacing w:line="336" w:lineRule="auto" w:after="180"/>
+      </w:pPr>
+      <w:r>
+        <w:rPr>
+          <w:b w:val="0"/>
+        </w:rPr>
+        <w:t xml:space="preserve">Starting at [w, b] = [1, 0], both coordinates move by plus or minus 0.1 together. Compute the symmetric slope and explain why it is not either </w:t>
+      </w:r>
+      <w:r>
+        <w:rPr>
+          <w:b/>
+        </w:rPr>
+        <w:t>partial derivative</w:t>
+      </w:r>
+      <w:r>
+        <w:rPr>
+          <w:b w:val="0"/>
+        </w:rPr>
+        <w:t>.</w:t>
       </w:r>
     </w:p>
     <w:p>
-      <w:r>
-        <w:t>________________________________________________________________</w:t>
+      <w:pPr>
+        <w:pStyle w:val="Heading3"/>
+      </w:pPr>
+      <w:r>
+        <w:t>My reasoning and evidence</w:t>
       </w:r>
     </w:p>
     <w:p>
-      <w:pPr>
-        <w:pStyle w:val="Heading1"/>
-      </w:pPr>
-      <w:r>
-        <w:t>08. W4 Check a new example independently</w:t>
+      <w:r>
+        <w:t>________________________________________________________________</w:t>
       </w:r>
     </w:p>
     <w:p>
       <w:r>
-        <w:t>Use x = 3, target 2 and y = wx + b at w = 0, b = 1. With step 0.1, calculate both numerical partials. Compare with [2 times residual times x, 2 times residual].</w:t>
+        <w:t>________________________________________________________________</w:t>
       </w:r>
     </w:p>
     <w:p>
-      <w:pPr>
-        <w:pStyle w:val="Heading3"/>
-      </w:pPr>
-      <w:r>
-        <w:t>My reasoning and evidence</w:t>
+      <w:r>
+        <w:t>________________________________________________________________</w:t>
       </w:r>
     </w:p>
     <w:p>
@@ -569,23 +717,35 @@
       </w:r>
     </w:p>
     <w:p>
-      <w:r>
-        <w:t>________________________________________________________________</w:t>
+      <w:pPr>
+        <w:pStyle w:val="Heading1"/>
+      </w:pPr>
+      <w:r>
+        <w:t>08. W4 Check a new example independently</w:t>
       </w:r>
     </w:p>
     <w:p>
       <w:r>
-        <w:t>________________________________________________________________</w:t>
+        <w:t>Attempt before feedback. If this repeats the selected independent case, reuse that first attempt; otherwise keep a separate record. Check a new example independently. Apply the supplied Gradients with a numerical check facts and keep your reasoning.</w:t>
       </w:r>
     </w:p>
     <w:p>
-      <w:r>
-        <w:t>________________________________________________________________</w:t>
+      <w:pPr>
+        <w:spacing w:line="336" w:lineRule="auto" w:after="180"/>
+      </w:pPr>
+      <w:r>
+        <w:rPr>
+          <w:b w:val="0"/>
+        </w:rPr>
+        <w:t>Use x = 3, target 2 and y = wx + b at w = 0, b = 1. With step 0.1, calculate both numerical partials. Compare with [2 times residual times x, 2 times residual].</w:t>
       </w:r>
     </w:p>
     <w:p>
-      <w:r>
-        <w:t>________________________________________________________________</w:t>
+      <w:pPr>
+        <w:pStyle w:val="Heading3"/>
+      </w:pPr>
+      <w:r>
+        <w:t>My reasoning and evidence</w:t>
       </w:r>
     </w:p>
     <w:p>
@@ -594,24 +754,18 @@
       </w:r>
     </w:p>
     <w:p>
-      <w:pPr>
-        <w:pStyle w:val="Heading1"/>
-      </w:pPr>
-      <w:r>
-        <w:t>09. W5 Recognise a corner</w:t>
+      <w:r>
+        <w:t>________________________________________________________________</w:t>
       </w:r>
     </w:p>
     <w:p>
       <w:r>
-        <w:t>Compute the symmetric difference of ReLU at zero with step 0.1. Explain why this does not prove a derivative exists there.</w:t>
+        <w:t>________________________________________________________________</w:t>
       </w:r>
     </w:p>
     <w:p>
-      <w:pPr>
-        <w:pStyle w:val="Heading3"/>
-      </w:pPr>
-      <w:r>
-        <w:t>My reasoning and evidence</w:t>
+      <w:r>
+        <w:t>________________________________________________________________</w:t>
       </w:r>
     </w:p>
     <w:p>
@@ -635,34 +789,40 @@
       </w:r>
     </w:p>
     <w:p>
-      <w:r>
-        <w:t>________________________________________________________________</w:t>
+      <w:pPr>
+        <w:pStyle w:val="Heading1"/>
+      </w:pPr>
+      <w:r>
+        <w:t>09. W5 Recognise a corner</w:t>
       </w:r>
     </w:p>
     <w:p>
       <w:r>
-        <w:t>________________________________________________________________</w:t>
+        <w:t>Recognise a corner. Apply the supplied Gradients with a numerical check facts and keep your reasoning.</w:t>
       </w:r>
     </w:p>
     <w:p>
       <w:pPr>
-        <w:pStyle w:val="Heading1"/>
-      </w:pPr>
-      <w:r>
-        <w:t>10. Project checkpoint and reflection</w:t>
+        <w:spacing w:line="336" w:lineRule="auto" w:after="180"/>
+      </w:pPr>
+      <w:r>
+        <w:rPr>
+          <w:b w:val="0"/>
+        </w:rPr>
+        <w:t>Compute the symmetric difference of ReLU at zero with step 0.1. Explain why this does not prove a derivative exists there.</w:t>
       </w:r>
     </w:p>
     <w:p>
-      <w:r>
-        <w:t>Add a labelled gradients with a numerical check evidence sheet to Image-pattern Network Investigation. Show how you can estimate one partial derivative while other parameters stay fixed. Use the supplied fictional case and keep its inputs, intermediate steps, calculation or prediction, and limitation. Connect this record to last week’s record; a matching answer without a trace is insufficient.</w:t>
+      <w:pPr>
+        <w:pStyle w:val="Heading3"/>
+      </w:pPr>
+      <w:r>
+        <w:t>My reasoning and evidence</w:t>
       </w:r>
     </w:p>
     <w:p>
-      <w:pPr>
-        <w:pStyle w:val="Heading3"/>
-      </w:pPr>
-      <w:r>
-        <w:t>My project change, supporting evidence and remaining limit</w:t>
+      <w:r>
+        <w:t>________________________________________________________________</w:t>
       </w:r>
     </w:p>
     <w:p>
@@ -691,16 +851,149 @@
       </w:r>
     </w:p>
     <w:p>
-      <w:r>
-        <w:t>________________________________________________________________</w:t>
+      <w:pPr>
+        <w:pStyle w:val="Heading1"/>
+      </w:pPr>
+      <w:r>
+        <w:t>10. Project checkpoint and reflection</w:t>
       </w:r>
     </w:p>
     <w:p>
+      <w:r>
+        <w:t>Connect Gradients with a numerical check to Image-pattern Network Investigation, identify a limit and choose the next useful test.</w:t>
+      </w:r>
+    </w:p>
+    <w:p>
+      <w:pPr>
+        <w:spacing w:line="336" w:lineRule="auto" w:after="180"/>
+      </w:pPr>
+      <w:r>
+        <w:rPr>
+          <w:b w:val="0"/>
+        </w:rPr>
+        <w:t xml:space="preserve">Add a labelled </w:t>
+      </w:r>
+      <w:r>
+        <w:rPr>
+          <w:b/>
+        </w:rPr>
+        <w:t>gradient</w:t>
+      </w:r>
+      <w:r>
+        <w:rPr>
+          <w:b w:val="0"/>
+        </w:rPr>
+        <w:t xml:space="preserve">s with a numerical check </w:t>
+      </w:r>
+      <w:r>
+        <w:rPr>
+          <w:b/>
+        </w:rPr>
+        <w:t>evidence</w:t>
+      </w:r>
+      <w:r>
+        <w:rPr>
+          <w:b w:val="0"/>
+        </w:rPr>
+        <w:t xml:space="preserve"> sheet to Image-pattern Network Investigation. Show how you can estimate one </w:t>
+      </w:r>
+      <w:r>
+        <w:rPr>
+          <w:b/>
+        </w:rPr>
+        <w:t>partial derivative</w:t>
+      </w:r>
+      <w:r>
+        <w:rPr>
+          <w:b w:val="0"/>
+        </w:rPr>
+        <w:t xml:space="preserve"> while other parameters stay fixed.</w:t>
+      </w:r>
+    </w:p>
+    <w:p>
+      <w:pPr>
+        <w:spacing w:line="336" w:lineRule="auto" w:after="180"/>
+      </w:pPr>
+      <w:r>
+        <w:rPr>
+          <w:b w:val="0"/>
+        </w:rPr>
+        <w:t xml:space="preserve">Use the supplied fictional case and keep its </w:t>
+      </w:r>
+      <w:r>
+        <w:rPr>
+          <w:b/>
+        </w:rPr>
+        <w:t>input</w:t>
+      </w:r>
+      <w:r>
+        <w:rPr>
+          <w:b w:val="0"/>
+        </w:rPr>
+        <w:t xml:space="preserve">s, intermediate steps, calculation or </w:t>
+      </w:r>
+      <w:r>
+        <w:rPr>
+          <w:b/>
+        </w:rPr>
+        <w:t>prediction</w:t>
+      </w:r>
+      <w:r>
+        <w:rPr>
+          <w:b w:val="0"/>
+        </w:rPr>
+        <w:t>, and limitation. Connect this record to last week’s record; a matching answer without a trace is insufficient.</w:t>
+      </w:r>
+    </w:p>
+    <w:p>
+      <w:pPr>
+        <w:pStyle w:val="Heading3"/>
+      </w:pPr>
+      <w:r>
+        <w:t>My project change, supporting evidence and remaining limit</w:t>
+      </w:r>
+    </w:p>
+    <w:p>
+      <w:r>
+        <w:t>________________________________________________________________</w:t>
+      </w:r>
+    </w:p>
+    <w:p>
+      <w:r>
+        <w:t>________________________________________________________________</w:t>
+      </w:r>
+    </w:p>
+    <w:p>
+      <w:r>
+        <w:t>________________________________________________________________</w:t>
+      </w:r>
+    </w:p>
+    <w:p>
+      <w:r>
+        <w:t>________________________________________________________________</w:t>
+      </w:r>
+    </w:p>
+    <w:p>
+      <w:r>
+        <w:t>________________________________________________________________</w:t>
+      </w:r>
+    </w:p>
+    <w:p>
+      <w:r>
+        <w:t>________________________________________________________________</w:t>
+      </w:r>
+    </w:p>
+    <w:p>
       <w:pPr>
         <w:pStyle w:val="Heading1"/>
       </w:pPr>
       <w:r>
         <w:t>11. Feedback, return check and learning record</w:t>
+      </w:r>
+    </w:p>
+    <w:p>
+      <w:r>
+        <w:t>Record the first repaired step and a different case to revisit after a delay.</w:t>
       </w:r>
     </w:p>
     <w:tbl>
@@ -840,7 +1133,13 @@
       </w:tr>
     </w:tbl>
     <w:p>
-      <w:r>
+      <w:pPr>
+        <w:spacing w:line="336" w:lineRule="auto" w:after="180"/>
+      </w:pPr>
+      <w:r>
+        <w:rPr>
+          <w:b w:val="0"/>
+        </w:rPr>
         <w:t>Revisit this idea with your teacher after a delay. Familiarity is different from explaining and using it on a changed case.</w:t>
       </w:r>
     </w:p>
@@ -854,17 +1153,64 @@
     </w:p>
     <w:p>
       <w:r>
-        <w:t>Check each coordinate of a gradient while holding the other parameter fixed.</w:t>
+        <w:t>Check each coordinate of a gradient while holding the other parameter fixed. Explain the labelled step before checking the changed condition.</w:t>
       </w:r>
     </w:p>
     <w:p>
-      <w:r>
-        <w:t>Model y=2w+b, target 3. At [w, b]=[1, 0], y = 2, residual y-target=-1; loss is residual².</w:t>
+      <w:pPr>
+        <w:spacing w:line="336" w:lineRule="auto" w:after="180"/>
+      </w:pPr>
+      <w:r>
+        <w:rPr>
+          <w:b w:val="0"/>
+        </w:rPr>
+        <w:t xml:space="preserve">Check each coordinate of a </w:t>
+      </w:r>
+      <w:r>
+        <w:rPr>
+          <w:b/>
+        </w:rPr>
+        <w:t>gradient</w:t>
+      </w:r>
+      <w:r>
+        <w:rPr>
+          <w:b w:val="0"/>
+        </w:rPr>
+        <w:t xml:space="preserve"> while holding the other parameter fixed.</w:t>
       </w:r>
     </w:p>
     <w:p>
-      <w:r>
-        <w:t>All inputs and outcomes in this worked example are invented classroom data; no real model run is claimed.</w:t>
+      <w:pPr>
+        <w:spacing w:line="336" w:lineRule="auto" w:after="180"/>
+      </w:pPr>
+      <w:r>
+        <w:rPr>
+          <w:b w:val="0"/>
+        </w:rPr>
+        <w:t>Model y=2w+b, target 3. At [w, b]=[1, 0], y = 2, residual y-target=-1; loss is residual².</w:t>
+      </w:r>
+    </w:p>
+    <w:p>
+      <w:pPr>
+        <w:spacing w:line="336" w:lineRule="auto" w:after="180"/>
+      </w:pPr>
+      <w:r>
+        <w:rPr>
+          <w:b w:val="0"/>
+        </w:rPr>
+        <w:t xml:space="preserve">All </w:t>
+      </w:r>
+      <w:r>
+        <w:rPr>
+          <w:b/>
+        </w:rPr>
+        <w:t>input</w:t>
+      </w:r>
+      <w:r>
+        <w:rPr>
+          <w:b w:val="0"/>
+        </w:rPr>
+        <w:t>s and outcomes in this worked example are invented classroom data; no real model run is claimed.</w:t>
       </w:r>
     </w:p>
     <w:p>
@@ -904,8 +1250,26 @@
       </w:r>
     </w:p>
     <w:p>
-      <w:r>
-        <w:t>Why should the numerical checks perturb one coordinate at a time? Point to the relevant step in the picture, then write the changed result and the rule or evidence that supports it.</w:t>
+      <w:pPr>
+        <w:spacing w:line="336" w:lineRule="auto" w:after="180"/>
+      </w:pPr>
+      <w:r>
+        <w:rPr>
+          <w:b w:val="0"/>
+        </w:rPr>
+        <w:t xml:space="preserve">Why should the numerical checks perturb one coordinate at a time? Point to the relevant step in the picture, then write the changed result and the rule or </w:t>
+      </w:r>
+      <w:r>
+        <w:rPr>
+          <w:b/>
+        </w:rPr>
+        <w:t>evidence</w:t>
+      </w:r>
+      <w:r>
+        <w:rPr>
+          <w:b w:val="0"/>
+        </w:rPr>
+        <w:t xml:space="preserve"> that supports it.</w:t>
       </w:r>
     </w:p>
     <w:p>
@@ -947,36 +1311,162 @@
       </w:r>
     </w:p>
     <w:p>
-      <w:r>
-        <w:t>Support used: alone / hint / worked example. This record is practice evidence.</w:t>
+      <w:pPr>
+        <w:pStyle w:val="Heading3"/>
+      </w:pPr>
+      <w:r>
+        <w:t>Record the help used</w:t>
       </w:r>
     </w:p>
     <w:p>
-      <w:r>
-        <w:t>Project connection: For your Image-pattern Network Investigation, save the input, procedure, observed result and limitation of this check. Label this worked example as practice; use a different, previously unreviewed case when checking independent understanding.</w:t>
+      <w:pPr>
+        <w:spacing w:line="336" w:lineRule="auto" w:after="180"/>
+        <w:shd w:fill="F1F6F8"/>
+      </w:pPr>
+      <w:r>
+        <w:rPr>
+          <w:b w:val="0"/>
+        </w:rPr>
+        <w:t xml:space="preserve">Support used: alone / hint / worked example. This record is practice </w:t>
+      </w:r>
+      <w:r>
+        <w:rPr>
+          <w:b/>
+        </w:rPr>
+        <w:t>evidence</w:t>
+      </w:r>
+      <w:r>
+        <w:rPr>
+          <w:b w:val="0"/>
+        </w:rPr>
+        <w:t>.</w:t>
       </w:r>
     </w:p>
     <w:p>
       <w:pPr>
-        <w:pStyle w:val="Heading1"/>
-      </w:pPr>
-      <w:r>
-        <w:t>13. Project portfolio milestone</w:t>
+        <w:spacing w:line="336" w:lineRule="auto" w:after="180"/>
+      </w:pPr>
+      <w:r>
+        <w:rPr>
+          <w:b w:val="0"/>
+        </w:rPr>
+        <w:t xml:space="preserve">Project connection: For your Image-pattern Network Investigation, save the </w:t>
+      </w:r>
+      <w:r>
+        <w:rPr>
+          <w:b/>
+        </w:rPr>
+        <w:t>input</w:t>
+      </w:r>
+      <w:r>
+        <w:rPr>
+          <w:b w:val="0"/>
+        </w:rPr>
+        <w:t>, procedure, observed result and limitation of this check.</w:t>
       </w:r>
     </w:p>
     <w:p>
-      <w:r>
-        <w:t>Project: Image-pattern Network Investigation</w:t>
+      <w:pPr>
+        <w:spacing w:line="336" w:lineRule="auto" w:after="180"/>
+      </w:pPr>
+      <w:r>
+        <w:rPr>
+          <w:b w:val="0"/>
+        </w:rPr>
+        <w:t>Label this worked example as practice; use a different, previously unreviewed case when checking independent understanding.</w:t>
       </w:r>
     </w:p>
     <w:p>
-      <w:r>
-        <w:t>Current milestone: Make a transparent first version. Keep a trace of how one input becomes an output; explain the rule or learned component.</w:t>
+      <w:pPr>
+        <w:pStyle w:val="Heading1"/>
+      </w:pPr>
+      <w:r>
+        <w:t>13. Project portfolio milestone</w:t>
       </w:r>
     </w:p>
     <w:p>
       <w:r>
-        <w:t>For your Image-pattern Network Investigation, save the input, procedure, observed result and limitation of this check. Label this worked example as practice; use a different, previously unreviewed case when checking independent understanding.</w:t>
+        <w:t>Keep this week’s input, deciding step, result and limit together in the Image-pattern Network Investigation record.</w:t>
+      </w:r>
+    </w:p>
+    <w:p>
+      <w:pPr>
+        <w:spacing w:line="336" w:lineRule="auto" w:after="180"/>
+      </w:pPr>
+      <w:r>
+        <w:rPr>
+          <w:b w:val="0"/>
+        </w:rPr>
+        <w:t>Project: Image-pattern Network Investigation</w:t>
+      </w:r>
+    </w:p>
+    <w:p>
+      <w:pPr>
+        <w:spacing w:line="336" w:lineRule="auto" w:after="180"/>
+      </w:pPr>
+      <w:r>
+        <w:rPr>
+          <w:b w:val="0"/>
+        </w:rPr>
+        <w:t xml:space="preserve">Current milestone: Make a transparent first version. Keep a trace of how one </w:t>
+      </w:r>
+      <w:r>
+        <w:rPr>
+          <w:b/>
+        </w:rPr>
+        <w:t>input</w:t>
+      </w:r>
+      <w:r>
+        <w:rPr>
+          <w:b w:val="0"/>
+        </w:rPr>
+        <w:t xml:space="preserve"> becomes an </w:t>
+      </w:r>
+      <w:r>
+        <w:rPr>
+          <w:b/>
+        </w:rPr>
+        <w:t>output</w:t>
+      </w:r>
+      <w:r>
+        <w:rPr>
+          <w:b w:val="0"/>
+        </w:rPr>
+        <w:t>; explain the rule or learned component.</w:t>
+      </w:r>
+    </w:p>
+    <w:p>
+      <w:pPr>
+        <w:spacing w:line="336" w:lineRule="auto" w:after="180"/>
+      </w:pPr>
+      <w:r>
+        <w:rPr>
+          <w:b w:val="0"/>
+        </w:rPr>
+        <w:t xml:space="preserve">For your Image-pattern Network Investigation, save the </w:t>
+      </w:r>
+      <w:r>
+        <w:rPr>
+          <w:b/>
+        </w:rPr>
+        <w:t>input</w:t>
+      </w:r>
+      <w:r>
+        <w:rPr>
+          <w:b w:val="0"/>
+        </w:rPr>
+        <w:t>, procedure, observed result and limitation of this check.</w:t>
+      </w:r>
+    </w:p>
+    <w:p>
+      <w:pPr>
+        <w:spacing w:line="336" w:lineRule="auto" w:after="180"/>
+      </w:pPr>
+      <w:r>
+        <w:rPr>
+          <w:b w:val="0"/>
+        </w:rPr>
+        <w:t>Label this worked example as practice; use a different, previously unreviewed case when checking independent understanding.</w:t>
       </w:r>
     </w:p>
     <w:tbl>
@@ -1138,53 +1628,104 @@
     </w:p>
     <w:p>
       <w:r>
-        <w:t>Use this supported practice once, in the browser or on paper. Keep the reserved independent assessment for a separate first attempt before teacher feedback.</w:t>
+        <w:t>Try the supported questions before comparing with hints and feedback. Record what you repaired and the evidence you retained.</w:t>
       </w:r>
     </w:p>
     <w:p>
-      <w:r>
-        <w:t>Check each coordinate of a gradient while holding the other parameter fixed.</w:t>
+      <w:pPr>
+        <w:spacing w:line="336" w:lineRule="auto" w:after="180"/>
+      </w:pPr>
+      <w:r>
+        <w:rPr>
+          <w:b w:val="0"/>
+        </w:rPr>
+        <w:t>Use this supported practice once, in the browser or on paper. Keep the reserved independent assessment for a separate first attempt before teacher feedback.</w:t>
       </w:r>
     </w:p>
     <w:p>
       <w:pPr>
-        <w:pStyle w:val="Heading3"/>
-      </w:pPr>
-      <w:r>
-        <w:t>Practice 1: explain the deciding evidence</w:t>
+        <w:spacing w:line="336" w:lineRule="auto" w:after="180"/>
+      </w:pPr>
+      <w:r>
+        <w:rPr>
+          <w:b w:val="0"/>
+        </w:rPr>
+        <w:t xml:space="preserve">Check each coordinate of a </w:t>
+      </w:r>
+      <w:r>
+        <w:rPr>
+          <w:b/>
+        </w:rPr>
+        <w:t>gradient</w:t>
+      </w:r>
+      <w:r>
+        <w:rPr>
+          <w:b w:val="0"/>
+        </w:rPr>
+        <w:t xml:space="preserve"> while holding the other parameter fixed.</w:t>
       </w:r>
     </w:p>
     <w:p>
-      <w:r>
-        <w:t>Which labelled step matches this detail? With step 0.1: w losses 0.64, 1.44 give -4; b losses 0.81, 1.21 give -2.</w:t>
+      <w:pPr>
+        <w:pStyle w:val="Heading3"/>
+      </w:pPr>
+      <w:r>
+        <w:t>Practice 1: explain the deciding evidence</w:t>
       </w:r>
     </w:p>
     <w:p>
-      <w:r>
-        <w:t>1. Numerical check</w:t>
+      <w:pPr>
+        <w:spacing w:line="336" w:lineRule="auto" w:after="180"/>
+      </w:pPr>
+      <w:r>
+        <w:rPr>
+          <w:b w:val="0"/>
+        </w:rPr>
+        <w:t>Which labelled step matches this detail? With step 0.1: w losses 0.64, 1.44 give -4; b losses 0.81, 1.21 give -2.</w:t>
       </w:r>
     </w:p>
     <w:p>
-      <w:r>
-        <w:t>2. Check b direction</w:t>
+      <w:pPr>
+        <w:spacing w:line="336" w:lineRule="auto" w:after="180"/>
+        <w:shd w:fill="F4F9FC"/>
+      </w:pPr>
+      <w:r>
+        <w:rPr>
+          <w:b w:val="0"/>
+        </w:rPr>
+        <w:t>1. Numerical check</w:t>
       </w:r>
     </w:p>
     <w:p>
-      <w:r>
-        <w:t>3. Check w direction</w:t>
+      <w:pPr>
+        <w:spacing w:line="336" w:lineRule="auto" w:after="180"/>
+        <w:shd w:fill="F4F9FC"/>
+      </w:pPr>
+      <w:r>
+        <w:rPr>
+          <w:b w:val="0"/>
+        </w:rPr>
+        <w:t>2. Check b direction</w:t>
       </w:r>
     </w:p>
     <w:p>
       <w:pPr>
-        <w:pStyle w:val="Heading3"/>
-      </w:pPr>
-      <w:r>
-        <w:t>My selected conclusion, deciding fact and explanation</w:t>
+        <w:spacing w:line="336" w:lineRule="auto" w:after="180"/>
+        <w:shd w:fill="F4F9FC"/>
+      </w:pPr>
+      <w:r>
+        <w:rPr>
+          <w:b w:val="0"/>
+        </w:rPr>
+        <w:t>3. Check w direction</w:t>
       </w:r>
     </w:p>
     <w:p>
-      <w:r>
-        <w:t>________________________________________________________________</w:t>
+      <w:pPr>
+        <w:pStyle w:val="Heading3"/>
+      </w:pPr>
+      <w:r>
+        <w:t>My selected conclusion, deciding fact and explanation</w:t>
       </w:r>
     </w:p>
     <w:p>
@@ -1209,40 +1750,95 @@
     </w:p>
     <w:p>
       <w:r>
-        <w:t>Hint if needed: Read the steps in the pictorial case. Match the supplied detail to the stage that performs or records it.</w:t>
+        <w:t>________________________________________________________________</w:t>
       </w:r>
     </w:p>
     <w:p>
-      <w:r>
-        <w:t>After your attempt, compare with the supported explanation: Numerical check With step 0.1: w losses 0.64, 1.44 give -4; b losses 0.81, 1.21 give -2. A gradient lists the slope for each parameter, in a declared order. Changing w by a small amount changes the prediction twice as much as changing b by the same amount. That explains the different derivative magnitudes. Perturb one coordinate while holding the other fixed, then compare the numerical slope with its analytic counterpart.</w:t>
+      <w:pPr>
+        <w:pStyle w:val="Heading3"/>
+      </w:pPr>
+      <w:r>
+        <w:t>Hint · try first</w:t>
       </w:r>
     </w:p>
     <w:p>
       <w:pPr>
-        <w:pStyle w:val="Heading3"/>
-      </w:pPr>
-      <w:r>
-        <w:t>Practice 2: explain the deciding evidence</w:t>
+        <w:spacing w:line="336" w:lineRule="auto" w:after="180"/>
+        <w:shd w:fill="F1F6F8"/>
+      </w:pPr>
+      <w:r>
+        <w:rPr>
+          <w:b w:val="0"/>
+        </w:rPr>
+        <w:t>Hint if needed: Read the steps in the pictorial case. Match the supplied detail to the stage that performs or records it.</w:t>
       </w:r>
     </w:p>
     <w:p>
-      <w:r>
-        <w:t>Changed-case practice: Swap the two gradient components in the program output. Which conclusion is supported by the supplied facts?</w:t>
+      <w:pPr>
+        <w:pStyle w:val="Heading3"/>
+      </w:pPr>
+      <w:r>
+        <w:t>Feedback · compare after trying</w:t>
       </w:r>
     </w:p>
     <w:p>
-      <w:r>
-        <w:t>1. This one example guarantees correct results for every future input.</w:t>
+      <w:pPr>
+        <w:spacing w:line="336" w:lineRule="auto" w:after="180"/>
+        <w:shd w:fill="F1F6FC"/>
+      </w:pPr>
+      <w:r>
+        <w:rPr>
+          <w:b w:val="0"/>
+        </w:rPr>
+        <w:t xml:space="preserve">After your attempt, compare with the supported explanation: Numerical check With step 0.1: w losses 0.64, 1.44 give -4; b losses 0.81, 1.21 give -2. A </w:t>
+      </w:r>
+      <w:r>
+        <w:rPr>
+          <w:b/>
+        </w:rPr>
+        <w:t>gradient</w:t>
+      </w:r>
+      <w:r>
+        <w:rPr>
+          <w:b w:val="0"/>
+        </w:rPr>
+        <w:t xml:space="preserve"> lists the slope for each parameter, in a declared order.</w:t>
       </w:r>
     </w:p>
     <w:p>
-      <w:r>
-        <w:t>2. The coordinate-wise numerical check exposes the mismatch.</w:t>
+      <w:pPr>
+        <w:spacing w:line="336" w:lineRule="auto" w:after="180"/>
+        <w:shd w:fill="F1F6FC"/>
+      </w:pPr>
+      <w:r>
+        <w:rPr>
+          <w:b w:val="0"/>
+        </w:rPr>
+        <w:t xml:space="preserve">Changing w by a small amount changes the </w:t>
+      </w:r>
+      <w:r>
+        <w:rPr>
+          <w:b/>
+        </w:rPr>
+        <w:t>prediction</w:t>
+      </w:r>
+      <w:r>
+        <w:rPr>
+          <w:b w:val="0"/>
+        </w:rPr>
+        <w:t xml:space="preserve"> twice as much as changing b by the same amount. That explains the different derivative magnitudes.</w:t>
       </w:r>
     </w:p>
     <w:p>
-      <w:r>
-        <w:t>3. We can decide the result without examining the changed input or the procedure.</w:t>
+      <w:pPr>
+        <w:spacing w:line="336" w:lineRule="auto" w:after="180"/>
+        <w:shd w:fill="F1F6FC"/>
+      </w:pPr>
+      <w:r>
+        <w:rPr>
+          <w:b w:val="0"/>
+        </w:rPr>
+        <w:t>Perturb one coordinate while holding the other fixed, then compare the numerical slope with its analytic counterpart.</w:t>
       </w:r>
     </w:p>
     <w:p>
@@ -1250,65 +1846,144 @@
         <w:pStyle w:val="Heading3"/>
       </w:pPr>
       <w:r>
-        <w:t>My selected conclusion, deciding fact and explanation</w:t>
+        <w:t>Practice 2: explain the deciding evidence</w:t>
       </w:r>
     </w:p>
     <w:p>
-      <w:r>
-        <w:t>________________________________________________________________</w:t>
+      <w:pPr>
+        <w:pStyle w:val="Heading3"/>
+      </w:pPr>
+      <w:r>
+        <w:t>Changed case · predict first</w:t>
       </w:r>
     </w:p>
     <w:p>
-      <w:r>
-        <w:t>________________________________________________________________</w:t>
+      <w:pPr>
+        <w:spacing w:line="336" w:lineRule="auto" w:after="180"/>
+        <w:shd w:fill="F5F1FB"/>
+      </w:pPr>
+      <w:r>
+        <w:rPr>
+          <w:b w:val="0"/>
+        </w:rPr>
+        <w:t xml:space="preserve">Changed-case practice: Swap the two </w:t>
+      </w:r>
+      <w:r>
+        <w:rPr>
+          <w:b/>
+        </w:rPr>
+        <w:t>gradient</w:t>
+      </w:r>
+      <w:r>
+        <w:rPr>
+          <w:b w:val="0"/>
+        </w:rPr>
+        <w:t xml:space="preserve"> components in the program </w:t>
+      </w:r>
+      <w:r>
+        <w:rPr>
+          <w:b/>
+        </w:rPr>
+        <w:t>output</w:t>
+      </w:r>
+      <w:r>
+        <w:rPr>
+          <w:b w:val="0"/>
+        </w:rPr>
+        <w:t>. Which conclusion is supported by the supplied facts?</w:t>
       </w:r>
     </w:p>
     <w:p>
-      <w:r>
-        <w:t>________________________________________________________________</w:t>
+      <w:pPr>
+        <w:spacing w:line="336" w:lineRule="auto" w:after="180"/>
+        <w:shd w:fill="F4F9FC"/>
+      </w:pPr>
+      <w:r>
+        <w:rPr>
+          <w:b w:val="0"/>
+        </w:rPr>
+        <w:t xml:space="preserve">1. This one example guarantees correct results for every future </w:t>
+      </w:r>
+      <w:r>
+        <w:rPr>
+          <w:b/>
+        </w:rPr>
+        <w:t>input</w:t>
+      </w:r>
+      <w:r>
+        <w:rPr>
+          <w:b w:val="0"/>
+        </w:rPr>
+        <w:t>.</w:t>
       </w:r>
     </w:p>
     <w:p>
-      <w:r>
-        <w:t>________________________________________________________________</w:t>
+      <w:pPr>
+        <w:spacing w:line="336" w:lineRule="auto" w:after="180"/>
+        <w:shd w:fill="F4F9FC"/>
+      </w:pPr>
+      <w:r>
+        <w:rPr>
+          <w:b w:val="0"/>
+        </w:rPr>
+        <w:t>2. The coordinate-wise numerical check exposes the mismatch.</w:t>
       </w:r>
     </w:p>
     <w:p>
-      <w:r>
-        <w:t>________________________________________________________________</w:t>
+      <w:pPr>
+        <w:spacing w:line="336" w:lineRule="auto" w:after="180"/>
+        <w:shd w:fill="F4F9FC"/>
+      </w:pPr>
+      <w:r>
+        <w:rPr>
+          <w:b w:val="0"/>
+        </w:rPr>
+        <w:t xml:space="preserve">3. We can decide the result without examining the changed </w:t>
+      </w:r>
+      <w:r>
+        <w:rPr>
+          <w:b/>
+        </w:rPr>
+        <w:t>input</w:t>
+      </w:r>
+      <w:r>
+        <w:rPr>
+          <w:b w:val="0"/>
+        </w:rPr>
+        <w:t xml:space="preserve"> or the procedure.</w:t>
       </w:r>
     </w:p>
     <w:p>
-      <w:r>
-        <w:t>Hint if needed: Use the changed condition and the deciding step in the pictorial trace. The answer must say what follows from those facts.</w:t>
+      <w:pPr>
+        <w:pStyle w:val="Heading3"/>
+      </w:pPr>
+      <w:r>
+        <w:t>My selected conclusion, deciding fact and explanation</w:t>
       </w:r>
     </w:p>
     <w:p>
       <w:r>
-        <w:t>After your attempt, compare with the supported explanation: The coordinate-wise numerical check exposes the mismatch. The w perturbation changes y twice as strongly as the same b perturbation.</w:t>
+        <w:t>________________________________________________________________</w:t>
       </w:r>
     </w:p>
     <w:p>
-      <w:pPr>
-        <w:pStyle w:val="Heading3"/>
-      </w:pPr>
-      <w:r>
-        <w:t>Repair a missing building block</w:t>
+      <w:r>
+        <w:t>________________________________________________________________</w:t>
       </w:r>
     </w:p>
     <w:p>
       <w:r>
-        <w:t>Review Slopes and local change (ai-5/9). Goal: Calculate an average rate of change over a stated interval. Short practice: Which calculation disproves “any increase helps”? Point to the relevant step in the picture, then write the changed result and the rule or evidence that supports it.. Return to this week and explain what you changed.</w:t>
+        <w:t>________________________________________________________________</w:t>
       </w:r>
     </w:p>
     <w:p>
       <w:r>
-        <w:t>Review Parameters and architecture (ai-5/7). Goal: Distinguish architectural choices from parameter values. Short practice: How many new parameters did that one hidden unit add? Point to the relevant step in the picture, then write the changed result and the rule or evidence that supports it.. Return to this week and explain what you changed.</w:t>
+        <w:t>________________________________________________________________</w:t>
       </w:r>
     </w:p>
     <w:p>
       <w:r>
-        <w:t>Review Activation functions (ai-5/4). Goal: Trace identity ReLU and sigmoid on a numerical score. Short practice: Which original inputs cannot be distinguished by this network’s final output? Point to the relevant step in the picture, then write the changed result and the rule or evidence that supports it.. Return to this week and explain what you changed.</w:t>
+        <w:t>________________________________________________________________</w:t>
       </w:r>
     </w:p>
     <w:p>
@@ -1316,12 +1991,19 @@
         <w:pStyle w:val="Heading3"/>
       </w:pPr>
       <w:r>
-        <w:t>Predict, run and debug</w:t>
+        <w:t>Hint · try first</w:t>
       </w:r>
     </w:p>
     <w:p>
-      <w:r>
-        <w:t>The browser lab lets you edit the supported Python examples already included in this lesson. Predict first, run, inspect the actual output or error, change one input, then run again. Keep code, predictions, actual results and a reasoned revision together. On paper, label your result as a trace rather than an execution.</w:t>
+      <w:pPr>
+        <w:spacing w:line="336" w:lineRule="auto" w:after="180"/>
+        <w:shd w:fill="F1F6F8"/>
+      </w:pPr>
+      <w:r>
+        <w:rPr>
+          <w:b w:val="0"/>
+        </w:rPr>
+        <w:t>Hint if needed: Use the changed condition and the deciding step in the pictorial trace. The answer must say what follows from those facts.</w:t>
       </w:r>
     </w:p>
     <w:p>
@@ -1329,12 +2011,19 @@
         <w:pStyle w:val="Heading3"/>
       </w:pPr>
       <w:r>
-        <w:t>Keep your completed work</w:t>
+        <w:t>Feedback · compare after trying</w:t>
       </w:r>
     </w:p>
     <w:p>
-      <w:r>
-        <w:t>Use Download completed work in the hosted lesson to export your answers, reflections, practice feedback and code-run evidence. Open the HTML copy to read or print it. Drafts stay in this browser when storage is available; clear drafts on a shared device.</w:t>
+      <w:pPr>
+        <w:spacing w:line="336" w:lineRule="auto" w:after="180"/>
+        <w:shd w:fill="F1F6FC"/>
+      </w:pPr>
+      <w:r>
+        <w:rPr>
+          <w:b w:val="0"/>
+        </w:rPr>
+        <w:t>After your attempt, compare with the supported explanation: The coordinate-wise numerical check exposes the mismatch. The w perturbation changes y twice as strongly as the same b perturbation.</w:t>
       </w:r>
     </w:p>
     <w:p>
@@ -1342,12 +2031,1059 @@
         <w:pStyle w:val="Heading3"/>
       </w:pPr>
       <w:r>
-        <w:t>What I repaired, the evidence I kept and the next test</w:t>
+        <w:t>Repair a missing building block</w:t>
       </w:r>
     </w:p>
     <w:p>
+      <w:pPr>
+        <w:spacing w:line="336" w:lineRule="auto" w:after="180"/>
+      </w:pPr>
+      <w:r>
+        <w:rPr>
+          <w:b w:val="0"/>
+        </w:rPr>
+        <w:t>Review Slopes and local change (ai-5/9). Goal: Calculate an average rate of change over a stated interval. Short practice: Which calculation disproves “any increase helps”?</w:t>
+      </w:r>
+    </w:p>
+    <w:p>
+      <w:pPr>
+        <w:spacing w:line="336" w:lineRule="auto" w:after="180"/>
+      </w:pPr>
+      <w:r>
+        <w:rPr>
+          <w:b w:val="0"/>
+        </w:rPr>
+        <w:t xml:space="preserve">Point to the relevant step in the picture, then write the changed result and the rule or </w:t>
+      </w:r>
+      <w:r>
+        <w:rPr>
+          <w:b/>
+        </w:rPr>
+        <w:t>evidence</w:t>
+      </w:r>
+      <w:r>
+        <w:rPr>
+          <w:b w:val="0"/>
+        </w:rPr>
+        <w:t xml:space="preserve"> that supports it.. Return to this week and explain what you changed.</w:t>
+      </w:r>
+    </w:p>
+    <w:p>
+      <w:pPr>
+        <w:spacing w:line="336" w:lineRule="auto" w:after="180"/>
+      </w:pPr>
+      <w:r>
+        <w:rPr>
+          <w:b w:val="0"/>
+        </w:rPr>
+        <w:t>Review Parameters and architecture (ai-5/7). Goal: Distinguish architectural choices from parameter values. Short practice: How many new parameters did that one hidden unit add?</w:t>
+      </w:r>
+    </w:p>
+    <w:p>
+      <w:pPr>
+        <w:spacing w:line="336" w:lineRule="auto" w:after="180"/>
+      </w:pPr>
+      <w:r>
+        <w:rPr>
+          <w:b w:val="0"/>
+        </w:rPr>
+        <w:t xml:space="preserve">Point to the relevant step in the picture, then write the changed result and the rule or </w:t>
+      </w:r>
+      <w:r>
+        <w:rPr>
+          <w:b/>
+        </w:rPr>
+        <w:t>evidence</w:t>
+      </w:r>
+      <w:r>
+        <w:rPr>
+          <w:b w:val="0"/>
+        </w:rPr>
+        <w:t xml:space="preserve"> that supports it.. Return to this week and explain what you changed.</w:t>
+      </w:r>
+    </w:p>
+    <w:p>
+      <w:pPr>
+        <w:spacing w:line="336" w:lineRule="auto" w:after="180"/>
+      </w:pPr>
+      <w:r>
+        <w:rPr>
+          <w:b w:val="0"/>
+        </w:rPr>
+        <w:t xml:space="preserve">Review Activation functions (ai-5/4). Goal: Trace identity ReLU and sigmoid on a numerical score. Short practice: Which original </w:t>
+      </w:r>
+      <w:r>
+        <w:rPr>
+          <w:b/>
+        </w:rPr>
+        <w:t>input</w:t>
+      </w:r>
+      <w:r>
+        <w:rPr>
+          <w:b w:val="0"/>
+        </w:rPr>
+        <w:t xml:space="preserve">s cannot be distinguished by this network’s final </w:t>
+      </w:r>
+      <w:r>
+        <w:rPr>
+          <w:b/>
+        </w:rPr>
+        <w:t>output</w:t>
+      </w:r>
+      <w:r>
+        <w:rPr>
+          <w:b w:val="0"/>
+        </w:rPr>
+        <w:t>?</w:t>
+      </w:r>
+    </w:p>
+    <w:p>
+      <w:pPr>
+        <w:spacing w:line="336" w:lineRule="auto" w:after="180"/>
+      </w:pPr>
+      <w:r>
+        <w:rPr>
+          <w:b w:val="0"/>
+        </w:rPr>
+        <w:t xml:space="preserve">Point to the relevant step in the picture, then write the changed result and the rule or </w:t>
+      </w:r>
+      <w:r>
+        <w:rPr>
+          <w:b/>
+        </w:rPr>
+        <w:t>evidence</w:t>
+      </w:r>
+      <w:r>
+        <w:rPr>
+          <w:b w:val="0"/>
+        </w:rPr>
+        <w:t xml:space="preserve"> that supports it.. Return to this week and explain what you changed.</w:t>
+      </w:r>
+    </w:p>
+    <w:p>
+      <w:pPr>
+        <w:pStyle w:val="Heading3"/>
+      </w:pPr>
+      <w:r>
+        <w:t>Predict, run and debug</w:t>
+      </w:r>
+    </w:p>
+    <w:p>
+      <w:pPr>
+        <w:spacing w:line="336" w:lineRule="auto" w:after="180"/>
+      </w:pPr>
+      <w:r>
+        <w:rPr>
+          <w:b w:val="0"/>
+        </w:rPr>
+        <w:t xml:space="preserve">The browser lab lets you edit the supported Python examples already included in this lesson. Predict first, run, inspect the actual </w:t>
+      </w:r>
+      <w:r>
+        <w:rPr>
+          <w:b/>
+        </w:rPr>
+        <w:t>output</w:t>
+      </w:r>
+      <w:r>
+        <w:rPr>
+          <w:b w:val="0"/>
+        </w:rPr>
+        <w:t xml:space="preserve"> or error, change one </w:t>
+      </w:r>
+      <w:r>
+        <w:rPr>
+          <w:b/>
+        </w:rPr>
+        <w:t>input</w:t>
+      </w:r>
+      <w:r>
+        <w:rPr>
+          <w:b w:val="0"/>
+        </w:rPr>
+        <w:t>, then run again.</w:t>
+      </w:r>
+    </w:p>
+    <w:p>
+      <w:pPr>
+        <w:spacing w:line="336" w:lineRule="auto" w:after="180"/>
+      </w:pPr>
+      <w:r>
+        <w:rPr>
+          <w:b w:val="0"/>
+        </w:rPr>
+        <w:t xml:space="preserve">Keep code, </w:t>
+      </w:r>
+      <w:r>
+        <w:rPr>
+          <w:b/>
+        </w:rPr>
+        <w:t>prediction</w:t>
+      </w:r>
+      <w:r>
+        <w:rPr>
+          <w:b w:val="0"/>
+        </w:rPr>
+        <w:t>s, actual results and a reasoned revision together. On paper, label your result as a trace rather than an execution.</w:t>
+      </w:r>
+    </w:p>
+    <w:p>
+      <w:pPr>
+        <w:pStyle w:val="Heading3"/>
+      </w:pPr>
+      <w:r>
+        <w:t>Keep your completed work</w:t>
+      </w:r>
+    </w:p>
+    <w:p>
+      <w:pPr>
+        <w:spacing w:line="336" w:lineRule="auto" w:after="180"/>
+      </w:pPr>
+      <w:r>
+        <w:rPr>
+          <w:b w:val="0"/>
+        </w:rPr>
+        <w:t xml:space="preserve">Use Download completed work in the hosted lesson to export your answers, reflections, practice feedback and code-run </w:t>
+      </w:r>
+      <w:r>
+        <w:rPr>
+          <w:b/>
+        </w:rPr>
+        <w:t>evidence</w:t>
+      </w:r>
+      <w:r>
+        <w:rPr>
+          <w:b w:val="0"/>
+        </w:rPr>
+        <w:t>. Open the HTML copy to read or print it.</w:t>
+      </w:r>
+    </w:p>
+    <w:p>
+      <w:pPr>
+        <w:spacing w:line="336" w:lineRule="auto" w:after="180"/>
+      </w:pPr>
+      <w:r>
+        <w:rPr>
+          <w:b w:val="0"/>
+        </w:rPr>
+        <w:t>Drafts stay in this browser when storage is available; clear drafts on a shared device.</w:t>
+      </w:r>
+    </w:p>
+    <w:p>
+      <w:pPr>
+        <w:pStyle w:val="Heading3"/>
+      </w:pPr>
+      <w:r>
+        <w:t>What I repaired, the evidence I kept and the next test</w:t>
+      </w:r>
+    </w:p>
+    <w:p>
       <w:r>
         <w:t>________________________________________________________________</w:t>
+      </w:r>
+    </w:p>
+    <w:p>
+      <w:r>
+        <w:t>________________________________________________________________</w:t>
+      </w:r>
+    </w:p>
+    <w:p>
+      <w:r>
+        <w:t>________________________________________________________________</w:t>
+      </w:r>
+    </w:p>
+    <w:p>
+      <w:r>
+        <w:t>________________________________________________________________</w:t>
+      </w:r>
+    </w:p>
+    <w:p>
+      <w:r>
+        <w:t>________________________________________________________________</w:t>
+      </w:r>
+    </w:p>
+    <w:p>
+      <w:pPr>
+        <w:pStyle w:val="Heading1"/>
+      </w:pPr>
+      <w:r>
+        <w:t>15. Visual concept journey</w:t>
+      </w:r>
+    </w:p>
+    <w:p>
+      <w:r>
+        <w:t>Explain each Gradients with a numerical check picture from its labels, then record a relevant limit.</w:t>
+      </w:r>
+    </w:p>
+    <w:p>
+      <w:pPr>
+        <w:pStyle w:val="Heading3"/>
+      </w:pPr>
+      <w:r>
+        <w:t>01. Gradients with a numerical check: the case</w:t>
+      </w:r>
+    </w:p>
+    <w:p>
+      <w:r>
+        <w:drawing>
+          <wp:inline xmlns:a="http://schemas.openxmlformats.org/drawingml/2006/main" xmlns:pic="http://schemas.openxmlformats.org/drawingml/2006/picture">
+            <wp:extent cx="5486400" cy="2990088"/>
+            <wp:docPr id="2" name="Picture 2" descr="Check each coordinate of a gradient while holding the other parameter fixed. Supplied facts: Model y=2w+b, target 3. At [w, b]=[1, 0], y = 2, residual y-target=-1; loss is residual². All inputs and outcomes in this worked example are invented classroom data; no real model run is claimed."/>
+            <wp:cNvGraphicFramePr>
+              <a:graphicFrameLocks noChangeAspect="1"/>
+            </wp:cNvGraphicFramePr>
+            <a:graphic>
+              <a:graphicData uri="http://schemas.openxmlformats.org/drawingml/2006/picture">
+                <pic:pic>
+                  <pic:nvPicPr>
+                    <pic:cNvPr id="0" name="academy-story-ai-5-10-01.png"/>
+                    <pic:cNvPicPr/>
+                  </pic:nvPicPr>
+                  <pic:blipFill>
+                    <a:blip r:embed="rId10"/>
+                    <a:stretch>
+                      <a:fillRect/>
+                    </a:stretch>
+                  </pic:blipFill>
+                  <pic:spPr>
+                    <a:xfrm>
+                      <a:off x="0" y="0"/>
+                      <a:ext cx="5486400" cy="2990088"/>
+                    </a:xfrm>
+                    <a:prstGeom prst="rect"/>
+                  </pic:spPr>
+                </pic:pic>
+              </a:graphicData>
+            </a:graphic>
+          </wp:inline>
+        </w:drawing>
+      </w:r>
+    </w:p>
+    <w:p>
+      <w:pPr>
+        <w:spacing w:line="336" w:lineRule="auto" w:after="180"/>
+      </w:pPr>
+      <w:r>
+        <w:rPr>
+          <w:b w:val="0"/>
+        </w:rPr>
+        <w:t xml:space="preserve">Check each coordinate of a </w:t>
+      </w:r>
+      <w:r>
+        <w:rPr>
+          <w:b/>
+        </w:rPr>
+        <w:t>gradient</w:t>
+      </w:r>
+      <w:r>
+        <w:rPr>
+          <w:b w:val="0"/>
+        </w:rPr>
+        <w:t xml:space="preserve"> while holding the other parameter fixed. Supplied facts: Model y=2w+b, target 3. At [w, b]=[1, 0], y = 2, residual y-target=-1; loss is residual².</w:t>
+      </w:r>
+    </w:p>
+    <w:p>
+      <w:pPr>
+        <w:spacing w:line="336" w:lineRule="auto" w:after="180"/>
+      </w:pPr>
+      <w:r>
+        <w:rPr>
+          <w:b w:val="0"/>
+        </w:rPr>
+        <w:t xml:space="preserve">All </w:t>
+      </w:r>
+      <w:r>
+        <w:rPr>
+          <w:b/>
+        </w:rPr>
+        <w:t>input</w:t>
+      </w:r>
+      <w:r>
+        <w:rPr>
+          <w:b w:val="0"/>
+        </w:rPr>
+        <w:t>s and outcomes in this worked example are invented classroom data; no real model run is claimed.</w:t>
+      </w:r>
+    </w:p>
+    <w:p>
+      <w:pPr>
+        <w:spacing w:line="336" w:lineRule="auto" w:after="180"/>
+        <w:shd w:fill="F5F1FB"/>
+      </w:pPr>
+      <w:r>
+        <w:rPr>
+          <w:b w:val="0"/>
+        </w:rPr>
+        <w:t>Point to the given fact that matters most. Explain why it matters.</w:t>
+      </w:r>
+    </w:p>
+    <w:p>
+      <w:pPr>
+        <w:pStyle w:val="Heading3"/>
+      </w:pPr>
+      <w:r>
+        <w:t>My picture explanation, deciding evidence and one limit</w:t>
+      </w:r>
+    </w:p>
+    <w:p>
+      <w:r>
+        <w:t>________________________________________________________________</w:t>
+      </w:r>
+    </w:p>
+    <w:p>
+      <w:r>
+        <w:t>________________________________________________________________</w:t>
+      </w:r>
+    </w:p>
+    <w:p>
+      <w:r>
+        <w:t>________________________________________________________________</w:t>
+      </w:r>
+    </w:p>
+    <w:p>
+      <w:r>
+        <w:t>________________________________________________________________</w:t>
+      </w:r>
+    </w:p>
+    <w:p>
+      <w:pPr>
+        <w:pStyle w:val="Heading3"/>
+      </w:pPr>
+      <w:r>
+        <w:t>02. Follow the deciding steps</w:t>
+      </w:r>
+    </w:p>
+    <w:p>
+      <w:r>
+        <w:drawing>
+          <wp:inline xmlns:a="http://schemas.openxmlformats.org/drawingml/2006/main" xmlns:pic="http://schemas.openxmlformats.org/drawingml/2006/picture">
+            <wp:extent cx="5486400" cy="3182112"/>
+            <wp:docPr id="3" name="Picture 3" descr="Check w direction: Analytic derivative2×residual×2=-4. → Check b direction: Analytic derivative2×residual=-2. → Numerical check: With step 0.1: w losses 0.64, 1.44 give -4; b losses 0.81, 1.21 give -2."/>
+            <wp:cNvGraphicFramePr>
+              <a:graphicFrameLocks noChangeAspect="1"/>
+            </wp:cNvGraphicFramePr>
+            <a:graphic>
+              <a:graphicData uri="http://schemas.openxmlformats.org/drawingml/2006/picture">
+                <pic:pic>
+                  <pic:nvPicPr>
+                    <pic:cNvPr id="0" name="academy-story-ai-5-10-02.png"/>
+                    <pic:cNvPicPr/>
+                  </pic:nvPicPr>
+                  <pic:blipFill>
+                    <a:blip r:embed="rId11"/>
+                    <a:stretch>
+                      <a:fillRect/>
+                    </a:stretch>
+                  </pic:blipFill>
+                  <pic:spPr>
+                    <a:xfrm>
+                      <a:off x="0" y="0"/>
+                      <a:ext cx="5486400" cy="3182112"/>
+                    </a:xfrm>
+                    <a:prstGeom prst="rect"/>
+                  </pic:spPr>
+                </pic:pic>
+              </a:graphicData>
+            </a:graphic>
+          </wp:inline>
+        </w:drawing>
+      </w:r>
+    </w:p>
+    <w:p>
+      <w:pPr>
+        <w:spacing w:line="336" w:lineRule="auto" w:after="180"/>
+      </w:pPr>
+      <w:r>
+        <w:rPr>
+          <w:b w:val="0"/>
+        </w:rPr>
+        <w:t>Check w direction: Analytic derivative2×residual×2=-4. → Check b direction: Analytic derivative2×residual=-2. → Numerical check: With step 0.1: w losses 0.64, 1.44 give -4; b losses 0.81, 1.21 give -2.</w:t>
+      </w:r>
+    </w:p>
+    <w:p>
+      <w:pPr>
+        <w:spacing w:line="336" w:lineRule="auto" w:after="180"/>
+        <w:shd w:fill="F5F1FB"/>
+      </w:pPr>
+      <w:r>
+        <w:rPr>
+          <w:b w:val="0"/>
+        </w:rPr>
+        <w:t xml:space="preserve">Point to each numbered stage and explain which recorded </w:t>
+      </w:r>
+      <w:r>
+        <w:rPr>
+          <w:b/>
+        </w:rPr>
+        <w:t>input</w:t>
+      </w:r>
+      <w:r>
+        <w:rPr>
+          <w:b w:val="0"/>
+        </w:rPr>
+        <w:t xml:space="preserve"> it uses.</w:t>
+      </w:r>
+    </w:p>
+    <w:p>
+      <w:pPr>
+        <w:pStyle w:val="Heading3"/>
+      </w:pPr>
+      <w:r>
+        <w:t>My picture explanation, deciding evidence and one limit</w:t>
+      </w:r>
+    </w:p>
+    <w:p>
+      <w:r>
+        <w:t>________________________________________________________________</w:t>
+      </w:r>
+    </w:p>
+    <w:p>
+      <w:r>
+        <w:t>________________________________________________________________</w:t>
+      </w:r>
+    </w:p>
+    <w:p>
+      <w:r>
+        <w:t>________________________________________________________________</w:t>
+      </w:r>
+    </w:p>
+    <w:p>
+      <w:r>
+        <w:t>________________________________________________________________</w:t>
+      </w:r>
+    </w:p>
+    <w:p>
+      <w:pPr>
+        <w:pStyle w:val="Heading3"/>
+      </w:pPr>
+      <w:r>
+        <w:t>03. Two separate probes at one parameter vector</w:t>
+      </w:r>
+    </w:p>
+    <w:p>
+      <w:r>
+        <w:drawing>
+          <wp:inline xmlns:a="http://schemas.openxmlformats.org/drawingml/2006/main" xmlns:pic="http://schemas.openxmlformats.org/drawingml/2006/picture">
+            <wp:extent cx="5486400" cy="2834640"/>
+            <wp:docPr id="4" name="Picture 4" descr="Two separate probes at one parameter vector. w near 1 | b is 0 and x is 2 | First entry -4. b near 0 | w is 1 and x is 2 | Second entry -2. Assemble in order [w, b] | Same original model | Gradient [-4, -2]"/>
+            <wp:cNvGraphicFramePr>
+              <a:graphicFrameLocks noChangeAspect="1"/>
+            </wp:cNvGraphicFramePr>
+            <a:graphic>
+              <a:graphicData uri="http://schemas.openxmlformats.org/drawingml/2006/picture">
+                <pic:pic>
+                  <pic:nvPicPr>
+                    <pic:cNvPr id="0" name="academy-story-ai-5-10-03.png"/>
+                    <pic:cNvPicPr/>
+                  </pic:nvPicPr>
+                  <pic:blipFill>
+                    <a:blip r:embed="rId12"/>
+                    <a:stretch>
+                      <a:fillRect/>
+                    </a:stretch>
+                  </pic:blipFill>
+                  <pic:spPr>
+                    <a:xfrm>
+                      <a:off x="0" y="0"/>
+                      <a:ext cx="5486400" cy="2834640"/>
+                    </a:xfrm>
+                    <a:prstGeom prst="rect"/>
+                  </pic:spPr>
+                </pic:pic>
+              </a:graphicData>
+            </a:graphic>
+          </wp:inline>
+        </w:drawing>
+      </w:r>
+    </w:p>
+    <w:p>
+      <w:pPr>
+        <w:spacing w:line="336" w:lineRule="auto" w:after="180"/>
+      </w:pPr>
+      <w:r>
+        <w:rPr>
+          <w:b w:val="0"/>
+        </w:rPr>
+        <w:t xml:space="preserve">Two separate probes at one parameter vector. w near 1 | b is 0 and x is 2 | First entry -4. b near 0 | w is 1 and x is 2 | Second entry -2. Assemble in order [w, b] | Same original model | </w:t>
+      </w:r>
+      <w:r>
+        <w:rPr>
+          <w:b/>
+        </w:rPr>
+        <w:t>Gradient</w:t>
+      </w:r>
+      <w:r>
+        <w:rPr>
+          <w:b w:val="0"/>
+        </w:rPr>
+        <w:t xml:space="preserve"> [-4, -2]</w:t>
+      </w:r>
+    </w:p>
+    <w:p>
+      <w:pPr>
+        <w:spacing w:line="336" w:lineRule="auto" w:after="180"/>
+        <w:shd w:fill="F5F1FB"/>
+      </w:pPr>
+      <w:r>
+        <w:rPr>
+          <w:b w:val="0"/>
+        </w:rPr>
+        <w:t>Read the labels and values. Explain the relationship the model shows.</w:t>
+      </w:r>
+    </w:p>
+    <w:p>
+      <w:pPr>
+        <w:pStyle w:val="Heading3"/>
+      </w:pPr>
+      <w:r>
+        <w:t>My picture explanation, deciding evidence and one limit</w:t>
+      </w:r>
+    </w:p>
+    <w:p>
+      <w:r>
+        <w:t>________________________________________________________________</w:t>
+      </w:r>
+    </w:p>
+    <w:p>
+      <w:r>
+        <w:t>________________________________________________________________</w:t>
+      </w:r>
+    </w:p>
+    <w:p>
+      <w:r>
+        <w:t>________________________________________________________________</w:t>
+      </w:r>
+    </w:p>
+    <w:p>
+      <w:r>
+        <w:t>________________________________________________________________</w:t>
+      </w:r>
+    </w:p>
+    <w:p>
+      <w:pPr>
+        <w:pStyle w:val="Heading3"/>
+      </w:pPr>
+      <w:r>
+        <w:t>04. Change one thing. Trace what follows.</w:t>
+      </w:r>
+    </w:p>
+    <w:p>
+      <w:r>
+        <w:drawing>
+          <wp:inline xmlns:a="http://schemas.openxmlformats.org/drawingml/2006/main" xmlns:pic="http://schemas.openxmlformats.org/drawingml/2006/picture">
+            <wp:extent cx="5486400" cy="3026664"/>
+            <wp:docPr id="5" name="Picture 5" descr="Original case: With step 0.1: w losses 0.64, 1.44 give -4; b losses 0.81, 1.21 give -2. Changed condition: Swap the two gradient components in the program output. Expected result: The coordinate-wise numerical check exposes the mismatch. Reason: The w perturbation changes y twice as strongly as the same b perturbation."/>
+            <wp:cNvGraphicFramePr>
+              <a:graphicFrameLocks noChangeAspect="1"/>
+            </wp:cNvGraphicFramePr>
+            <a:graphic>
+              <a:graphicData uri="http://schemas.openxmlformats.org/drawingml/2006/picture">
+                <pic:pic>
+                  <pic:nvPicPr>
+                    <pic:cNvPr id="0" name="academy-story-ai-5-10-04.png"/>
+                    <pic:cNvPicPr/>
+                  </pic:nvPicPr>
+                  <pic:blipFill>
+                    <a:blip r:embed="rId13"/>
+                    <a:stretch>
+                      <a:fillRect/>
+                    </a:stretch>
+                  </pic:blipFill>
+                  <pic:spPr>
+                    <a:xfrm>
+                      <a:off x="0" y="0"/>
+                      <a:ext cx="5486400" cy="3026664"/>
+                    </a:xfrm>
+                    <a:prstGeom prst="rect"/>
+                  </pic:spPr>
+                </pic:pic>
+              </a:graphicData>
+            </a:graphic>
+          </wp:inline>
+        </w:drawing>
+      </w:r>
+    </w:p>
+    <w:p>
+      <w:pPr>
+        <w:spacing w:line="336" w:lineRule="auto" w:after="180"/>
+      </w:pPr>
+      <w:r>
+        <w:rPr>
+          <w:b w:val="0"/>
+        </w:rPr>
+        <w:t xml:space="preserve">Original case: With step 0.1: w losses 0.64, 1.44 give -4; b losses 0.81, 1.21 give -2. Changed condition: Swap the two </w:t>
+      </w:r>
+      <w:r>
+        <w:rPr>
+          <w:b/>
+        </w:rPr>
+        <w:t>gradient</w:t>
+      </w:r>
+      <w:r>
+        <w:rPr>
+          <w:b w:val="0"/>
+        </w:rPr>
+        <w:t xml:space="preserve"> components in the program </w:t>
+      </w:r>
+      <w:r>
+        <w:rPr>
+          <w:b/>
+        </w:rPr>
+        <w:t>output</w:t>
+      </w:r>
+      <w:r>
+        <w:rPr>
+          <w:b w:val="0"/>
+        </w:rPr>
+        <w:t>.</w:t>
+      </w:r>
+    </w:p>
+    <w:p>
+      <w:pPr>
+        <w:spacing w:line="336" w:lineRule="auto" w:after="180"/>
+      </w:pPr>
+      <w:r>
+        <w:rPr>
+          <w:b w:val="0"/>
+        </w:rPr>
+        <w:t>Expected result: The coordinate-wise numerical check exposes the mismatch. Reason: The w perturbation changes y twice as strongly as the same b perturbation.</w:t>
+      </w:r>
+    </w:p>
+    <w:p>
+      <w:pPr>
+        <w:spacing w:line="336" w:lineRule="auto" w:after="180"/>
+        <w:shd w:fill="F5F1FB"/>
+      </w:pPr>
+      <w:r>
+        <w:rPr>
+          <w:b w:val="0"/>
+        </w:rPr>
+        <w:t>Predict before checking the worked changed-case result. Name what changed and what the supplied facts allow you to conclude.</w:t>
+      </w:r>
+    </w:p>
+    <w:p>
+      <w:pPr>
+        <w:pStyle w:val="Heading3"/>
+      </w:pPr>
+      <w:r>
+        <w:t>My picture explanation, deciding evidence and one limit</w:t>
+      </w:r>
+    </w:p>
+    <w:p>
+      <w:r>
+        <w:t>________________________________________________________________</w:t>
+      </w:r>
+    </w:p>
+    <w:p>
+      <w:r>
+        <w:t>________________________________________________________________</w:t>
+      </w:r>
+    </w:p>
+    <w:p>
+      <w:r>
+        <w:t>________________________________________________________________</w:t>
+      </w:r>
+    </w:p>
+    <w:p>
+      <w:r>
+        <w:t>________________________________________________________________</w:t>
+      </w:r>
+    </w:p>
+    <w:p>
+      <w:pPr>
+        <w:pStyle w:val="Heading3"/>
+      </w:pPr>
+      <w:r>
+        <w:t>05. Connect the explanation to its limit</w:t>
+      </w:r>
+    </w:p>
+    <w:p>
+      <w:r>
+        <w:drawing>
+          <wp:inline xmlns:a="http://schemas.openxmlformats.org/drawingml/2006/main" xmlns:pic="http://schemas.openxmlformats.org/drawingml/2006/picture">
+            <wp:extent cx="5486400" cy="2834640"/>
+            <wp:docPr id="6" name="Picture 6" descr="A gradient lists the slope for each parameter, in a declared order. Changing w by a small amount changes the prediction twice as much as changing b by the same amount. That explains the different derivative magnitudes. Perturb one coordinate while holding the other fixed, then compare the numerical slope with its analytic counterpart. Limit: The exact agreement occurs for this quadratic toy case; finite differences in larger models involve rounding and step-size limits."/>
+            <wp:cNvGraphicFramePr>
+              <a:graphicFrameLocks noChangeAspect="1"/>
+            </wp:cNvGraphicFramePr>
+            <a:graphic>
+              <a:graphicData uri="http://schemas.openxmlformats.org/drawingml/2006/picture">
+                <pic:pic>
+                  <pic:nvPicPr>
+                    <pic:cNvPr id="0" name="academy-story-ai-5-10-05.png"/>
+                    <pic:cNvPicPr/>
+                  </pic:nvPicPr>
+                  <pic:blipFill>
+                    <a:blip r:embed="rId14"/>
+                    <a:stretch>
+                      <a:fillRect/>
+                    </a:stretch>
+                  </pic:blipFill>
+                  <pic:spPr>
+                    <a:xfrm>
+                      <a:off x="0" y="0"/>
+                      <a:ext cx="5486400" cy="2834640"/>
+                    </a:xfrm>
+                    <a:prstGeom prst="rect"/>
+                  </pic:spPr>
+                </pic:pic>
+              </a:graphicData>
+            </a:graphic>
+          </wp:inline>
+        </w:drawing>
+      </w:r>
+    </w:p>
+    <w:p>
+      <w:pPr>
+        <w:spacing w:line="336" w:lineRule="auto" w:after="180"/>
+      </w:pPr>
+      <w:r>
+        <w:rPr>
+          <w:b w:val="0"/>
+        </w:rPr>
+        <w:t xml:space="preserve">A </w:t>
+      </w:r>
+      <w:r>
+        <w:rPr>
+          <w:b/>
+        </w:rPr>
+        <w:t>gradient</w:t>
+      </w:r>
+      <w:r>
+        <w:rPr>
+          <w:b w:val="0"/>
+        </w:rPr>
+        <w:t xml:space="preserve"> lists the slope for each parameter, in a declared order. Changing w by a small amount changes the </w:t>
+      </w:r>
+      <w:r>
+        <w:rPr>
+          <w:b/>
+        </w:rPr>
+        <w:t>prediction</w:t>
+      </w:r>
+      <w:r>
+        <w:rPr>
+          <w:b w:val="0"/>
+        </w:rPr>
+        <w:t xml:space="preserve"> twice as much as changing b by the same amount. That explains the different derivative magnitudes.</w:t>
+      </w:r>
+    </w:p>
+    <w:p>
+      <w:pPr>
+        <w:spacing w:line="336" w:lineRule="auto" w:after="180"/>
+      </w:pPr>
+      <w:r>
+        <w:rPr>
+          <w:b w:val="0"/>
+        </w:rPr>
+        <w:t>Perturb one coordinate while holding the other fixed, then compare the numerical slope with its analytic counterpart.</w:t>
+      </w:r>
+    </w:p>
+    <w:p>
+      <w:pPr>
+        <w:spacing w:line="336" w:lineRule="auto" w:after="180"/>
+      </w:pPr>
+      <w:r>
+        <w:rPr>
+          <w:b w:val="0"/>
+        </w:rPr>
+        <w:t xml:space="preserve">Limit: The exact agreement occurs for this quadratic toy case; </w:t>
+      </w:r>
+      <w:r>
+        <w:rPr>
+          <w:b/>
+        </w:rPr>
+        <w:t>finite difference</w:t>
+      </w:r>
+      <w:r>
+        <w:rPr>
+          <w:b w:val="0"/>
+        </w:rPr>
+        <w:t>s in larger models involve rounding and step-size limits.</w:t>
+      </w:r>
+    </w:p>
+    <w:p>
+      <w:pPr>
+        <w:spacing w:line="336" w:lineRule="auto" w:after="180"/>
+        <w:shd w:fill="F5F1FB"/>
+      </w:pPr>
+      <w:r>
+        <w:rPr>
+          <w:b w:val="0"/>
+        </w:rPr>
+        <w:t>Explain the case, then point to a limit on the claim.</w:t>
+      </w:r>
+    </w:p>
+    <w:p>
+      <w:pPr>
+        <w:pStyle w:val="Heading3"/>
+      </w:pPr>
+      <w:r>
+        <w:t>My picture explanation, deciding evidence and one limit</w:t>
+      </w:r>
+    </w:p>
+    <w:p>
+      <w:r>
+        <w:t>________________________________________________________________</w:t>
+      </w:r>
+    </w:p>
+    <w:p>
+      <w:r>
+        <w:t>________________________________________________________________</w:t>
+      </w:r>
+    </w:p>
+    <w:p>
+      <w:r>
+        <w:t>________________________________________________________________</w:t>
+      </w:r>
+    </w:p>
+    <w:p>
+      <w:r>
+        <w:t>________________________________________________________________</w:t>
+      </w:r>
+    </w:p>
+    <w:p>
+      <w:pPr>
+        <w:pStyle w:val="Heading3"/>
+      </w:pPr>
+      <w:r>
+        <w:t>06. Make the idea visible in your project</w:t>
+      </w:r>
+    </w:p>
+    <w:p>
+      <w:r>
+        <w:drawing>
+          <wp:inline xmlns:a="http://schemas.openxmlformats.org/drawingml/2006/main" xmlns:pic="http://schemas.openxmlformats.org/drawingml/2006/picture">
+            <wp:extent cx="5486400" cy="3681984"/>
+            <wp:docPr id="7" name="Picture 7" descr="For your Image-pattern Network Investigation, save the input, procedure, observed result and limitation of this check. Label this worked example as practice; use a different, previously unreviewed case when checking independent understanding. Draw your input, deciding step, result and limit. Supported question: Why should the numerical checks perturb one coordinate at a time? Point to the relevant step in the picture, then write the changed result and the rule or evidence that supports it."/>
+            <wp:cNvGraphicFramePr>
+              <a:graphicFrameLocks noChangeAspect="1"/>
+            </wp:cNvGraphicFramePr>
+            <a:graphic>
+              <a:graphicData uri="http://schemas.openxmlformats.org/drawingml/2006/picture">
+                <pic:pic>
+                  <pic:nvPicPr>
+                    <pic:cNvPr id="0" name="academy-story-ai-5-10-06.png"/>
+                    <pic:cNvPicPr/>
+                  </pic:nvPicPr>
+                  <pic:blipFill>
+                    <a:blip r:embed="rId15"/>
+                    <a:stretch>
+                      <a:fillRect/>
+                    </a:stretch>
+                  </pic:blipFill>
+                  <pic:spPr>
+                    <a:xfrm>
+                      <a:off x="0" y="0"/>
+                      <a:ext cx="5486400" cy="3681984"/>
+                    </a:xfrm>
+                    <a:prstGeom prst="rect"/>
+                  </pic:spPr>
+                </pic:pic>
+              </a:graphicData>
+            </a:graphic>
+          </wp:inline>
+        </w:drawing>
+      </w:r>
+    </w:p>
+    <w:p>
+      <w:pPr>
+        <w:spacing w:line="336" w:lineRule="auto" w:after="180"/>
+      </w:pPr>
+      <w:r>
+        <w:rPr>
+          <w:b w:val="0"/>
+        </w:rPr>
+        <w:t xml:space="preserve">For your Image-pattern Network Investigation, save the </w:t>
+      </w:r>
+      <w:r>
+        <w:rPr>
+          <w:b/>
+        </w:rPr>
+        <w:t>input</w:t>
+      </w:r>
+      <w:r>
+        <w:rPr>
+          <w:b w:val="0"/>
+        </w:rPr>
+        <w:t>, procedure, observed result and limitation of this check.</w:t>
+      </w:r>
+    </w:p>
+    <w:p>
+      <w:pPr>
+        <w:spacing w:line="336" w:lineRule="auto" w:after="180"/>
+      </w:pPr>
+      <w:r>
+        <w:rPr>
+          <w:b w:val="0"/>
+        </w:rPr>
+        <w:t xml:space="preserve">Label this worked example as practice; use a different, previously unreviewed case when checking independent understanding. Draw your </w:t>
+      </w:r>
+      <w:r>
+        <w:rPr>
+          <w:b/>
+        </w:rPr>
+        <w:t>input</w:t>
+      </w:r>
+      <w:r>
+        <w:rPr>
+          <w:b w:val="0"/>
+        </w:rPr>
+        <w:t>, deciding step, result and limit.</w:t>
+      </w:r>
+    </w:p>
+    <w:p>
+      <w:pPr>
+        <w:spacing w:line="336" w:lineRule="auto" w:after="180"/>
+      </w:pPr>
+      <w:r>
+        <w:rPr>
+          <w:b w:val="0"/>
+        </w:rPr>
+        <w:t xml:space="preserve">Supported question: Why should the numerical checks perturb one coordinate at a time? Point to the relevant step in the picture, then write the changed result and the rule or </w:t>
+      </w:r>
+      <w:r>
+        <w:rPr>
+          <w:b/>
+        </w:rPr>
+        <w:t>evidence</w:t>
+      </w:r>
+      <w:r>
+        <w:rPr>
+          <w:b w:val="0"/>
+        </w:rPr>
+        <w:t xml:space="preserve"> that supports it.</w:t>
+      </w:r>
+    </w:p>
+    <w:p>
+      <w:pPr>
+        <w:spacing w:line="336" w:lineRule="auto" w:after="180"/>
+        <w:shd w:fill="F5F1FB"/>
+      </w:pPr>
+      <w:r>
+        <w:rPr>
+          <w:b w:val="0"/>
+        </w:rPr>
+        <w:t xml:space="preserve">Draw your project trace and justify the deciding step using </w:t>
+      </w:r>
+      <w:r>
+        <w:rPr>
+          <w:b/>
+        </w:rPr>
+        <w:t>evidence</w:t>
+      </w:r>
+      <w:r>
+        <w:rPr>
+          <w:b w:val="0"/>
+        </w:rPr>
+        <w:t>.</w:t>
+      </w:r>
+    </w:p>
+    <w:p>
+      <w:pPr>
+        <w:pStyle w:val="Heading3"/>
+      </w:pPr>
+      <w:r>
+        <w:t>My picture explanation, deciding evidence and one limit</w:t>
       </w:r>
     </w:p>
     <w:p>

--- a/downloads/workbook/ai-5-week-10.docx
+++ b/downloads/workbook/ai-5-week-10.docx
@@ -168,6 +168,271 @@
     <w:p>
       <w:r>
         <w:t>________________________________________________________________</w:t>
+      </w:r>
+    </w:p>
+    <w:p>
+      <w:pPr>
+        <w:pStyle w:val="Heading3"/>
+      </w:pPr>
+      <w:r>
+        <w:t>Lesson reference for workbook practice</w:t>
+      </w:r>
+    </w:p>
+    <w:p>
+      <w:pPr>
+        <w:spacing w:line="336" w:lineRule="auto" w:after="180"/>
+        <w:shd w:fill="F1F6F8"/>
+      </w:pPr>
+      <w:r>
+        <w:rPr>
+          <w:b w:val="0"/>
+        </w:rPr>
+        <w:t>Use this reference for the original W1–W3 and W5 exercises. The separately named independent case supplies its own changed facts; use those facts for that attempt before feedback.</w:t>
+      </w:r>
+    </w:p>
+    <w:p>
+      <w:pPr>
+        <w:spacing w:line="336" w:lineRule="auto" w:after="180"/>
+      </w:pPr>
+      <w:r>
+        <w:rPr>
+          <w:b w:val="0"/>
+        </w:rPr>
+        <w:t xml:space="preserve">Use one example with </w:t>
+      </w:r>
+      <w:r>
+        <w:rPr>
+          <w:b/>
+        </w:rPr>
+        <w:t>input</w:t>
+      </w:r>
+      <w:r>
+        <w:rPr>
+          <w:b w:val="0"/>
+        </w:rPr>
+        <w:t xml:space="preserve"> x = 2 and target t = 3. The model predicts y = wx + b, and loss L(w, b) = (2w + b - 3) squared. At w = 1, b = 0, </w:t>
+      </w:r>
+      <w:r>
+        <w:rPr>
+          <w:b/>
+        </w:rPr>
+        <w:t>prediction</w:t>
+      </w:r>
+      <w:r>
+        <w:rPr>
+          <w:b w:val="0"/>
+        </w:rPr>
+        <w:t xml:space="preserve"> is 2, residual is -1 and loss is 1.</w:t>
+      </w:r>
+    </w:p>
+    <w:p>
+      <w:pPr>
+        <w:spacing w:line="336" w:lineRule="auto" w:after="180"/>
+      </w:pPr>
+      <w:r>
+        <w:rPr>
+          <w:b w:val="0"/>
+        </w:rPr>
+        <w:t>There are two parameters in order [w, b].</w:t>
+      </w:r>
+    </w:p>
+    <w:p>
+      <w:pPr>
+        <w:spacing w:line="336" w:lineRule="auto" w:after="180"/>
+      </w:pPr>
+      <w:r>
+        <w:rPr>
+          <w:b w:val="0"/>
+        </w:rPr>
+        <w:t>To estimate the partial slope for w, change w only and keep b = 0. To estimate the partial slope for b, change b only and keep w = 1.</w:t>
+      </w:r>
+    </w:p>
+    <w:p>
+      <w:pPr>
+        <w:spacing w:line="336" w:lineRule="auto" w:after="180"/>
+      </w:pPr>
+      <w:r>
+        <w:rPr>
+          <w:b w:val="0"/>
+        </w:rPr>
+        <w:t xml:space="preserve">Moving both at once measures change along a combined direction; it does not isolate either </w:t>
+      </w:r>
+      <w:r>
+        <w:rPr>
+          <w:b/>
+        </w:rPr>
+        <w:t>partial derivative</w:t>
+      </w:r>
+      <w:r>
+        <w:rPr>
+          <w:b w:val="0"/>
+        </w:rPr>
+        <w:t>.</w:t>
+      </w:r>
+    </w:p>
+    <w:tbl>
+      <w:tblPr>
+        <w:tblStyle w:val="LightShading-Accent1"/>
+        <w:tblW w:type="auto" w:w="0"/>
+        <w:tblLook w:firstColumn="1" w:firstRow="1" w:lastColumn="0" w:lastRow="0" w:noHBand="0" w:noVBand="1" w:val="04A0"/>
+      </w:tblPr>
+      <w:tblGrid>
+        <w:gridCol w:w="2556"/>
+        <w:gridCol w:w="2556"/>
+        <w:gridCol w:w="2556"/>
+        <w:gridCol w:w="2556"/>
+      </w:tblGrid>
+      <w:tr>
+        <w:trPr>
+          <w:tblHeader/>
+        </w:trPr>
+        <w:tc>
+          <w:tcPr>
+            <w:tcW w:type="dxa" w:w="2556"/>
+          </w:tcPr>
+          <w:p>
+            <w:r>
+              <w:t>Perturbation from [1, 0]</w:t>
+            </w:r>
+          </w:p>
+        </w:tc>
+        <w:tc>
+          <w:tcPr>
+            <w:tcW w:type="dxa" w:w="2556"/>
+          </w:tcPr>
+          <w:p>
+            <w:r>
+              <w:t>Loss at minus step</w:t>
+            </w:r>
+          </w:p>
+        </w:tc>
+        <w:tc>
+          <w:tcPr>
+            <w:tcW w:type="dxa" w:w="2556"/>
+          </w:tcPr>
+          <w:p>
+            <w:r>
+              <w:t>Loss at plus step</w:t>
+            </w:r>
+          </w:p>
+        </w:tc>
+        <w:tc>
+          <w:tcPr>
+            <w:tcW w:type="dxa" w:w="2556"/>
+          </w:tcPr>
+          <w:p>
+            <w:r>
+              <w:t>Symmetric slope</w:t>
+            </w:r>
+          </w:p>
+        </w:tc>
+      </w:tr>
+      <w:tr>
+        <w:tc>
+          <w:tcPr>
+            <w:tcW w:type="dxa" w:w="2556"/>
+          </w:tcPr>
+          <w:p>
+            <w:r>
+              <w:t>w only with step 0.1</w:t>
+            </w:r>
+          </w:p>
+        </w:tc>
+        <w:tc>
+          <w:tcPr>
+            <w:tcW w:type="dxa" w:w="2556"/>
+          </w:tcPr>
+          <w:p>
+            <w:r>
+              <w:t>1.44</w:t>
+            </w:r>
+          </w:p>
+        </w:tc>
+        <w:tc>
+          <w:tcPr>
+            <w:tcW w:type="dxa" w:w="2556"/>
+          </w:tcPr>
+          <w:p>
+            <w:r>
+              <w:t>0.64</w:t>
+            </w:r>
+          </w:p>
+        </w:tc>
+        <w:tc>
+          <w:tcPr>
+            <w:tcW w:type="dxa" w:w="2556"/>
+          </w:tcPr>
+          <w:p>
+            <w:r>
+              <w:t>-4</w:t>
+            </w:r>
+          </w:p>
+        </w:tc>
+      </w:tr>
+      <w:tr>
+        <w:tc>
+          <w:tcPr>
+            <w:tcW w:type="dxa" w:w="2556"/>
+          </w:tcPr>
+          <w:p>
+            <w:r>
+              <w:t>b only with step 0.1</w:t>
+            </w:r>
+          </w:p>
+        </w:tc>
+        <w:tc>
+          <w:tcPr>
+            <w:tcW w:type="dxa" w:w="2556"/>
+          </w:tcPr>
+          <w:p>
+            <w:r>
+              <w:t>1.21</w:t>
+            </w:r>
+          </w:p>
+        </w:tc>
+        <w:tc>
+          <w:tcPr>
+            <w:tcW w:type="dxa" w:w="2556"/>
+          </w:tcPr>
+          <w:p>
+            <w:r>
+              <w:t>0.81</w:t>
+            </w:r>
+          </w:p>
+        </w:tc>
+        <w:tc>
+          <w:tcPr>
+            <w:tcW w:type="dxa" w:w="2556"/>
+          </w:tcPr>
+          <w:p>
+            <w:r>
+              <w:t>-2</w:t>
+            </w:r>
+          </w:p>
+        </w:tc>
+      </w:tr>
+    </w:tbl>
+    <w:p>
+      <w:pPr>
+        <w:spacing w:line="336" w:lineRule="auto" w:after="180"/>
+      </w:pPr>
+      <w:r>
+        <w:rPr>
+          <w:b w:val="0"/>
+        </w:rPr>
+        <w:t xml:space="preserve">The </w:t>
+      </w:r>
+      <w:r>
+        <w:rPr>
+          <w:b/>
+        </w:rPr>
+        <w:t>gradient</w:t>
+      </w:r>
+      <w:r>
+        <w:rPr>
+          <w:b w:val="0"/>
+        </w:rPr>
+        <w:t xml:space="preserve"> is [-4, -2] in order [w, b]. Both entries refer to the same original parameter vector, not to a partially updated model.</w:t>
       </w:r>
     </w:p>
     <w:p>
@@ -1218,7 +1483,7 @@
         <w:drawing>
           <wp:inline xmlns:a="http://schemas.openxmlformats.org/drawingml/2006/main" xmlns:pic="http://schemas.openxmlformats.org/drawingml/2006/picture">
             <wp:extent cx="5486400" cy="5185229"/>
-            <wp:docPr id="1" name="Picture 1" descr="Gradients with a numerical check. Check w direction: Analytic derivative2×residual×2=-4.. Check b direction: Analytic derivative2×residual=-2.. Numerical check: With step 0.1: w losses 0.64, 1.44 give -4; b losses 0.81, 1.21 give -2."/>
+            <wp:docPr id="1" name="Picture 1" descr="Gradients with a numerical check. Check w direction: Analytic derivative 2×residual×2=-4.. Check b direction: Analytic derivative 2×residual=-2.. Numerical check: With step 0.1: w losses 0.64, 1.44 give -4; b losses 0.81, 1.21 give -2."/>
             <wp:cNvGraphicFramePr>
               <a:graphicFrameLocks noChangeAspect="1"/>
             </wp:cNvGraphicFramePr>
@@ -2457,7 +2722,7 @@
         <w:drawing>
           <wp:inline xmlns:a="http://schemas.openxmlformats.org/drawingml/2006/main" xmlns:pic="http://schemas.openxmlformats.org/drawingml/2006/picture">
             <wp:extent cx="5486400" cy="3182112"/>
-            <wp:docPr id="3" name="Picture 3" descr="Check w direction: Analytic derivative2×residual×2=-4. → Check b direction: Analytic derivative2×residual=-2. → Numerical check: With step 0.1: w losses 0.64, 1.44 give -4; b losses 0.81, 1.21 give -2."/>
+            <wp:docPr id="3" name="Picture 3" descr="Check w direction: Analytic derivative 2×residual×2=-4. → Check b direction: Analytic derivative 2×residual=-2. → Numerical check: With step 0.1: w losses 0.64, 1.44 give -4; b losses 0.81, 1.21 give -2."/>
             <wp:cNvGraphicFramePr>
               <a:graphicFrameLocks noChangeAspect="1"/>
             </wp:cNvGraphicFramePr>
@@ -2496,7 +2761,7 @@
         <w:rPr>
           <w:b w:val="0"/>
         </w:rPr>
-        <w:t>Check w direction: Analytic derivative2×residual×2=-4. → Check b direction: Analytic derivative2×residual=-2. → Numerical check: With step 0.1: w losses 0.64, 1.44 give -4; b losses 0.81, 1.21 give -2.</w:t>
+        <w:t>Check w direction: Analytic derivative 2×residual×2=-4. → Check b direction: Analytic derivative 2×residual=-2. → Numerical check: With step 0.1: w losses 0.64, 1.44 give -4; b losses 0.81, 1.21 give -2.</w:t>
       </w:r>
     </w:p>
     <w:p>

--- a/downloads/workbook/ai-5-week-10.docx
+++ b/downloads/workbook/ai-5-week-10.docx
@@ -25,22 +25,45 @@
         <w:pStyle w:val="Heading1"/>
       </w:pPr>
       <w:r>
-        <w:t>01. Recall and choose your starting point</w:t>
-      </w:r>
-    </w:p>
-    <w:p>
-      <w:r>
-        <w:t>Record your starting explanation for Gradients with a numerical check before opening notes. Show any later correction separately.</w:t>
-      </w:r>
-    </w:p>
-    <w:p>
-      <w:pPr>
-        <w:spacing w:line="336" w:lineRule="auto" w:after="180"/>
-      </w:pPr>
-      <w:r>
-        <w:rPr>
-          <w:b w:val="0"/>
-        </w:rPr>
+        <w:t>One readable gradient-check record.</w:t>
+      </w:r>
+    </w:p>
+    <w:p>
+      <w:r>
+        <w:t>Trace labelled perturbations,repair denominator/order errors and state the numerical evidence limit.</w:t>
+      </w:r>
+    </w:p>
+    <w:p>
+      <w:r>
+        <w:t>W1–W3/W5 → selected new gradient check → project coordinate ledger → changed-case return.</w:t>
+      </w:r>
+    </w:p>
+    <w:p>
+      <w:pPr>
+        <w:pStyle w:val="Heading1"/>
+      </w:pPr>
+      <w:r>
+        <w:t>01. Recall · Retrieve before notes</w:t>
+      </w:r>
+    </w:p>
+    <w:p>
+      <w:r>
+        <w:t>Keep this task’s inputs,rule and response together.</w:t>
+      </w:r>
+    </w:p>
+    <w:p>
+      <w:pPr>
+        <w:pStyle w:val="Heading2"/>
+      </w:pPr>
+      <w:r>
+        <w:t>Complete task and evidence</w:t>
+      </w:r>
+    </w:p>
+    <w:p>
+      <w:pPr>
+        <w:pStyle w:val="ListBullet"/>
+      </w:pPr>
+      <w:r>
         <w:t>Try the recall before opening notes. Then use a different colour or a labelled second line to correct your explanation.</w:t>
       </w:r>
     </w:p>
@@ -54,12 +77,9 @@
     </w:p>
     <w:p>
       <w:pPr>
-        <w:spacing w:line="336" w:lineRule="auto" w:after="180"/>
-      </w:pPr>
-      <w:r>
-        <w:rPr>
-          <w:b w:val="0"/>
-        </w:rPr>
+        <w:pStyle w:val="ListBullet"/>
+      </w:pPr>
+      <w:r>
         <w:t>Without opening the old lesson, explain one key idea from Slopes and local change. Give an example and a mistake that the idea helps you avoid.</w:t>
       </w:r>
     </w:p>
@@ -96,12 +116,9 @@
     </w:p>
     <w:p>
       <w:pPr>
-        <w:spacing w:line="336" w:lineRule="auto" w:after="180"/>
-      </w:pPr>
-      <w:r>
-        <w:rPr>
-          <w:b w:val="0"/>
-        </w:rPr>
+        <w:pStyle w:val="ListBullet"/>
+      </w:pPr>
+      <w:r>
         <w:t>Without opening the old lesson, explain one key idea from Parameters and architecture. Give an example and a mistake that the idea helps you avoid.</w:t>
       </w:r>
     </w:p>
@@ -138,12 +155,9 @@
     </w:p>
     <w:p>
       <w:pPr>
-        <w:spacing w:line="336" w:lineRule="auto" w:after="180"/>
-      </w:pPr>
-      <w:r>
-        <w:rPr>
-          <w:b w:val="0"/>
-        </w:rPr>
+        <w:pStyle w:val="ListBullet"/>
+      </w:pPr>
+      <w:r>
         <w:t>Without opening the old lesson, explain one key idea from Activation functions. Give an example and a mistake that the idea helps you avoid.</w:t>
       </w:r>
     </w:p>
@@ -180,94 +194,26 @@
     </w:p>
     <w:p>
       <w:pPr>
-        <w:spacing w:line="336" w:lineRule="auto" w:after="180"/>
-        <w:shd w:fill="F1F6F8"/>
-      </w:pPr>
-      <w:r>
-        <w:rPr>
-          <w:b w:val="0"/>
-        </w:rPr>
+        <w:pStyle w:val="ListBullet"/>
+      </w:pPr>
+      <w:r>
         <w:t>Use this reference for the original W1–W3 and W5 exercises. The separately named independent case supplies its own changed facts; use those facts for that attempt before feedback.</w:t>
       </w:r>
     </w:p>
     <w:p>
       <w:pPr>
-        <w:spacing w:line="336" w:lineRule="auto" w:after="180"/>
-      </w:pPr>
-      <w:r>
-        <w:rPr>
-          <w:b w:val="0"/>
-        </w:rPr>
-        <w:t xml:space="preserve">Use one example with </w:t>
-      </w:r>
-      <w:r>
-        <w:rPr>
-          <w:b/>
-        </w:rPr>
-        <w:t>input</w:t>
-      </w:r>
-      <w:r>
-        <w:rPr>
-          <w:b w:val="0"/>
-        </w:rPr>
-        <w:t xml:space="preserve"> x = 2 and target t = 3. The model predicts y = wx + b, and loss L(w, b) = (2w + b - 3) squared. At w = 1, b = 0, </w:t>
-      </w:r>
-      <w:r>
-        <w:rPr>
-          <w:b/>
-        </w:rPr>
-        <w:t>prediction</w:t>
-      </w:r>
-      <w:r>
-        <w:rPr>
-          <w:b w:val="0"/>
-        </w:rPr>
-        <w:t xml:space="preserve"> is 2, residual is -1 and loss is 1.</w:t>
-      </w:r>
-    </w:p>
-    <w:p>
-      <w:pPr>
-        <w:spacing w:line="336" w:lineRule="auto" w:after="180"/>
-      </w:pPr>
-      <w:r>
-        <w:rPr>
-          <w:b w:val="0"/>
-        </w:rPr>
-        <w:t>There are two parameters in order [w, b].</w:t>
-      </w:r>
-    </w:p>
-    <w:p>
-      <w:pPr>
-        <w:spacing w:line="336" w:lineRule="auto" w:after="180"/>
-      </w:pPr>
-      <w:r>
-        <w:rPr>
-          <w:b w:val="0"/>
-        </w:rPr>
-        <w:t>To estimate the partial slope for w, change w only and keep b = 0. To estimate the partial slope for b, change b only and keep w = 1.</w:t>
-      </w:r>
-    </w:p>
-    <w:p>
-      <w:pPr>
-        <w:spacing w:line="336" w:lineRule="auto" w:after="180"/>
-      </w:pPr>
-      <w:r>
-        <w:rPr>
-          <w:b w:val="0"/>
-        </w:rPr>
-        <w:t xml:space="preserve">Moving both at once measures change along a combined direction; it does not isolate either </w:t>
-      </w:r>
-      <w:r>
-        <w:rPr>
-          <w:b/>
-        </w:rPr>
-        <w:t>partial derivative</w:t>
-      </w:r>
-      <w:r>
-        <w:rPr>
-          <w:b w:val="0"/>
-        </w:rPr>
-        <w:t>.</w:t>
+        <w:pStyle w:val="ListBullet"/>
+      </w:pPr>
+      <w:r>
+        <w:t>Use one example with input x = 2 and target t = 3. The model predicts y = wx + b, and loss L(w, b) = (2w + b - 3) squared. At w = 1, b = 0, prediction is 2, residual is -1 and loss is 1. There are two parameters in order [w, b].</w:t>
+      </w:r>
+    </w:p>
+    <w:p>
+      <w:pPr>
+        <w:pStyle w:val="ListBullet"/>
+      </w:pPr>
+      <w:r>
+        <w:t>To estimate the partial slope for w, change w only and keep b = 0. To estimate the partial slope for b, change b only and keep w = 1. Moving both at once measures change along a combined direction; it does not isolate either partial derivative.</w:t>
       </w:r>
     </w:p>
     <w:tbl>
@@ -414,25 +360,10 @@
     </w:tbl>
     <w:p>
       <w:pPr>
-        <w:spacing w:line="336" w:lineRule="auto" w:after="180"/>
-      </w:pPr>
-      <w:r>
-        <w:rPr>
-          <w:b w:val="0"/>
-        </w:rPr>
-        <w:t xml:space="preserve">The </w:t>
-      </w:r>
-      <w:r>
-        <w:rPr>
-          <w:b/>
-        </w:rPr>
-        <w:t>gradient</w:t>
-      </w:r>
-      <w:r>
-        <w:rPr>
-          <w:b w:val="0"/>
-        </w:rPr>
-        <w:t xml:space="preserve"> is [-4, -2] in order [w, b]. Both entries refer to the same original parameter vector, not to a partially updated model.</w:t>
+        <w:pStyle w:val="ListBullet"/>
+      </w:pPr>
+      <w:r>
+        <w:t>The gradient is [-4, -2] in order [w, b]. Both entries refer to the same original parameter vector, not to a partially updated model.</w:t>
       </w:r>
     </w:p>
     <w:p>
@@ -440,135 +371,44 @@
         <w:pStyle w:val="Heading1"/>
       </w:pPr>
       <w:r>
-        <w:t>02. Practise with fading help</w:t>
-      </w:r>
-    </w:p>
-    <w:p>
-      <w:r>
-        <w:t>Complete the supported Gradients with a numerical check trace and record the first step you can explain without help.</w:t>
-      </w:r>
-    </w:p>
-    <w:p>
-      <w:pPr>
-        <w:spacing w:line="336" w:lineRule="auto" w:after="180"/>
-      </w:pPr>
-      <w:r>
-        <w:rPr>
-          <w:b w:val="0"/>
-        </w:rPr>
-        <w:t xml:space="preserve">Use W2: Catch a denominator error for </w:t>
-      </w:r>
-      <w:r>
-        <w:rPr>
-          <w:b/>
-        </w:rPr>
-        <w:t>Gradient</w:t>
-      </w:r>
-      <w:r>
-        <w:rPr>
-          <w:b w:val="0"/>
-        </w:rPr>
-        <w:t>s with a numerical check. Record the answer once; the lesson and workbook refer to the same attempt.</w:t>
-      </w:r>
-    </w:p>
-    <w:tbl>
-      <w:tblPr>
-        <w:tblStyle w:val="LightShading-Accent1"/>
-        <w:tblW w:type="auto" w:w="0"/>
-        <w:tblLook w:firstColumn="1" w:firstRow="1" w:lastColumn="0" w:lastRow="0" w:noHBand="0" w:noVBand="1" w:val="04A0"/>
-      </w:tblPr>
-      <w:tblGrid>
-        <w:gridCol w:w="2556"/>
-        <w:gridCol w:w="2556"/>
-        <w:gridCol w:w="2556"/>
-        <w:gridCol w:w="2556"/>
-      </w:tblGrid>
-      <w:tr>
-        <w:trPr>
-          <w:tblHeader/>
-        </w:trPr>
-        <w:tc>
-          <w:tcPr>
-            <w:tcW w:type="dxa" w:w="2556"/>
-          </w:tcPr>
-          <w:p>
-            <w:r>
-              <w:t>Given inputs</w:t>
-            </w:r>
-          </w:p>
-        </w:tc>
-        <w:tc>
-          <w:tcPr>
-            <w:tcW w:type="dxa" w:w="2556"/>
-          </w:tcPr>
-          <w:p>
-            <w:r>
-              <w:t>Procedure I chose</w:t>
-            </w:r>
-          </w:p>
-        </w:tc>
-        <w:tc>
-          <w:tcPr>
-            <w:tcW w:type="dxa" w:w="2556"/>
-          </w:tcPr>
-          <w:p>
-            <w:r>
-              <w:t>Middle steps</w:t>
-            </w:r>
-          </w:p>
-        </w:tc>
-        <w:tc>
-          <w:tcPr>
-            <w:tcW w:type="dxa" w:w="2556"/>
-          </w:tcPr>
-          <w:p>
-            <w:r>
-              <w:t>Result and check</w:t>
-            </w:r>
-          </w:p>
-        </w:tc>
-      </w:tr>
-      <w:tr>
-        <w:tc>
-          <w:tcPr>
-            <w:tcW w:type="dxa" w:w="2556"/>
-          </w:tcPr>
-          <w:p>
-            <w:r/>
-          </w:p>
-        </w:tc>
-        <w:tc>
-          <w:tcPr>
-            <w:tcW w:type="dxa" w:w="2556"/>
-          </w:tcPr>
-          <w:p>
-            <w:r/>
-          </w:p>
-        </w:tc>
-        <w:tc>
-          <w:tcPr>
-            <w:tcW w:type="dxa" w:w="2556"/>
-          </w:tcPr>
-          <w:p>
-            <w:r/>
-          </w:p>
-        </w:tc>
-        <w:tc>
-          <w:tcPr>
-            <w:tcW w:type="dxa" w:w="2556"/>
-          </w:tcPr>
-          <w:p>
-            <w:r/>
-          </w:p>
-        </w:tc>
-      </w:tr>
-    </w:tbl>
+        <w:t>05. W1 · Explain the current example</w:t>
+      </w:r>
+    </w:p>
+    <w:p>
+      <w:r>
+        <w:t>Keep this task’s inputs,rule and response together.</w:t>
+      </w:r>
+    </w:p>
+    <w:p>
+      <w:pPr>
+        <w:pStyle w:val="Heading2"/>
+      </w:pPr>
+      <w:r>
+        <w:t>Complete task and evidence</w:t>
+      </w:r>
+    </w:p>
+    <w:p>
+      <w:pPr>
+        <w:pStyle w:val="ListBullet"/>
+      </w:pPr>
+      <w:r>
+        <w:t>Main x2, target 3, y2w+b, L=(2w+b−3)², parameterorder[w, b]. At[1, 0]:y2, e−1, L1, formula[4e, 2e]=[−4, −2]. w-onlyh.1 losses1.44/.64 over.2→−4; b-only 1.21/.81→−2. At[0, 1]e−2, L4, gradient[−8, −4]; at[1, 1]e0, L0, gradient[0, 0]. Combinedtprobe[1+t, t]losses 1.69/.49 over.2→−6, not a partial. Checker spacing.001, tolerance 1e−6, finite numeric/positive-spacing assumptions. ReLU centred difference.5at0 doesnotestablish differentiability. Swapping entries mislabels coordinates. Independent x3, target 2 uses different input sensitivity.</w:t>
+      </w:r>
+    </w:p>
+    <w:p>
+      <w:pPr>
+        <w:pStyle w:val="ListBullet"/>
+      </w:pPr>
+      <w:r>
+        <w:t>For the lesson model at w = 1 and b = 1, calculate prediction, residual, loss and gradient.</w:t>
+      </w:r>
+    </w:p>
     <w:p>
       <w:pPr>
         <w:pStyle w:val="Heading3"/>
       </w:pPr>
       <w:r>
-        <w:t>The step I completed without help, and the hint I needed</w:t>
+        <w:t>My reasoning and evidence</w:t>
       </w:r>
     </w:p>
     <w:p>
@@ -587,62 +427,55 @@
       </w:r>
     </w:p>
     <w:p>
+      <w:r>
+        <w:t>________________________________________________________________</w:t>
+      </w:r>
+    </w:p>
+    <w:p>
+      <w:r>
+        <w:t>________________________________________________________________</w:t>
+      </w:r>
+    </w:p>
+    <w:p>
+      <w:r>
+        <w:t>________________________________________________________________</w:t>
+      </w:r>
+    </w:p>
+    <w:p>
       <w:pPr>
         <w:pStyle w:val="Heading1"/>
       </w:pPr>
       <w:r>
-        <w:t>03. Individual reasoning check</w:t>
-      </w:r>
-    </w:p>
-    <w:p>
-      <w:r>
-        <w:t>Check the proposed Gradients with a numerical check explanation against the supplied facts before discussing it.</w:t>
-      </w:r>
-    </w:p>
-    <w:p>
-      <w:pPr>
-        <w:spacing w:line="336" w:lineRule="auto" w:after="180"/>
-      </w:pPr>
-      <w:r>
-        <w:rPr>
-          <w:b w:val="0"/>
-        </w:rPr>
-        <w:t xml:space="preserve">Use the worked case for </w:t>
-      </w:r>
-      <w:r>
-        <w:rPr>
-          <w:b/>
-        </w:rPr>
-        <w:t>Gradient</w:t>
-      </w:r>
-      <w:r>
-        <w:rPr>
-          <w:b w:val="0"/>
-        </w:rPr>
-        <w:t xml:space="preserve">s with a numerical check. Proposed explanation: “The </w:t>
-      </w:r>
-      <w:r>
-        <w:rPr>
-          <w:b/>
-        </w:rPr>
-        <w:t>gradient</w:t>
-      </w:r>
-      <w:r>
-        <w:rPr>
-          <w:b w:val="0"/>
-        </w:rPr>
-        <w:t xml:space="preserve"> is one scalar”. Decide whether this explanation is supported.</w:t>
-      </w:r>
-    </w:p>
-    <w:p>
-      <w:pPr>
-        <w:spacing w:line="336" w:lineRule="auto" w:after="180"/>
-      </w:pPr>
-      <w:r>
-        <w:rPr>
-          <w:b w:val="0"/>
-        </w:rPr>
-        <w:t>Point to the step or supplied fact that decides; explain your repair if needed.</w:t>
+        <w:t>06. W2 · Trace the calculation</w:t>
+      </w:r>
+    </w:p>
+    <w:p>
+      <w:r>
+        <w:t>Keep this task’s inputs,rule and response together.</w:t>
+      </w:r>
+    </w:p>
+    <w:p>
+      <w:pPr>
+        <w:pStyle w:val="Heading2"/>
+      </w:pPr>
+      <w:r>
+        <w:t>Complete task and evidence</w:t>
+      </w:r>
+    </w:p>
+    <w:p>
+      <w:pPr>
+        <w:pStyle w:val="ListBullet"/>
+      </w:pPr>
+      <w:r>
+        <w:t>Main x2, target 3, y2w+b, L=(2w+b−3)², parameterorder[w, b]. At[1, 0]:y2, e−1, L1, formula[4e, 2e]=[−4, −2]. w-onlyh.1 losses1.44/.64 over.2→−4; b-only 1.21/.81→−2. At[0, 1]e−2, L4, gradient[−8, −4]; at[1, 1]e0, L0, gradient[0, 0]. Combinedtprobe[1+t, t]losses 1.69/.49 over.2→−6, not a partial. Checker spacing.001, tolerance 1e−6, finite numeric/positive-spacing assumptions. ReLU centred difference.5at0 doesnotestablish differentiability. Swapping entries mislabels coordinates. Independent x3, target 2 uses different input sensitivity.</w:t>
+      </w:r>
+    </w:p>
+    <w:p>
+      <w:pPr>
+        <w:pStyle w:val="ListBullet"/>
+      </w:pPr>
+      <w:r>
+        <w:t>A w probe has losses 1.44 and 0.64 at 0.9 and 1.1 with b fixed. A learner divides their difference by 0.1. Correct the result.</w:t>
       </w:r>
     </w:p>
     <w:p>
@@ -650,7 +483,7 @@
         <w:pStyle w:val="Heading3"/>
       </w:pPr>
       <w:r>
-        <w:t>My explanation before partner discussion</w:t>
+        <w:t>My reasoning and evidence</w:t>
       </w:r>
     </w:p>
     <w:p>
@@ -674,16 +507,50 @@
       </w:r>
     </w:p>
     <w:p>
+      <w:r>
+        <w:t>________________________________________________________________</w:t>
+      </w:r>
+    </w:p>
+    <w:p>
+      <w:r>
+        <w:t>________________________________________________________________</w:t>
+      </w:r>
+    </w:p>
+    <w:p>
       <w:pPr>
         <w:pStyle w:val="Heading1"/>
       </w:pPr>
       <w:r>
-        <w:t>04. Independent transfer case</w:t>
-      </w:r>
-    </w:p>
-    <w:p>
-      <w:r>
-        <w:t>Write one first attempt at the reserved independent case before feedback. Repeated copies of that case refer to the same recorded attempt.</w:t>
+        <w:t>07. W3 · Repair a misconception</w:t>
+      </w:r>
+    </w:p>
+    <w:p>
+      <w:r>
+        <w:t>Keep this task’s inputs,rule and response together.</w:t>
+      </w:r>
+    </w:p>
+    <w:p>
+      <w:pPr>
+        <w:pStyle w:val="Heading2"/>
+      </w:pPr>
+      <w:r>
+        <w:t>Complete task and evidence</w:t>
+      </w:r>
+    </w:p>
+    <w:p>
+      <w:pPr>
+        <w:pStyle w:val="ListBullet"/>
+      </w:pPr>
+      <w:r>
+        <w:t>Main x2, target 3, y2w+b, L=(2w+b−3)², parameterorder[w, b]. At[1, 0]:y2, e−1, L1, formula[4e, 2e]=[−4, −2]. w-onlyh.1 losses1.44/.64 over.2→−4; b-only 1.21/.81→−2. At[0, 1]e−2, L4, gradient[−8, −4]; at[1, 1]e0, L0, gradient[0, 0]. Combinedtprobe[1+t, t]losses 1.69/.49 over.2→−6, not a partial. Checker spacing.001, tolerance 1e−6, finite numeric/positive-spacing assumptions. ReLU centred difference.5at0 doesnotestablish differentiability. Swapping entries mislabels coordinates. Independent x3, target 2 uses different input sensitivity.</w:t>
+      </w:r>
+    </w:p>
+    <w:p>
+      <w:pPr>
+        <w:pStyle w:val="ListBullet"/>
+      </w:pPr>
+      <w:r>
+        <w:t>Starting at [w, b] = [1, 0], both coordinates move by plus or minus 0.1 together. Compute the symmetric slope and explain why it is not either partial derivative.</w:t>
       </w:r>
     </w:p>
     <w:p>
@@ -691,17 +558,148 @@
         <w:pStyle w:val="Heading3"/>
       </w:pPr>
       <w:r>
+        <w:t>My reasoning and evidence</w:t>
+      </w:r>
+    </w:p>
+    <w:p>
+      <w:r>
+        <w:t>________________________________________________________________</w:t>
+      </w:r>
+    </w:p>
+    <w:p>
+      <w:r>
+        <w:t>________________________________________________________________</w:t>
+      </w:r>
+    </w:p>
+    <w:p>
+      <w:r>
+        <w:t>________________________________________________________________</w:t>
+      </w:r>
+    </w:p>
+    <w:p>
+      <w:r>
+        <w:t>________________________________________________________________</w:t>
+      </w:r>
+    </w:p>
+    <w:p>
+      <w:r>
+        <w:t>________________________________________________________________</w:t>
+      </w:r>
+    </w:p>
+    <w:p>
+      <w:r>
+        <w:t>________________________________________________________________</w:t>
+      </w:r>
+    </w:p>
+    <w:p>
+      <w:pPr>
+        <w:pStyle w:val="Heading1"/>
+      </w:pPr>
+      <w:r>
+        <w:t>09. W5 · Explain the limitation</w:t>
+      </w:r>
+    </w:p>
+    <w:p>
+      <w:r>
+        <w:t>Keep this task’s inputs,rule and response together.</w:t>
+      </w:r>
+    </w:p>
+    <w:p>
+      <w:pPr>
+        <w:pStyle w:val="Heading2"/>
+      </w:pPr>
+      <w:r>
+        <w:t>Complete task and evidence</w:t>
+      </w:r>
+    </w:p>
+    <w:p>
+      <w:pPr>
+        <w:pStyle w:val="ListBullet"/>
+      </w:pPr>
+      <w:r>
+        <w:t>Main x2, target 3, y2w+b, L=(2w+b−3)², parameterorder[w, b]. At[1, 0]:y2, e−1, L1, formula[4e, 2e]=[−4, −2]. w-onlyh.1 losses1.44/.64 over.2→−4; b-only 1.21/.81→−2. At[0, 1]e−2, L4, gradient[−8, −4]; at[1, 1]e0, L0, gradient[0, 0]. Combinedtprobe[1+t, t]losses 1.69/.49 over.2→−6, not a partial. Checker spacing.001, tolerance 1e−6, finite numeric/positive-spacing assumptions. ReLU centred difference.5at0 doesnotestablish differentiability. Swapping entries mislabels coordinates. Independent x3, target 2 uses different input sensitivity.</w:t>
+      </w:r>
+    </w:p>
+    <w:p>
+      <w:pPr>
+        <w:pStyle w:val="ListBullet"/>
+      </w:pPr>
+      <w:r>
+        <w:t>Compute the symmetric difference of ReLU at zero with step 0.1. Explain why this does not prove a derivative exists there.</w:t>
+      </w:r>
+    </w:p>
+    <w:p>
+      <w:pPr>
+        <w:pStyle w:val="Heading3"/>
+      </w:pPr>
+      <w:r>
+        <w:t>My reasoning and evidence</w:t>
+      </w:r>
+    </w:p>
+    <w:p>
+      <w:r>
+        <w:t>________________________________________________________________</w:t>
+      </w:r>
+    </w:p>
+    <w:p>
+      <w:r>
+        <w:t>________________________________________________________________</w:t>
+      </w:r>
+    </w:p>
+    <w:p>
+      <w:r>
+        <w:t>________________________________________________________________</w:t>
+      </w:r>
+    </w:p>
+    <w:p>
+      <w:r>
+        <w:t>________________________________________________________________</w:t>
+      </w:r>
+    </w:p>
+    <w:p>
+      <w:r>
+        <w:t>________________________________________________________________</w:t>
+      </w:r>
+    </w:p>
+    <w:p>
+      <w:r>
+        <w:t>________________________________________________________________</w:t>
+      </w:r>
+    </w:p>
+    <w:p>
+      <w:pPr>
+        <w:pStyle w:val="Heading1"/>
+      </w:pPr>
+      <w:r>
+        <w:t>04. Try alone · Selected transfer</w:t>
+      </w:r>
+    </w:p>
+    <w:p>
+      <w:r>
+        <w:t>Keep this task’s inputs,rule and response together.</w:t>
+      </w:r>
+    </w:p>
+    <w:p>
+      <w:pPr>
+        <w:pStyle w:val="Heading2"/>
+      </w:pPr>
+      <w:r>
+        <w:t>Complete task and evidence</w:t>
+      </w:r>
+    </w:p>
+    <w:p>
+      <w:pPr>
+        <w:pStyle w:val="Heading3"/>
+      </w:pPr>
+      <w:r>
         <w:t>Independent case: Check a new example independently</w:t>
       </w:r>
     </w:p>
     <w:p>
       <w:pPr>
-        <w:spacing w:line="336" w:lineRule="auto" w:after="180"/>
-      </w:pPr>
-      <w:r>
-        <w:rPr>
-          <w:b w:val="0"/>
-        </w:rPr>
+        <w:pStyle w:val="ListBullet"/>
+      </w:pPr>
+      <w:r>
         <w:t>Use x = 3, target 2 and y = wx + b at w = 0, b = 1. With step 0.1, calculate both numerical partials. Compare with [2 times residual times x, 2 times residual].</w:t>
       </w:r>
     </w:p>
@@ -750,12 +748,9 @@
     </w:p>
     <w:p>
       <w:pPr>
-        <w:spacing w:line="336" w:lineRule="auto" w:after="180"/>
-      </w:pPr>
-      <w:r>
-        <w:rPr>
-          <w:b w:val="0"/>
-        </w:rPr>
+        <w:pStyle w:val="ListBullet"/>
+      </w:pPr>
+      <w:r>
         <w:t>Attempt this case before feedback. Record any help. Earlier examples below are further practice; a case already practised with feedback cannot establish fresh transfer.</w:t>
       </w:r>
     </w:p>
@@ -764,47 +759,28 @@
         <w:pStyle w:val="Heading1"/>
       </w:pPr>
       <w:r>
-        <w:t>05. W1 Recover a gradient</w:t>
-      </w:r>
-    </w:p>
-    <w:p>
-      <w:r>
-        <w:t>Recover a gradient. Apply the supplied Gradients with a numerical check facts and keep your reasoning.</w:t>
-      </w:r>
-    </w:p>
-    <w:p>
-      <w:pPr>
-        <w:spacing w:line="336" w:lineRule="auto" w:after="180"/>
-      </w:pPr>
-      <w:r>
-        <w:rPr>
-          <w:b w:val="0"/>
-        </w:rPr>
-        <w:t xml:space="preserve">For the lesson model at w = 1 and b = 1, calculate </w:t>
-      </w:r>
-      <w:r>
-        <w:rPr>
-          <w:b/>
-        </w:rPr>
-        <w:t>prediction</w:t>
-      </w:r>
-      <w:r>
-        <w:rPr>
-          <w:b w:val="0"/>
-        </w:rPr>
-        <w:t xml:space="preserve">, residual, loss and </w:t>
-      </w:r>
-      <w:r>
-        <w:rPr>
-          <w:b/>
-        </w:rPr>
-        <w:t>gradient</w:t>
-      </w:r>
-      <w:r>
-        <w:rPr>
-          <w:b w:val="0"/>
-        </w:rPr>
-        <w:t>.</w:t>
+        <w:t>10. Project · Keep the mathematical evidence</w:t>
+      </w:r>
+    </w:p>
+    <w:p>
+      <w:r>
+        <w:t>Keep this task’s inputs,rule and response together.</w:t>
+      </w:r>
+    </w:p>
+    <w:p>
+      <w:pPr>
+        <w:pStyle w:val="Heading2"/>
+      </w:pPr>
+      <w:r>
+        <w:t>Complete task and evidence</w:t>
+      </w:r>
+    </w:p>
+    <w:p>
+      <w:pPr>
+        <w:pStyle w:val="ListBullet"/>
+      </w:pPr>
+      <w:r>
+        <w:t>Add a labelled gradients with a numerical check evidence sheet to Image-pattern Network Investigation. Show how you can estimate one partial derivative while other parameters stay fixed. Use the supplied fictional case and keep its inputs, intermediate steps, calculation or prediction, and limitation. Connect this record to last week’s record; a matching answer without a trace is insufficient.</w:t>
       </w:r>
     </w:p>
     <w:p>
@@ -812,7 +788,7 @@
         <w:pStyle w:val="Heading3"/>
       </w:pPr>
       <w:r>
-        <w:t>My reasoning and evidence</w:t>
+        <w:t>My project change, supporting evidence and remaining limit</w:t>
       </w:r>
     </w:p>
     <w:p>
@@ -850,415 +826,20 @@
         <w:pStyle w:val="Heading1"/>
       </w:pPr>
       <w:r>
-        <w:t>06. W2 Catch a denominator error</w:t>
-      </w:r>
-    </w:p>
-    <w:p>
-      <w:r>
-        <w:t>Catch a denominator error. Apply the supplied Gradients with a numerical check facts and keep your reasoning.</w:t>
-      </w:r>
-    </w:p>
-    <w:p>
-      <w:pPr>
-        <w:spacing w:line="336" w:lineRule="auto" w:after="180"/>
-      </w:pPr>
-      <w:r>
-        <w:rPr>
-          <w:b w:val="0"/>
-        </w:rPr>
-        <w:t>A w probe has losses 1.44 and 0.64 at 0.9 and 1.1 with b fixed. A learner divides their difference by 0.1. Correct the result.</w:t>
-      </w:r>
-    </w:p>
-    <w:p>
-      <w:pPr>
-        <w:pStyle w:val="Heading3"/>
-      </w:pPr>
-      <w:r>
-        <w:t>My reasoning and evidence</w:t>
-      </w:r>
-    </w:p>
-    <w:p>
-      <w:r>
-        <w:t>________________________________________________________________</w:t>
-      </w:r>
-    </w:p>
-    <w:p>
-      <w:r>
-        <w:t>________________________________________________________________</w:t>
-      </w:r>
-    </w:p>
-    <w:p>
-      <w:r>
-        <w:t>________________________________________________________________</w:t>
-      </w:r>
-    </w:p>
-    <w:p>
-      <w:r>
-        <w:t>________________________________________________________________</w:t>
-      </w:r>
-    </w:p>
-    <w:p>
-      <w:r>
-        <w:t>________________________________________________________________</w:t>
-      </w:r>
-    </w:p>
-    <w:p>
-      <w:r>
-        <w:t>________________________________________________________________</w:t>
-      </w:r>
-    </w:p>
-    <w:p>
-      <w:pPr>
-        <w:pStyle w:val="Heading1"/>
-      </w:pPr>
-      <w:r>
-        <w:t>07. W3 Separate a direction from a coordinate</w:t>
-      </w:r>
-    </w:p>
-    <w:p>
-      <w:r>
-        <w:t>Separate a direction from a coordinate. Apply the supplied Gradients with a numerical check facts and keep your reasoning.</w:t>
-      </w:r>
-    </w:p>
-    <w:p>
-      <w:pPr>
-        <w:spacing w:line="336" w:lineRule="auto" w:after="180"/>
-      </w:pPr>
-      <w:r>
-        <w:rPr>
-          <w:b w:val="0"/>
-        </w:rPr>
-        <w:t xml:space="preserve">Starting at [w, b] = [1, 0], both coordinates move by plus or minus 0.1 together. Compute the symmetric slope and explain why it is not either </w:t>
-      </w:r>
-      <w:r>
-        <w:rPr>
-          <w:b/>
-        </w:rPr>
-        <w:t>partial derivative</w:t>
-      </w:r>
-      <w:r>
-        <w:rPr>
-          <w:b w:val="0"/>
-        </w:rPr>
-        <w:t>.</w:t>
-      </w:r>
-    </w:p>
-    <w:p>
-      <w:pPr>
-        <w:pStyle w:val="Heading3"/>
-      </w:pPr>
-      <w:r>
-        <w:t>My reasoning and evidence</w:t>
-      </w:r>
-    </w:p>
-    <w:p>
-      <w:r>
-        <w:t>________________________________________________________________</w:t>
-      </w:r>
-    </w:p>
-    <w:p>
-      <w:r>
-        <w:t>________________________________________________________________</w:t>
-      </w:r>
-    </w:p>
-    <w:p>
-      <w:r>
-        <w:t>________________________________________________________________</w:t>
-      </w:r>
-    </w:p>
-    <w:p>
-      <w:r>
-        <w:t>________________________________________________________________</w:t>
-      </w:r>
-    </w:p>
-    <w:p>
-      <w:r>
-        <w:t>________________________________________________________________</w:t>
-      </w:r>
-    </w:p>
-    <w:p>
-      <w:r>
-        <w:t>________________________________________________________________</w:t>
-      </w:r>
-    </w:p>
-    <w:p>
-      <w:pPr>
-        <w:pStyle w:val="Heading1"/>
-      </w:pPr>
-      <w:r>
-        <w:t>08. W4 Check a new example independently</w:t>
-      </w:r>
-    </w:p>
-    <w:p>
-      <w:r>
-        <w:t>Attempt before feedback. If this repeats the selected independent case, reuse that first attempt; otherwise keep a separate record. Check a new example independently. Apply the supplied Gradients with a numerical check facts and keep your reasoning.</w:t>
-      </w:r>
-    </w:p>
-    <w:p>
-      <w:pPr>
-        <w:spacing w:line="336" w:lineRule="auto" w:after="180"/>
-      </w:pPr>
-      <w:r>
-        <w:rPr>
-          <w:b w:val="0"/>
-        </w:rPr>
-        <w:t>Use x = 3, target 2 and y = wx + b at w = 0, b = 1. With step 0.1, calculate both numerical partials. Compare with [2 times residual times x, 2 times residual].</w:t>
-      </w:r>
-    </w:p>
-    <w:p>
-      <w:pPr>
-        <w:pStyle w:val="Heading3"/>
-      </w:pPr>
-      <w:r>
-        <w:t>My reasoning and evidence</w:t>
-      </w:r>
-    </w:p>
-    <w:p>
-      <w:r>
-        <w:t>________________________________________________________________</w:t>
-      </w:r>
-    </w:p>
-    <w:p>
-      <w:r>
-        <w:t>________________________________________________________________</w:t>
-      </w:r>
-    </w:p>
-    <w:p>
-      <w:r>
-        <w:t>________________________________________________________________</w:t>
-      </w:r>
-    </w:p>
-    <w:p>
-      <w:r>
-        <w:t>________________________________________________________________</w:t>
-      </w:r>
-    </w:p>
-    <w:p>
-      <w:r>
-        <w:t>________________________________________________________________</w:t>
-      </w:r>
-    </w:p>
-    <w:p>
-      <w:r>
-        <w:t>________________________________________________________________</w:t>
-      </w:r>
-    </w:p>
-    <w:p>
-      <w:r>
-        <w:t>________________________________________________________________</w:t>
-      </w:r>
-    </w:p>
-    <w:p>
-      <w:r>
-        <w:t>________________________________________________________________</w:t>
-      </w:r>
-    </w:p>
-    <w:p>
-      <w:pPr>
-        <w:pStyle w:val="Heading1"/>
-      </w:pPr>
-      <w:r>
-        <w:t>09. W5 Recognise a corner</w:t>
-      </w:r>
-    </w:p>
-    <w:p>
-      <w:r>
-        <w:t>Recognise a corner. Apply the supplied Gradients with a numerical check facts and keep your reasoning.</w:t>
-      </w:r>
-    </w:p>
-    <w:p>
-      <w:pPr>
-        <w:spacing w:line="336" w:lineRule="auto" w:after="180"/>
-      </w:pPr>
-      <w:r>
-        <w:rPr>
-          <w:b w:val="0"/>
-        </w:rPr>
-        <w:t>Compute the symmetric difference of ReLU at zero with step 0.1. Explain why this does not prove a derivative exists there.</w:t>
-      </w:r>
-    </w:p>
-    <w:p>
-      <w:pPr>
-        <w:pStyle w:val="Heading3"/>
-      </w:pPr>
-      <w:r>
-        <w:t>My reasoning and evidence</w:t>
-      </w:r>
-    </w:p>
-    <w:p>
-      <w:r>
-        <w:t>________________________________________________________________</w:t>
-      </w:r>
-    </w:p>
-    <w:p>
-      <w:r>
-        <w:t>________________________________________________________________</w:t>
-      </w:r>
-    </w:p>
-    <w:p>
-      <w:r>
-        <w:t>________________________________________________________________</w:t>
-      </w:r>
-    </w:p>
-    <w:p>
-      <w:r>
-        <w:t>________________________________________________________________</w:t>
-      </w:r>
-    </w:p>
-    <w:p>
-      <w:r>
-        <w:t>________________________________________________________________</w:t>
-      </w:r>
-    </w:p>
-    <w:p>
-      <w:r>
-        <w:t>________________________________________________________________</w:t>
-      </w:r>
-    </w:p>
-    <w:p>
-      <w:pPr>
-        <w:pStyle w:val="Heading1"/>
-      </w:pPr>
-      <w:r>
-        <w:t>10. Project checkpoint and reflection</w:t>
-      </w:r>
-    </w:p>
-    <w:p>
-      <w:r>
-        <w:t>Connect Gradients with a numerical check to Image-pattern Network Investigation, identify a limit and choose the next useful test.</w:t>
-      </w:r>
-    </w:p>
-    <w:p>
-      <w:pPr>
-        <w:spacing w:line="336" w:lineRule="auto" w:after="180"/>
-      </w:pPr>
-      <w:r>
-        <w:rPr>
-          <w:b w:val="0"/>
-        </w:rPr>
-        <w:t xml:space="preserve">Add a labelled </w:t>
-      </w:r>
-      <w:r>
-        <w:rPr>
-          <w:b/>
-        </w:rPr>
-        <w:t>gradient</w:t>
-      </w:r>
-      <w:r>
-        <w:rPr>
-          <w:b w:val="0"/>
-        </w:rPr>
-        <w:t xml:space="preserve">s with a numerical check </w:t>
-      </w:r>
-      <w:r>
-        <w:rPr>
-          <w:b/>
-        </w:rPr>
-        <w:t>evidence</w:t>
-      </w:r>
-      <w:r>
-        <w:rPr>
-          <w:b w:val="0"/>
-        </w:rPr>
-        <w:t xml:space="preserve"> sheet to Image-pattern Network Investigation. Show how you can estimate one </w:t>
-      </w:r>
-      <w:r>
-        <w:rPr>
-          <w:b/>
-        </w:rPr>
-        <w:t>partial derivative</w:t>
-      </w:r>
-      <w:r>
-        <w:rPr>
-          <w:b w:val="0"/>
-        </w:rPr>
-        <w:t xml:space="preserve"> while other parameters stay fixed.</w:t>
-      </w:r>
-    </w:p>
-    <w:p>
-      <w:pPr>
-        <w:spacing w:line="336" w:lineRule="auto" w:after="180"/>
-      </w:pPr>
-      <w:r>
-        <w:rPr>
-          <w:b w:val="0"/>
-        </w:rPr>
-        <w:t xml:space="preserve">Use the supplied fictional case and keep its </w:t>
-      </w:r>
-      <w:r>
-        <w:rPr>
-          <w:b/>
-        </w:rPr>
-        <w:t>input</w:t>
-      </w:r>
-      <w:r>
-        <w:rPr>
-          <w:b w:val="0"/>
-        </w:rPr>
-        <w:t xml:space="preserve">s, intermediate steps, calculation or </w:t>
-      </w:r>
-      <w:r>
-        <w:rPr>
-          <w:b/>
-        </w:rPr>
-        <w:t>prediction</w:t>
-      </w:r>
-      <w:r>
-        <w:rPr>
-          <w:b w:val="0"/>
-        </w:rPr>
-        <w:t>, and limitation. Connect this record to last week’s record; a matching answer without a trace is insufficient.</w:t>
-      </w:r>
-    </w:p>
-    <w:p>
-      <w:pPr>
-        <w:pStyle w:val="Heading3"/>
-      </w:pPr>
-      <w:r>
-        <w:t>My project change, supporting evidence and remaining limit</w:t>
-      </w:r>
-    </w:p>
-    <w:p>
-      <w:r>
-        <w:t>________________________________________________________________</w:t>
-      </w:r>
-    </w:p>
-    <w:p>
-      <w:r>
-        <w:t>________________________________________________________________</w:t>
-      </w:r>
-    </w:p>
-    <w:p>
-      <w:r>
-        <w:t>________________________________________________________________</w:t>
-      </w:r>
-    </w:p>
-    <w:p>
-      <w:r>
-        <w:t>________________________________________________________________</w:t>
-      </w:r>
-    </w:p>
-    <w:p>
-      <w:r>
-        <w:t>________________________________________________________________</w:t>
-      </w:r>
-    </w:p>
-    <w:p>
-      <w:r>
-        <w:t>________________________________________________________________</w:t>
-      </w:r>
-    </w:p>
-    <w:p>
-      <w:pPr>
-        <w:pStyle w:val="Heading1"/>
-      </w:pPr>
-      <w:r>
-        <w:t>11. Feedback, return check and learning record</w:t>
-      </w:r>
-    </w:p>
-    <w:p>
-      <w:r>
-        <w:t>Record the first repaired step and a different case to revisit after a delay.</w:t>
+        <w:t>11. Feedback · Repair and return</w:t>
+      </w:r>
+    </w:p>
+    <w:p>
+      <w:r>
+        <w:t>Keep this task’s inputs,rule and response together.</w:t>
+      </w:r>
+    </w:p>
+    <w:p>
+      <w:pPr>
+        <w:pStyle w:val="Heading2"/>
+      </w:pPr>
+      <w:r>
+        <w:t>Complete task and evidence</w:t>
       </w:r>
     </w:p>
     <w:tbl>
@@ -1399,12 +980,9 @@
     </w:tbl>
     <w:p>
       <w:pPr>
-        <w:spacing w:line="336" w:lineRule="auto" w:after="180"/>
-      </w:pPr>
-      <w:r>
-        <w:rPr>
-          <w:b w:val="0"/>
-        </w:rPr>
+        <w:pStyle w:val="ListBullet"/>
+      </w:pPr>
+      <w:r>
         <w:t>Revisit this idea with your teacher after a delay. Familiarity is different from explaining and using it on a changed case.</w:t>
       </w:r>
     </w:p>
@@ -1413,69 +991,330 @@
         <w:pStyle w:val="Heading1"/>
       </w:pPr>
       <w:r>
-        <w:t>12. Pictorial case practice: Gradients with a numerical check</w:t>
-      </w:r>
-    </w:p>
-    <w:p>
-      <w:r>
-        <w:t>Check each coordinate of a gradient while holding the other parameter fixed. Explain the labelled step before checking the changed condition.</w:t>
-      </w:r>
-    </w:p>
-    <w:p>
-      <w:pPr>
-        <w:spacing w:line="336" w:lineRule="auto" w:after="180"/>
-      </w:pPr>
-      <w:r>
-        <w:rPr>
-          <w:b w:val="0"/>
-        </w:rPr>
-        <w:t xml:space="preserve">Check each coordinate of a </w:t>
-      </w:r>
-      <w:r>
-        <w:rPr>
-          <w:b/>
-        </w:rPr>
-        <w:t>gradient</w:t>
-      </w:r>
-      <w:r>
-        <w:rPr>
-          <w:b w:val="0"/>
-        </w:rPr>
-        <w:t xml:space="preserve"> while holding the other parameter fixed.</w:t>
-      </w:r>
-    </w:p>
-    <w:p>
-      <w:pPr>
-        <w:spacing w:line="336" w:lineRule="auto" w:after="180"/>
-      </w:pPr>
-      <w:r>
-        <w:rPr>
-          <w:b w:val="0"/>
-        </w:rPr>
+        <w:t>Reference bank and extra practice</w:t>
+      </w:r>
+    </w:p>
+    <w:p>
+      <w:pPr>
+        <w:pStyle w:val="Heading1"/>
+      </w:pPr>
+      <w:r>
+        <w:t>02. Reference · Supported W2 record</w:t>
+      </w:r>
+    </w:p>
+    <w:p>
+      <w:r>
+        <w:t>Keep this task’s inputs,rule and response together.</w:t>
+      </w:r>
+    </w:p>
+    <w:p>
+      <w:pPr>
+        <w:pStyle w:val="Heading2"/>
+      </w:pPr>
+      <w:r>
+        <w:t>Complete task and evidence</w:t>
+      </w:r>
+    </w:p>
+    <w:p>
+      <w:pPr>
+        <w:pStyle w:val="ListBullet"/>
+      </w:pPr>
+      <w:r>
+        <w:t>Use W2: Catch a denominator error for Gradients with a numerical check. Record the answer once; the lesson and workbook refer to the same attempt.</w:t>
+      </w:r>
+    </w:p>
+    <w:tbl>
+      <w:tblPr>
+        <w:tblStyle w:val="LightShading-Accent1"/>
+        <w:tblW w:type="auto" w:w="0"/>
+        <w:tblLook w:firstColumn="1" w:firstRow="1" w:lastColumn="0" w:lastRow="0" w:noHBand="0" w:noVBand="1" w:val="04A0"/>
+      </w:tblPr>
+      <w:tblGrid>
+        <w:gridCol w:w="2556"/>
+        <w:gridCol w:w="2556"/>
+        <w:gridCol w:w="2556"/>
+        <w:gridCol w:w="2556"/>
+      </w:tblGrid>
+      <w:tr>
+        <w:trPr>
+          <w:tblHeader/>
+        </w:trPr>
+        <w:tc>
+          <w:tcPr>
+            <w:tcW w:type="dxa" w:w="2556"/>
+          </w:tcPr>
+          <w:p>
+            <w:r>
+              <w:t>Given inputs</w:t>
+            </w:r>
+          </w:p>
+        </w:tc>
+        <w:tc>
+          <w:tcPr>
+            <w:tcW w:type="dxa" w:w="2556"/>
+          </w:tcPr>
+          <w:p>
+            <w:r>
+              <w:t>Procedure I chose</w:t>
+            </w:r>
+          </w:p>
+        </w:tc>
+        <w:tc>
+          <w:tcPr>
+            <w:tcW w:type="dxa" w:w="2556"/>
+          </w:tcPr>
+          <w:p>
+            <w:r>
+              <w:t>Middle steps</w:t>
+            </w:r>
+          </w:p>
+        </w:tc>
+        <w:tc>
+          <w:tcPr>
+            <w:tcW w:type="dxa" w:w="2556"/>
+          </w:tcPr>
+          <w:p>
+            <w:r>
+              <w:t>Result and check</w:t>
+            </w:r>
+          </w:p>
+        </w:tc>
+      </w:tr>
+      <w:tr>
+        <w:tc>
+          <w:tcPr>
+            <w:tcW w:type="dxa" w:w="2556"/>
+          </w:tcPr>
+          <w:p>
+            <w:r/>
+          </w:p>
+        </w:tc>
+        <w:tc>
+          <w:tcPr>
+            <w:tcW w:type="dxa" w:w="2556"/>
+          </w:tcPr>
+          <w:p>
+            <w:r/>
+          </w:p>
+        </w:tc>
+        <w:tc>
+          <w:tcPr>
+            <w:tcW w:type="dxa" w:w="2556"/>
+          </w:tcPr>
+          <w:p>
+            <w:r/>
+          </w:p>
+        </w:tc>
+        <w:tc>
+          <w:tcPr>
+            <w:tcW w:type="dxa" w:w="2556"/>
+          </w:tcPr>
+          <w:p>
+            <w:r/>
+          </w:p>
+        </w:tc>
+      </w:tr>
+    </w:tbl>
+    <w:p>
+      <w:pPr>
+        <w:pStyle w:val="Heading3"/>
+      </w:pPr>
+      <w:r>
+        <w:t>The step I completed without help, and the hint I needed</w:t>
+      </w:r>
+    </w:p>
+    <w:p>
+      <w:r>
+        <w:t>________________________________________________________________</w:t>
+      </w:r>
+    </w:p>
+    <w:p>
+      <w:r>
+        <w:t>________________________________________________________________</w:t>
+      </w:r>
+    </w:p>
+    <w:p>
+      <w:r>
+        <w:t>________________________________________________________________</w:t>
+      </w:r>
+    </w:p>
+    <w:p>
+      <w:pPr>
+        <w:pStyle w:val="Heading1"/>
+      </w:pPr>
+      <w:r>
+        <w:t>03. Extra practice · Individual reasoning check</w:t>
+      </w:r>
+    </w:p>
+    <w:p>
+      <w:r>
+        <w:t>Keep this task’s inputs,rule and response together.</w:t>
+      </w:r>
+    </w:p>
+    <w:p>
+      <w:pPr>
+        <w:pStyle w:val="Heading2"/>
+      </w:pPr>
+      <w:r>
+        <w:t>Complete task and evidence</w:t>
+      </w:r>
+    </w:p>
+    <w:p>
+      <w:pPr>
+        <w:pStyle w:val="ListBullet"/>
+      </w:pPr>
+      <w:r>
+        <w:t>Use the worked case for Gradients with a numerical check. Proposed explanation: “The gradient is one scalar”. Decide whether this explanation is supported. Point to the step or supplied fact that decides; explain your repair if needed.</w:t>
+      </w:r>
+    </w:p>
+    <w:p>
+      <w:pPr>
+        <w:pStyle w:val="Heading3"/>
+      </w:pPr>
+      <w:r>
+        <w:t>My explanation before partner discussion</w:t>
+      </w:r>
+    </w:p>
+    <w:p>
+      <w:r>
+        <w:t>________________________________________________________________</w:t>
+      </w:r>
+    </w:p>
+    <w:p>
+      <w:r>
+        <w:t>________________________________________________________________</w:t>
+      </w:r>
+    </w:p>
+    <w:p>
+      <w:r>
+        <w:t>________________________________________________________________</w:t>
+      </w:r>
+    </w:p>
+    <w:p>
+      <w:r>
+        <w:t>________________________________________________________________</w:t>
+      </w:r>
+    </w:p>
+    <w:p>
+      <w:pPr>
+        <w:pStyle w:val="Heading1"/>
+      </w:pPr>
+      <w:r>
+        <w:t>08. Reference · Earlier W4 response copy</w:t>
+      </w:r>
+    </w:p>
+    <w:p>
+      <w:r>
+        <w:t>Keep this task’s inputs,rule and response together.</w:t>
+      </w:r>
+    </w:p>
+    <w:p>
+      <w:pPr>
+        <w:pStyle w:val="Heading2"/>
+      </w:pPr>
+      <w:r>
+        <w:t>Complete task and evidence</w:t>
+      </w:r>
+    </w:p>
+    <w:p>
+      <w:pPr>
+        <w:pStyle w:val="ListBullet"/>
+      </w:pPr>
+      <w:r>
+        <w:t>Use x = 3, target 2 and y = wx + b at w = 0, b = 1. With step 0.1, calculate both numerical partials. Compare with [2 times residual times x, 2 times residual].</w:t>
+      </w:r>
+    </w:p>
+    <w:p>
+      <w:pPr>
+        <w:pStyle w:val="Heading3"/>
+      </w:pPr>
+      <w:r>
+        <w:t>My reasoning and evidence</w:t>
+      </w:r>
+    </w:p>
+    <w:p>
+      <w:r>
+        <w:t>________________________________________________________________</w:t>
+      </w:r>
+    </w:p>
+    <w:p>
+      <w:r>
+        <w:t>________________________________________________________________</w:t>
+      </w:r>
+    </w:p>
+    <w:p>
+      <w:r>
+        <w:t>________________________________________________________________</w:t>
+      </w:r>
+    </w:p>
+    <w:p>
+      <w:r>
+        <w:t>________________________________________________________________</w:t>
+      </w:r>
+    </w:p>
+    <w:p>
+      <w:r>
+        <w:t>________________________________________________________________</w:t>
+      </w:r>
+    </w:p>
+    <w:p>
+      <w:r>
+        <w:t>________________________________________________________________</w:t>
+      </w:r>
+    </w:p>
+    <w:p>
+      <w:r>
+        <w:t>________________________________________________________________</w:t>
+      </w:r>
+    </w:p>
+    <w:p>
+      <w:r>
+        <w:t>________________________________________________________________</w:t>
+      </w:r>
+    </w:p>
+    <w:p>
+      <w:pPr>
+        <w:pStyle w:val="Heading1"/>
+      </w:pPr>
+      <w:r>
+        <w:t>12. Extra practice · Pictured case</w:t>
+      </w:r>
+    </w:p>
+    <w:p>
+      <w:r>
+        <w:t>Keep this task’s inputs,rule and response together.</w:t>
+      </w:r>
+    </w:p>
+    <w:p>
+      <w:pPr>
+        <w:pStyle w:val="Heading2"/>
+      </w:pPr>
+      <w:r>
+        <w:t>Complete task and evidence</w:t>
+      </w:r>
+    </w:p>
+    <w:p>
+      <w:pPr>
+        <w:pStyle w:val="ListBullet"/>
+      </w:pPr>
+      <w:r>
+        <w:t>Check each coordinate of a gradient while holding the other parameter fixed.</w:t>
+      </w:r>
+    </w:p>
+    <w:p>
+      <w:pPr>
+        <w:pStyle w:val="ListBullet"/>
+      </w:pPr>
+      <w:r>
         <w:t>Model y=2w+b, target 3. At [w, b]=[1, 0], y = 2, residual y-target=-1; loss is residual².</w:t>
       </w:r>
     </w:p>
     <w:p>
       <w:pPr>
-        <w:spacing w:line="336" w:lineRule="auto" w:after="180"/>
-      </w:pPr>
-      <w:r>
-        <w:rPr>
-          <w:b w:val="0"/>
-        </w:rPr>
-        <w:t xml:space="preserve">All </w:t>
-      </w:r>
-      <w:r>
-        <w:rPr>
-          <w:b/>
-        </w:rPr>
-        <w:t>input</w:t>
-      </w:r>
-      <w:r>
-        <w:rPr>
-          <w:b w:val="0"/>
-        </w:rPr>
-        <w:t>s and outcomes in this worked example are invented classroom data; no real model run is claimed.</w:t>
+        <w:pStyle w:val="ListBullet"/>
+      </w:pPr>
+      <w:r>
+        <w:t>All inputs and outcomes in this worked example are invented classroom data; no real model run is claimed.</w:t>
       </w:r>
     </w:p>
     <w:p>
@@ -1516,25 +1355,10 @@
     </w:p>
     <w:p>
       <w:pPr>
-        <w:spacing w:line="336" w:lineRule="auto" w:after="180"/>
-      </w:pPr>
-      <w:r>
-        <w:rPr>
-          <w:b w:val="0"/>
-        </w:rPr>
-        <w:t xml:space="preserve">Why should the numerical checks perturb one coordinate at a time? Point to the relevant step in the picture, then write the changed result and the rule or </w:t>
-      </w:r>
-      <w:r>
-        <w:rPr>
-          <w:b/>
-        </w:rPr>
-        <w:t>evidence</w:t>
-      </w:r>
-      <w:r>
-        <w:rPr>
-          <w:b w:val="0"/>
-        </w:rPr>
-        <w:t xml:space="preserve"> that supports it.</w:t>
+        <w:pStyle w:val="ListBullet"/>
+      </w:pPr>
+      <w:r>
+        <w:t>Why should the numerical checks perturb one coordinate at a time? Point to the relevant step in the picture, then write the changed result and the rule or evidence that supports it.</w:t>
       </w:r>
     </w:p>
     <w:p>
@@ -1577,68 +1401,18 @@
     </w:p>
     <w:p>
       <w:pPr>
-        <w:pStyle w:val="Heading3"/>
-      </w:pPr>
-      <w:r>
-        <w:t>Record the help used</w:t>
-      </w:r>
-    </w:p>
-    <w:p>
-      <w:pPr>
-        <w:spacing w:line="336" w:lineRule="auto" w:after="180"/>
-        <w:shd w:fill="F1F6F8"/>
-      </w:pPr>
-      <w:r>
-        <w:rPr>
-          <w:b w:val="0"/>
-        </w:rPr>
-        <w:t xml:space="preserve">Support used: alone / hint / worked example. This record is practice </w:t>
-      </w:r>
-      <w:r>
-        <w:rPr>
-          <w:b/>
-        </w:rPr>
-        <w:t>evidence</w:t>
-      </w:r>
-      <w:r>
-        <w:rPr>
-          <w:b w:val="0"/>
-        </w:rPr>
-        <w:t>.</w:t>
-      </w:r>
-    </w:p>
-    <w:p>
-      <w:pPr>
-        <w:spacing w:line="336" w:lineRule="auto" w:after="180"/>
-      </w:pPr>
-      <w:r>
-        <w:rPr>
-          <w:b w:val="0"/>
-        </w:rPr>
-        <w:t xml:space="preserve">Project connection: For your Image-pattern Network Investigation, save the </w:t>
-      </w:r>
-      <w:r>
-        <w:rPr>
-          <w:b/>
-        </w:rPr>
-        <w:t>input</w:t>
-      </w:r>
-      <w:r>
-        <w:rPr>
-          <w:b w:val="0"/>
-        </w:rPr>
-        <w:t>, procedure, observed result and limitation of this check.</w:t>
-      </w:r>
-    </w:p>
-    <w:p>
-      <w:pPr>
-        <w:spacing w:line="336" w:lineRule="auto" w:after="180"/>
-      </w:pPr>
-      <w:r>
-        <w:rPr>
-          <w:b w:val="0"/>
-        </w:rPr>
-        <w:t>Label this worked example as practice; use a different, previously unreviewed case when checking independent understanding.</w:t>
+        <w:pStyle w:val="ListBullet"/>
+      </w:pPr>
+      <w:r>
+        <w:t>Support used: alone / hint / worked example. This record is practice evidence.</w:t>
+      </w:r>
+    </w:p>
+    <w:p>
+      <w:pPr>
+        <w:pStyle w:val="ListBullet"/>
+      </w:pPr>
+      <w:r>
+        <w:t>Project connection: For your Image-pattern Network Investigation, save the input, procedure, observed result and limitation of this check. Label this worked example as practice; use a different, previously unreviewed case when checking independent understanding.</w:t>
       </w:r>
     </w:p>
     <w:p>
@@ -1646,92 +1420,44 @@
         <w:pStyle w:val="Heading1"/>
       </w:pPr>
       <w:r>
-        <w:t>13. Project portfolio milestone</w:t>
-      </w:r>
-    </w:p>
-    <w:p>
-      <w:r>
-        <w:t>Keep this week’s input, deciding step, result and limit together in the Image-pattern Network Investigation record.</w:t>
-      </w:r>
-    </w:p>
-    <w:p>
-      <w:pPr>
-        <w:spacing w:line="336" w:lineRule="auto" w:after="180"/>
-      </w:pPr>
-      <w:r>
-        <w:rPr>
-          <w:b w:val="0"/>
-        </w:rPr>
+        <w:t>13. Reference · Project milestone</w:t>
+      </w:r>
+    </w:p>
+    <w:p>
+      <w:r>
+        <w:t>Keep this task’s inputs,rule and response together.</w:t>
+      </w:r>
+    </w:p>
+    <w:p>
+      <w:pPr>
+        <w:pStyle w:val="Heading2"/>
+      </w:pPr>
+      <w:r>
+        <w:t>Complete task and evidence</w:t>
+      </w:r>
+    </w:p>
+    <w:p>
+      <w:pPr>
+        <w:pStyle w:val="ListBullet"/>
+      </w:pPr>
+      <w:r>
         <w:t>Project: Image-pattern Network Investigation</w:t>
       </w:r>
     </w:p>
     <w:p>
       <w:pPr>
-        <w:spacing w:line="336" w:lineRule="auto" w:after="180"/>
-      </w:pPr>
-      <w:r>
-        <w:rPr>
-          <w:b w:val="0"/>
-        </w:rPr>
-        <w:t xml:space="preserve">Current milestone: Make a transparent first version. Keep a trace of how one </w:t>
-      </w:r>
-      <w:r>
-        <w:rPr>
-          <w:b/>
-        </w:rPr>
-        <w:t>input</w:t>
-      </w:r>
-      <w:r>
-        <w:rPr>
-          <w:b w:val="0"/>
-        </w:rPr>
-        <w:t xml:space="preserve"> becomes an </w:t>
-      </w:r>
-      <w:r>
-        <w:rPr>
-          <w:b/>
-        </w:rPr>
-        <w:t>output</w:t>
-      </w:r>
-      <w:r>
-        <w:rPr>
-          <w:b w:val="0"/>
-        </w:rPr>
-        <w:t>; explain the rule or learned component.</w:t>
-      </w:r>
-    </w:p>
-    <w:p>
-      <w:pPr>
-        <w:spacing w:line="336" w:lineRule="auto" w:after="180"/>
-      </w:pPr>
-      <w:r>
-        <w:rPr>
-          <w:b w:val="0"/>
-        </w:rPr>
-        <w:t xml:space="preserve">For your Image-pattern Network Investigation, save the </w:t>
-      </w:r>
-      <w:r>
-        <w:rPr>
-          <w:b/>
-        </w:rPr>
-        <w:t>input</w:t>
-      </w:r>
-      <w:r>
-        <w:rPr>
-          <w:b w:val="0"/>
-        </w:rPr>
-        <w:t>, procedure, observed result and limitation of this check.</w:t>
-      </w:r>
-    </w:p>
-    <w:p>
-      <w:pPr>
-        <w:spacing w:line="336" w:lineRule="auto" w:after="180"/>
-      </w:pPr>
-      <w:r>
-        <w:rPr>
-          <w:b w:val="0"/>
-        </w:rPr>
-        <w:t>Label this worked example as practice; use a different, previously unreviewed case when checking independent understanding.</w:t>
+        <w:pStyle w:val="ListBullet"/>
+      </w:pPr>
+      <w:r>
+        <w:t>Current milestone: Make a transparent first version. Keep a trace of how one input becomes an output; explain the rule or learned component.</w:t>
+      </w:r>
+    </w:p>
+    <w:p>
+      <w:pPr>
+        <w:pStyle w:val="ListBullet"/>
+      </w:pPr>
+      <w:r>
+        <w:t>For your Image-pattern Network Investigation, save the input, procedure, observed result and limitation of this check. Label this worked example as practice; use a different, previously unreviewed case when checking independent understanding.</w:t>
       </w:r>
     </w:p>
     <w:tbl>
@@ -1888,12 +1614,549 @@
         <w:pStyle w:val="Heading1"/>
       </w:pPr>
       <w:r>
-        <w:t>14. Supported practice and learning evidence</w:t>
-      </w:r>
-    </w:p>
-    <w:p>
-      <w:r>
-        <w:t>Try the supported questions before comparing with hints and feedback. Record what you repaired and the evidence you retained.</w:t>
+        <w:t>14. Extra practice · Predict,check and repair</w:t>
+      </w:r>
+    </w:p>
+    <w:p>
+      <w:r>
+        <w:t>Keep supported feedback separate from the independent case.</w:t>
+      </w:r>
+    </w:p>
+    <w:p>
+      <w:pPr>
+        <w:pStyle w:val="Heading2"/>
+      </w:pPr>
+      <w:r>
+        <w:t>First supported question and optional hint</w:t>
+      </w:r>
+    </w:p>
+    <w:p>
+      <w:pPr>
+        <w:pStyle w:val="ListBullet"/>
+      </w:pPr>
+      <w:r>
+        <w:t>Check each coordinate of a gradient while holding the other parameter fixed.</w:t>
+      </w:r>
+    </w:p>
+    <w:p>
+      <w:pPr>
+        <w:pStyle w:val="Heading3"/>
+      </w:pPr>
+      <w:r>
+        <w:t>Practice 1: explain the deciding evidence</w:t>
+      </w:r>
+    </w:p>
+    <w:p>
+      <w:pPr>
+        <w:pStyle w:val="ListBullet"/>
+      </w:pPr>
+      <w:r>
+        <w:t>Which labelled step matches this detail? With step 0.1: w losses 0.64, 1.44 give -4; b losses 0.81, 1.21 give -2.</w:t>
+      </w:r>
+    </w:p>
+    <w:p>
+      <w:pPr>
+        <w:pStyle w:val="ListBullet"/>
+      </w:pPr>
+      <w:r>
+        <w:t>1. Numerical check</w:t>
+      </w:r>
+    </w:p>
+    <w:p>
+      <w:pPr>
+        <w:pStyle w:val="ListBullet"/>
+      </w:pPr>
+      <w:r>
+        <w:t>2. Check b direction</w:t>
+      </w:r>
+    </w:p>
+    <w:p>
+      <w:pPr>
+        <w:pStyle w:val="ListBullet"/>
+      </w:pPr>
+      <w:r>
+        <w:t>3. Check w direction</w:t>
+      </w:r>
+    </w:p>
+    <w:p>
+      <w:pPr>
+        <w:pStyle w:val="Heading3"/>
+      </w:pPr>
+      <w:r>
+        <w:t>My selected conclusion, deciding fact and explanation</w:t>
+      </w:r>
+    </w:p>
+    <w:p>
+      <w:r>
+        <w:t>________________________________________________________________</w:t>
+      </w:r>
+    </w:p>
+    <w:p>
+      <w:r>
+        <w:t>________________________________________________________________</w:t>
+      </w:r>
+    </w:p>
+    <w:p>
+      <w:r>
+        <w:t>________________________________________________________________</w:t>
+      </w:r>
+    </w:p>
+    <w:p>
+      <w:r>
+        <w:t>________________________________________________________________</w:t>
+      </w:r>
+    </w:p>
+    <w:p>
+      <w:r>
+        <w:t>________________________________________________________________</w:t>
+      </w:r>
+    </w:p>
+    <w:p>
+      <w:pPr>
+        <w:pStyle w:val="ListBullet"/>
+      </w:pPr>
+      <w:r>
+        <w:t>Hint if needed: Read the steps in the pictorial case. Match the supplied detail to the stage that performs or records it.</w:t>
+      </w:r>
+    </w:p>
+    <w:p>
+      <w:pPr>
+        <w:pStyle w:val="Heading2"/>
+      </w:pPr>
+      <w:r>
+        <w:t>Check after the first attempt · reference / check after trying</w:t>
+      </w:r>
+    </w:p>
+    <w:p>
+      <w:pPr>
+        <w:spacing w:line="336" w:lineRule="auto" w:after="180"/>
+      </w:pPr>
+      <w:r>
+        <w:rPr>
+          <w:b w:val="0"/>
+        </w:rPr>
+        <w:t xml:space="preserve">After your attempt, compare with the supported explanation: Numerical check With step 0.1: w losses 0.64, 1.44 give -4; b losses 0.81, 1.21 give -2. A </w:t>
+      </w:r>
+      <w:r>
+        <w:rPr>
+          <w:b/>
+        </w:rPr>
+        <w:t>gradient</w:t>
+      </w:r>
+      <w:r>
+        <w:rPr>
+          <w:b w:val="0"/>
+        </w:rPr>
+        <w:t xml:space="preserve"> lists the slope for each parameter, in a declared order.</w:t>
+      </w:r>
+    </w:p>
+    <w:p>
+      <w:pPr>
+        <w:spacing w:line="336" w:lineRule="auto" w:after="180"/>
+      </w:pPr>
+      <w:r>
+        <w:rPr>
+          <w:b w:val="0"/>
+        </w:rPr>
+        <w:t xml:space="preserve">Changing w by a small amount changes the </w:t>
+      </w:r>
+      <w:r>
+        <w:rPr>
+          <w:b/>
+        </w:rPr>
+        <w:t>prediction</w:t>
+      </w:r>
+      <w:r>
+        <w:rPr>
+          <w:b w:val="0"/>
+        </w:rPr>
+        <w:t xml:space="preserve"> twice as much as changing b by the same amount. That explains the different derivative magnitudes.</w:t>
+      </w:r>
+    </w:p>
+    <w:p>
+      <w:pPr>
+        <w:spacing w:line="336" w:lineRule="auto" w:after="180"/>
+      </w:pPr>
+      <w:r>
+        <w:rPr>
+          <w:b w:val="0"/>
+        </w:rPr>
+        <w:t>Perturb one coordinate while holding the other fixed, then compare the numerical slope with its analytic counterpart.</w:t>
+      </w:r>
+    </w:p>
+    <w:p>
+      <w:pPr>
+        <w:pStyle w:val="Heading2"/>
+      </w:pPr>
+      <w:r>
+        <w:t>Changed-case question and optional hint</w:t>
+      </w:r>
+    </w:p>
+    <w:p>
+      <w:pPr>
+        <w:pStyle w:val="Heading3"/>
+      </w:pPr>
+      <w:r>
+        <w:t>Practice 2: explain the deciding evidence</w:t>
+      </w:r>
+    </w:p>
+    <w:p>
+      <w:pPr>
+        <w:pStyle w:val="ListBullet"/>
+      </w:pPr>
+      <w:r>
+        <w:t>Changed-case practice: Swap the two gradient components in the program output. Which conclusion is supported by the supplied facts?</w:t>
+      </w:r>
+    </w:p>
+    <w:p>
+      <w:pPr>
+        <w:pStyle w:val="ListBullet"/>
+      </w:pPr>
+      <w:r>
+        <w:t>1. This one example guarantees correct results for every future input.</w:t>
+      </w:r>
+    </w:p>
+    <w:p>
+      <w:pPr>
+        <w:pStyle w:val="ListBullet"/>
+      </w:pPr>
+      <w:r>
+        <w:t>2. The coordinate-wise numerical check exposes the mismatch.</w:t>
+      </w:r>
+    </w:p>
+    <w:p>
+      <w:pPr>
+        <w:pStyle w:val="ListBullet"/>
+      </w:pPr>
+      <w:r>
+        <w:t>3. We can decide the result without examining the changed input or the procedure.</w:t>
+      </w:r>
+    </w:p>
+    <w:p>
+      <w:pPr>
+        <w:pStyle w:val="Heading3"/>
+      </w:pPr>
+      <w:r>
+        <w:t>My selected conclusion, deciding fact and explanation</w:t>
+      </w:r>
+    </w:p>
+    <w:p>
+      <w:r>
+        <w:t>________________________________________________________________</w:t>
+      </w:r>
+    </w:p>
+    <w:p>
+      <w:r>
+        <w:t>________________________________________________________________</w:t>
+      </w:r>
+    </w:p>
+    <w:p>
+      <w:r>
+        <w:t>________________________________________________________________</w:t>
+      </w:r>
+    </w:p>
+    <w:p>
+      <w:r>
+        <w:t>________________________________________________________________</w:t>
+      </w:r>
+    </w:p>
+    <w:p>
+      <w:r>
+        <w:t>________________________________________________________________</w:t>
+      </w:r>
+    </w:p>
+    <w:p>
+      <w:pPr>
+        <w:pStyle w:val="ListBullet"/>
+      </w:pPr>
+      <w:r>
+        <w:t>Hint if needed: Use the changed condition and the deciding step in the pictorial trace. The answer must say what follows from those facts.</w:t>
+      </w:r>
+    </w:p>
+    <w:p>
+      <w:pPr>
+        <w:pStyle w:val="Heading2"/>
+      </w:pPr>
+      <w:r>
+        <w:t>Check after the changed attempt · reference / check after trying</w:t>
+      </w:r>
+    </w:p>
+    <w:p>
+      <w:pPr>
+        <w:spacing w:line="336" w:lineRule="auto" w:after="180"/>
+      </w:pPr>
+      <w:r>
+        <w:rPr>
+          <w:b w:val="0"/>
+        </w:rPr>
+        <w:t>After your attempt, compare with the supported explanation: The coordinate-wise numerical check exposes the mismatch. The w perturbation changes y twice as strongly as the same b perturbation.</w:t>
+      </w:r>
+    </w:p>
+    <w:p>
+      <w:pPr>
+        <w:pStyle w:val="Heading2"/>
+      </w:pPr>
+      <w:r>
+        <w:t>Repair and retain the record</w:t>
+      </w:r>
+    </w:p>
+    <w:p>
+      <w:pPr>
+        <w:spacing w:line="336" w:lineRule="auto" w:after="180"/>
+      </w:pPr>
+      <w:r>
+        <w:rPr>
+          <w:b w:val="0"/>
+        </w:rPr>
+        <w:t>Review Slopes and local change (ai-5/9). Goal: Calculate an average rate of change over a stated interval. Short practice: Which calculation disproves “any increase helps”?</w:t>
+      </w:r>
+    </w:p>
+    <w:p>
+      <w:pPr>
+        <w:spacing w:line="336" w:lineRule="auto" w:after="180"/>
+      </w:pPr>
+      <w:r>
+        <w:rPr>
+          <w:b w:val="0"/>
+        </w:rPr>
+        <w:t xml:space="preserve">Point to the relevant step in the picture, then write the changed result and the rule or </w:t>
+      </w:r>
+      <w:r>
+        <w:rPr>
+          <w:b/>
+        </w:rPr>
+        <w:t>evidence</w:t>
+      </w:r>
+      <w:r>
+        <w:rPr>
+          <w:b w:val="0"/>
+        </w:rPr>
+        <w:t xml:space="preserve"> that supports it.. Return to this week and explain what you changed.</w:t>
+      </w:r>
+    </w:p>
+    <w:p>
+      <w:pPr>
+        <w:spacing w:line="336" w:lineRule="auto" w:after="180"/>
+      </w:pPr>
+      <w:r>
+        <w:rPr>
+          <w:b w:val="0"/>
+        </w:rPr>
+        <w:t>Review Parameters and architecture (ai-5/7). Goal: Distinguish architectural choices from parameter values. Short practice: How many new parameters did that one hidden unit add?</w:t>
+      </w:r>
+    </w:p>
+    <w:p>
+      <w:pPr>
+        <w:spacing w:line="336" w:lineRule="auto" w:after="180"/>
+      </w:pPr>
+      <w:r>
+        <w:rPr>
+          <w:b w:val="0"/>
+        </w:rPr>
+        <w:t xml:space="preserve">Point to the relevant step in the picture, then write the changed result and the rule or </w:t>
+      </w:r>
+      <w:r>
+        <w:rPr>
+          <w:b/>
+        </w:rPr>
+        <w:t>evidence</w:t>
+      </w:r>
+      <w:r>
+        <w:rPr>
+          <w:b w:val="0"/>
+        </w:rPr>
+        <w:t xml:space="preserve"> that supports it.. Return to this week and explain what you changed.</w:t>
+      </w:r>
+    </w:p>
+    <w:p>
+      <w:pPr>
+        <w:spacing w:line="336" w:lineRule="auto" w:after="180"/>
+      </w:pPr>
+      <w:r>
+        <w:rPr>
+          <w:b w:val="0"/>
+        </w:rPr>
+        <w:t xml:space="preserve">Review Activation functions (ai-5/4). Goal: Trace identity ReLU and sigmoid on a numerical score. Short practice: Which original </w:t>
+      </w:r>
+      <w:r>
+        <w:rPr>
+          <w:b/>
+        </w:rPr>
+        <w:t>input</w:t>
+      </w:r>
+      <w:r>
+        <w:rPr>
+          <w:b w:val="0"/>
+        </w:rPr>
+        <w:t xml:space="preserve">s cannot be distinguished by this network’s final </w:t>
+      </w:r>
+      <w:r>
+        <w:rPr>
+          <w:b/>
+        </w:rPr>
+        <w:t>output</w:t>
+      </w:r>
+      <w:r>
+        <w:rPr>
+          <w:b w:val="0"/>
+        </w:rPr>
+        <w:t>?</w:t>
+      </w:r>
+    </w:p>
+    <w:p>
+      <w:pPr>
+        <w:spacing w:line="336" w:lineRule="auto" w:after="180"/>
+      </w:pPr>
+      <w:r>
+        <w:rPr>
+          <w:b w:val="0"/>
+        </w:rPr>
+        <w:t xml:space="preserve">Point to the relevant step in the picture, then write the changed result and the rule or </w:t>
+      </w:r>
+      <w:r>
+        <w:rPr>
+          <w:b/>
+        </w:rPr>
+        <w:t>evidence</w:t>
+      </w:r>
+      <w:r>
+        <w:rPr>
+          <w:b w:val="0"/>
+        </w:rPr>
+        <w:t xml:space="preserve"> that supports it.. Return to this week and explain what you changed.</w:t>
+      </w:r>
+    </w:p>
+    <w:p>
+      <w:pPr>
+        <w:spacing w:line="336" w:lineRule="auto" w:after="180"/>
+      </w:pPr>
+      <w:r>
+        <w:rPr>
+          <w:b w:val="0"/>
+        </w:rPr>
+        <w:t xml:space="preserve">The browser lab lets you edit the supported Python examples already included in this lesson. Predict first, run, inspect the actual </w:t>
+      </w:r>
+      <w:r>
+        <w:rPr>
+          <w:b/>
+        </w:rPr>
+        <w:t>output</w:t>
+      </w:r>
+      <w:r>
+        <w:rPr>
+          <w:b w:val="0"/>
+        </w:rPr>
+        <w:t xml:space="preserve"> or error, change one </w:t>
+      </w:r>
+      <w:r>
+        <w:rPr>
+          <w:b/>
+        </w:rPr>
+        <w:t>input</w:t>
+      </w:r>
+      <w:r>
+        <w:rPr>
+          <w:b w:val="0"/>
+        </w:rPr>
+        <w:t>, then run again.</w:t>
+      </w:r>
+    </w:p>
+    <w:p>
+      <w:pPr>
+        <w:spacing w:line="336" w:lineRule="auto" w:after="180"/>
+      </w:pPr>
+      <w:r>
+        <w:rPr>
+          <w:b w:val="0"/>
+        </w:rPr>
+        <w:t xml:space="preserve">Keep code, </w:t>
+      </w:r>
+      <w:r>
+        <w:rPr>
+          <w:b/>
+        </w:rPr>
+        <w:t>prediction</w:t>
+      </w:r>
+      <w:r>
+        <w:rPr>
+          <w:b w:val="0"/>
+        </w:rPr>
+        <w:t>s, actual results and a reasoned revision together. On paper, label your result as a trace rather than an execution.</w:t>
+      </w:r>
+    </w:p>
+    <w:p>
+      <w:pPr>
+        <w:spacing w:line="336" w:lineRule="auto" w:after="180"/>
+      </w:pPr>
+      <w:r>
+        <w:rPr>
+          <w:b w:val="0"/>
+        </w:rPr>
+        <w:t xml:space="preserve">Use Download completed work in the hosted lesson to export your answers, reflections, practice feedback and code-run </w:t>
+      </w:r>
+      <w:r>
+        <w:rPr>
+          <w:b/>
+        </w:rPr>
+        <w:t>evidence</w:t>
+      </w:r>
+      <w:r>
+        <w:rPr>
+          <w:b w:val="0"/>
+        </w:rPr>
+        <w:t>. Open the HTML copy to read or print it.</w:t>
+      </w:r>
+    </w:p>
+    <w:p>
+      <w:pPr>
+        <w:spacing w:line="336" w:lineRule="auto" w:after="180"/>
+      </w:pPr>
+      <w:r>
+        <w:rPr>
+          <w:b w:val="0"/>
+        </w:rPr>
+        <w:t>Drafts stay in this browser when storage is available; clear drafts on a shared device.</w:t>
+      </w:r>
+    </w:p>
+    <w:p>
+      <w:pPr>
+        <w:pStyle w:val="Heading3"/>
+      </w:pPr>
+      <w:r>
+        <w:t>What I repaired, the evidence I kept and the next test</w:t>
+      </w:r>
+    </w:p>
+    <w:p>
+      <w:r>
+        <w:t>________________________________________________________________</w:t>
+      </w:r>
+    </w:p>
+    <w:p>
+      <w:r>
+        <w:t>________________________________________________________________</w:t>
+      </w:r>
+    </w:p>
+    <w:p>
+      <w:r>
+        <w:t>________________________________________________________________</w:t>
+      </w:r>
+    </w:p>
+    <w:p>
+      <w:r>
+        <w:t>________________________________________________________________</w:t>
+      </w:r>
+    </w:p>
+    <w:p>
+      <w:r>
+        <w:t>________________________________________________________________</w:t>
+      </w:r>
+    </w:p>
+    <w:p>
+      <w:pPr>
+        <w:pStyle w:val="Heading2"/>
+      </w:pPr>
+      <w:r>
+        <w:t>Earlier wording, alternatives and picture transcripts · reference / check after trying</w:t>
       </w:r>
     </w:p>
     <w:p>
@@ -1909,80 +2172,10 @@
     </w:p>
     <w:p>
       <w:pPr>
-        <w:spacing w:line="336" w:lineRule="auto" w:after="180"/>
-      </w:pPr>
-      <w:r>
-        <w:rPr>
-          <w:b w:val="0"/>
-        </w:rPr>
-        <w:t xml:space="preserve">Check each coordinate of a </w:t>
-      </w:r>
-      <w:r>
-        <w:rPr>
-          <w:b/>
-        </w:rPr>
-        <w:t>gradient</w:t>
-      </w:r>
-      <w:r>
-        <w:rPr>
-          <w:b w:val="0"/>
-        </w:rPr>
-        <w:t xml:space="preserve"> while holding the other parameter fixed.</w:t>
-      </w:r>
-    </w:p>
-    <w:p>
-      <w:pPr>
         <w:pStyle w:val="Heading3"/>
       </w:pPr>
       <w:r>
-        <w:t>Practice 1: explain the deciding evidence</w:t>
-      </w:r>
-    </w:p>
-    <w:p>
-      <w:pPr>
-        <w:spacing w:line="336" w:lineRule="auto" w:after="180"/>
-      </w:pPr>
-      <w:r>
-        <w:rPr>
-          <w:b w:val="0"/>
-        </w:rPr>
-        <w:t>Which labelled step matches this detail? With step 0.1: w losses 0.64, 1.44 give -4; b losses 0.81, 1.21 give -2.</w:t>
-      </w:r>
-    </w:p>
-    <w:p>
-      <w:pPr>
-        <w:spacing w:line="336" w:lineRule="auto" w:after="180"/>
-        <w:shd w:fill="F4F9FC"/>
-      </w:pPr>
-      <w:r>
-        <w:rPr>
-          <w:b w:val="0"/>
-        </w:rPr>
-        <w:t>1. Numerical check</w:t>
-      </w:r>
-    </w:p>
-    <w:p>
-      <w:pPr>
-        <w:spacing w:line="336" w:lineRule="auto" w:after="180"/>
-        <w:shd w:fill="F4F9FC"/>
-      </w:pPr>
-      <w:r>
-        <w:rPr>
-          <w:b w:val="0"/>
-        </w:rPr>
-        <w:t>2. Check b direction</w:t>
-      </w:r>
-    </w:p>
-    <w:p>
-      <w:pPr>
-        <w:spacing w:line="336" w:lineRule="auto" w:after="180"/>
-        <w:shd w:fill="F4F9FC"/>
-      </w:pPr>
-      <w:r>
-        <w:rPr>
-          <w:b w:val="0"/>
-        </w:rPr>
-        <w:t>3. Check w direction</w:t>
+        <w:t>Repair a missing building block</w:t>
       </w:r>
     </w:p>
     <w:p>
@@ -1990,32 +2183,7 @@
         <w:pStyle w:val="Heading3"/>
       </w:pPr>
       <w:r>
-        <w:t>My selected conclusion, deciding fact and explanation</w:t>
-      </w:r>
-    </w:p>
-    <w:p>
-      <w:r>
-        <w:t>________________________________________________________________</w:t>
-      </w:r>
-    </w:p>
-    <w:p>
-      <w:r>
-        <w:t>________________________________________________________________</w:t>
-      </w:r>
-    </w:p>
-    <w:p>
-      <w:r>
-        <w:t>________________________________________________________________</w:t>
-      </w:r>
-    </w:p>
-    <w:p>
-      <w:r>
-        <w:t>________________________________________________________________</w:t>
-      </w:r>
-    </w:p>
-    <w:p>
-      <w:r>
-        <w:t>________________________________________________________________</w:t>
+        <w:t>Predict, run and debug</w:t>
       </w:r>
     </w:p>
     <w:p>
@@ -2023,565 +2191,25 @@
         <w:pStyle w:val="Heading3"/>
       </w:pPr>
       <w:r>
-        <w:t>Hint · try first</w:t>
-      </w:r>
-    </w:p>
-    <w:p>
-      <w:pPr>
-        <w:spacing w:line="336" w:lineRule="auto" w:after="180"/>
-        <w:shd w:fill="F1F6F8"/>
-      </w:pPr>
-      <w:r>
-        <w:rPr>
-          <w:b w:val="0"/>
-        </w:rPr>
-        <w:t>Hint if needed: Read the steps in the pictorial case. Match the supplied detail to the stage that performs or records it.</w:t>
-      </w:r>
-    </w:p>
-    <w:p>
-      <w:pPr>
-        <w:pStyle w:val="Heading3"/>
-      </w:pPr>
-      <w:r>
-        <w:t>Feedback · compare after trying</w:t>
-      </w:r>
-    </w:p>
-    <w:p>
-      <w:pPr>
-        <w:spacing w:line="336" w:lineRule="auto" w:after="180"/>
-        <w:shd w:fill="F1F6FC"/>
-      </w:pPr>
-      <w:r>
-        <w:rPr>
-          <w:b w:val="0"/>
-        </w:rPr>
-        <w:t xml:space="preserve">After your attempt, compare with the supported explanation: Numerical check With step 0.1: w losses 0.64, 1.44 give -4; b losses 0.81, 1.21 give -2. A </w:t>
-      </w:r>
-      <w:r>
-        <w:rPr>
-          <w:b/>
-        </w:rPr>
-        <w:t>gradient</w:t>
-      </w:r>
-      <w:r>
-        <w:rPr>
-          <w:b w:val="0"/>
-        </w:rPr>
-        <w:t xml:space="preserve"> lists the slope for each parameter, in a declared order.</w:t>
-      </w:r>
-    </w:p>
-    <w:p>
-      <w:pPr>
-        <w:spacing w:line="336" w:lineRule="auto" w:after="180"/>
-        <w:shd w:fill="F1F6FC"/>
-      </w:pPr>
-      <w:r>
-        <w:rPr>
-          <w:b w:val="0"/>
-        </w:rPr>
-        <w:t xml:space="preserve">Changing w by a small amount changes the </w:t>
-      </w:r>
-      <w:r>
-        <w:rPr>
-          <w:b/>
-        </w:rPr>
-        <w:t>prediction</w:t>
-      </w:r>
-      <w:r>
-        <w:rPr>
-          <w:b w:val="0"/>
-        </w:rPr>
-        <w:t xml:space="preserve"> twice as much as changing b by the same amount. That explains the different derivative magnitudes.</w:t>
-      </w:r>
-    </w:p>
-    <w:p>
-      <w:pPr>
-        <w:spacing w:line="336" w:lineRule="auto" w:after="180"/>
-        <w:shd w:fill="F1F6FC"/>
-      </w:pPr>
-      <w:r>
-        <w:rPr>
-          <w:b w:val="0"/>
-        </w:rPr>
-        <w:t>Perturb one coordinate while holding the other fixed, then compare the numerical slope with its analytic counterpart.</w:t>
-      </w:r>
-    </w:p>
-    <w:p>
-      <w:pPr>
-        <w:pStyle w:val="Heading3"/>
-      </w:pPr>
-      <w:r>
-        <w:t>Practice 2: explain the deciding evidence</w:t>
-      </w:r>
-    </w:p>
-    <w:p>
-      <w:pPr>
-        <w:pStyle w:val="Heading3"/>
-      </w:pPr>
-      <w:r>
-        <w:t>Changed case · predict first</w:t>
-      </w:r>
-    </w:p>
-    <w:p>
-      <w:pPr>
-        <w:spacing w:line="336" w:lineRule="auto" w:after="180"/>
-        <w:shd w:fill="F5F1FB"/>
-      </w:pPr>
-      <w:r>
-        <w:rPr>
-          <w:b w:val="0"/>
-        </w:rPr>
-        <w:t xml:space="preserve">Changed-case practice: Swap the two </w:t>
-      </w:r>
-      <w:r>
-        <w:rPr>
-          <w:b/>
-        </w:rPr>
-        <w:t>gradient</w:t>
-      </w:r>
-      <w:r>
-        <w:rPr>
-          <w:b w:val="0"/>
-        </w:rPr>
-        <w:t xml:space="preserve"> components in the program </w:t>
-      </w:r>
-      <w:r>
-        <w:rPr>
-          <w:b/>
-        </w:rPr>
-        <w:t>output</w:t>
-      </w:r>
-      <w:r>
-        <w:rPr>
-          <w:b w:val="0"/>
-        </w:rPr>
-        <w:t>. Which conclusion is supported by the supplied facts?</w:t>
-      </w:r>
-    </w:p>
-    <w:p>
-      <w:pPr>
-        <w:spacing w:line="336" w:lineRule="auto" w:after="180"/>
-        <w:shd w:fill="F4F9FC"/>
-      </w:pPr>
-      <w:r>
-        <w:rPr>
-          <w:b w:val="0"/>
-        </w:rPr>
-        <w:t xml:space="preserve">1. This one example guarantees correct results for every future </w:t>
-      </w:r>
-      <w:r>
-        <w:rPr>
-          <w:b/>
-        </w:rPr>
-        <w:t>input</w:t>
-      </w:r>
-      <w:r>
-        <w:rPr>
-          <w:b w:val="0"/>
-        </w:rPr>
-        <w:t>.</w:t>
-      </w:r>
-    </w:p>
-    <w:p>
-      <w:pPr>
-        <w:spacing w:line="336" w:lineRule="auto" w:after="180"/>
-        <w:shd w:fill="F4F9FC"/>
-      </w:pPr>
-      <w:r>
-        <w:rPr>
-          <w:b w:val="0"/>
-        </w:rPr>
-        <w:t>2. The coordinate-wise numerical check exposes the mismatch.</w:t>
-      </w:r>
-    </w:p>
-    <w:p>
-      <w:pPr>
-        <w:spacing w:line="336" w:lineRule="auto" w:after="180"/>
-        <w:shd w:fill="F4F9FC"/>
-      </w:pPr>
-      <w:r>
-        <w:rPr>
-          <w:b w:val="0"/>
-        </w:rPr>
-        <w:t xml:space="preserve">3. We can decide the result without examining the changed </w:t>
-      </w:r>
-      <w:r>
-        <w:rPr>
-          <w:b/>
-        </w:rPr>
-        <w:t>input</w:t>
-      </w:r>
-      <w:r>
-        <w:rPr>
-          <w:b w:val="0"/>
-        </w:rPr>
-        <w:t xml:space="preserve"> or the procedure.</w:t>
-      </w:r>
-    </w:p>
-    <w:p>
-      <w:pPr>
-        <w:pStyle w:val="Heading3"/>
-      </w:pPr>
-      <w:r>
-        <w:t>My selected conclusion, deciding fact and explanation</w:t>
-      </w:r>
-    </w:p>
-    <w:p>
-      <w:r>
-        <w:t>________________________________________________________________</w:t>
-      </w:r>
-    </w:p>
-    <w:p>
-      <w:r>
-        <w:t>________________________________________________________________</w:t>
-      </w:r>
-    </w:p>
-    <w:p>
-      <w:r>
-        <w:t>________________________________________________________________</w:t>
-      </w:r>
-    </w:p>
-    <w:p>
-      <w:r>
-        <w:t>________________________________________________________________</w:t>
-      </w:r>
-    </w:p>
-    <w:p>
-      <w:r>
-        <w:t>________________________________________________________________</w:t>
-      </w:r>
-    </w:p>
-    <w:p>
-      <w:pPr>
-        <w:pStyle w:val="Heading3"/>
-      </w:pPr>
-      <w:r>
-        <w:t>Hint · try first</w:t>
-      </w:r>
-    </w:p>
-    <w:p>
-      <w:pPr>
-        <w:spacing w:line="336" w:lineRule="auto" w:after="180"/>
-        <w:shd w:fill="F1F6F8"/>
-      </w:pPr>
-      <w:r>
-        <w:rPr>
-          <w:b w:val="0"/>
-        </w:rPr>
-        <w:t>Hint if needed: Use the changed condition and the deciding step in the pictorial trace. The answer must say what follows from those facts.</w:t>
-      </w:r>
-    </w:p>
-    <w:p>
-      <w:pPr>
-        <w:pStyle w:val="Heading3"/>
-      </w:pPr>
-      <w:r>
-        <w:t>Feedback · compare after trying</w:t>
-      </w:r>
-    </w:p>
-    <w:p>
-      <w:pPr>
-        <w:spacing w:line="336" w:lineRule="auto" w:after="180"/>
-        <w:shd w:fill="F1F6FC"/>
-      </w:pPr>
-      <w:r>
-        <w:rPr>
-          <w:b w:val="0"/>
-        </w:rPr>
-        <w:t>After your attempt, compare with the supported explanation: The coordinate-wise numerical check exposes the mismatch. The w perturbation changes y twice as strongly as the same b perturbation.</w:t>
-      </w:r>
-    </w:p>
-    <w:p>
-      <w:pPr>
-        <w:pStyle w:val="Heading3"/>
-      </w:pPr>
-      <w:r>
-        <w:t>Repair a missing building block</w:t>
-      </w:r>
-    </w:p>
-    <w:p>
-      <w:pPr>
-        <w:spacing w:line="336" w:lineRule="auto" w:after="180"/>
-      </w:pPr>
-      <w:r>
-        <w:rPr>
-          <w:b w:val="0"/>
-        </w:rPr>
-        <w:t>Review Slopes and local change (ai-5/9). Goal: Calculate an average rate of change over a stated interval. Short practice: Which calculation disproves “any increase helps”?</w:t>
-      </w:r>
-    </w:p>
-    <w:p>
-      <w:pPr>
-        <w:spacing w:line="336" w:lineRule="auto" w:after="180"/>
-      </w:pPr>
-      <w:r>
-        <w:rPr>
-          <w:b w:val="0"/>
-        </w:rPr>
-        <w:t xml:space="preserve">Point to the relevant step in the picture, then write the changed result and the rule or </w:t>
-      </w:r>
-      <w:r>
-        <w:rPr>
-          <w:b/>
-        </w:rPr>
-        <w:t>evidence</w:t>
-      </w:r>
-      <w:r>
-        <w:rPr>
-          <w:b w:val="0"/>
-        </w:rPr>
-        <w:t xml:space="preserve"> that supports it.. Return to this week and explain what you changed.</w:t>
-      </w:r>
-    </w:p>
-    <w:p>
-      <w:pPr>
-        <w:spacing w:line="336" w:lineRule="auto" w:after="180"/>
-      </w:pPr>
-      <w:r>
-        <w:rPr>
-          <w:b w:val="0"/>
-        </w:rPr>
-        <w:t>Review Parameters and architecture (ai-5/7). Goal: Distinguish architectural choices from parameter values. Short practice: How many new parameters did that one hidden unit add?</w:t>
-      </w:r>
-    </w:p>
-    <w:p>
-      <w:pPr>
-        <w:spacing w:line="336" w:lineRule="auto" w:after="180"/>
-      </w:pPr>
-      <w:r>
-        <w:rPr>
-          <w:b w:val="0"/>
-        </w:rPr>
-        <w:t xml:space="preserve">Point to the relevant step in the picture, then write the changed result and the rule or </w:t>
-      </w:r>
-      <w:r>
-        <w:rPr>
-          <w:b/>
-        </w:rPr>
-        <w:t>evidence</w:t>
-      </w:r>
-      <w:r>
-        <w:rPr>
-          <w:b w:val="0"/>
-        </w:rPr>
-        <w:t xml:space="preserve"> that supports it.. Return to this week and explain what you changed.</w:t>
-      </w:r>
-    </w:p>
-    <w:p>
-      <w:pPr>
-        <w:spacing w:line="336" w:lineRule="auto" w:after="180"/>
-      </w:pPr>
-      <w:r>
-        <w:rPr>
-          <w:b w:val="0"/>
-        </w:rPr>
-        <w:t xml:space="preserve">Review Activation functions (ai-5/4). Goal: Trace identity ReLU and sigmoid on a numerical score. Short practice: Which original </w:t>
-      </w:r>
-      <w:r>
-        <w:rPr>
-          <w:b/>
-        </w:rPr>
-        <w:t>input</w:t>
-      </w:r>
-      <w:r>
-        <w:rPr>
-          <w:b w:val="0"/>
-        </w:rPr>
-        <w:t xml:space="preserve">s cannot be distinguished by this network’s final </w:t>
-      </w:r>
-      <w:r>
-        <w:rPr>
-          <w:b/>
-        </w:rPr>
-        <w:t>output</w:t>
-      </w:r>
-      <w:r>
-        <w:rPr>
-          <w:b w:val="0"/>
-        </w:rPr>
-        <w:t>?</w:t>
-      </w:r>
-    </w:p>
-    <w:p>
-      <w:pPr>
-        <w:spacing w:line="336" w:lineRule="auto" w:after="180"/>
-      </w:pPr>
-      <w:r>
-        <w:rPr>
-          <w:b w:val="0"/>
-        </w:rPr>
-        <w:t xml:space="preserve">Point to the relevant step in the picture, then write the changed result and the rule or </w:t>
-      </w:r>
-      <w:r>
-        <w:rPr>
-          <w:b/>
-        </w:rPr>
-        <w:t>evidence</w:t>
-      </w:r>
-      <w:r>
-        <w:rPr>
-          <w:b w:val="0"/>
-        </w:rPr>
-        <w:t xml:space="preserve"> that supports it.. Return to this week and explain what you changed.</w:t>
-      </w:r>
-    </w:p>
-    <w:p>
-      <w:pPr>
-        <w:pStyle w:val="Heading3"/>
-      </w:pPr>
-      <w:r>
-        <w:t>Predict, run and debug</w:t>
-      </w:r>
-    </w:p>
-    <w:p>
-      <w:pPr>
-        <w:spacing w:line="336" w:lineRule="auto" w:after="180"/>
-      </w:pPr>
-      <w:r>
-        <w:rPr>
-          <w:b w:val="0"/>
-        </w:rPr>
-        <w:t xml:space="preserve">The browser lab lets you edit the supported Python examples already included in this lesson. Predict first, run, inspect the actual </w:t>
-      </w:r>
-      <w:r>
-        <w:rPr>
-          <w:b/>
-        </w:rPr>
-        <w:t>output</w:t>
-      </w:r>
-      <w:r>
-        <w:rPr>
-          <w:b w:val="0"/>
-        </w:rPr>
-        <w:t xml:space="preserve"> or error, change one </w:t>
-      </w:r>
-      <w:r>
-        <w:rPr>
-          <w:b/>
-        </w:rPr>
-        <w:t>input</w:t>
-      </w:r>
-      <w:r>
-        <w:rPr>
-          <w:b w:val="0"/>
-        </w:rPr>
-        <w:t>, then run again.</w:t>
-      </w:r>
-    </w:p>
-    <w:p>
-      <w:pPr>
-        <w:spacing w:line="336" w:lineRule="auto" w:after="180"/>
-      </w:pPr>
-      <w:r>
-        <w:rPr>
-          <w:b w:val="0"/>
-        </w:rPr>
-        <w:t xml:space="preserve">Keep code, </w:t>
-      </w:r>
-      <w:r>
-        <w:rPr>
-          <w:b/>
-        </w:rPr>
-        <w:t>prediction</w:t>
-      </w:r>
-      <w:r>
-        <w:rPr>
-          <w:b w:val="0"/>
-        </w:rPr>
-        <w:t>s, actual results and a reasoned revision together. On paper, label your result as a trace rather than an execution.</w:t>
-      </w:r>
-    </w:p>
-    <w:p>
-      <w:pPr>
-        <w:pStyle w:val="Heading3"/>
-      </w:pPr>
-      <w:r>
         <w:t>Keep your completed work</w:t>
       </w:r>
     </w:p>
     <w:p>
       <w:pPr>
-        <w:spacing w:line="336" w:lineRule="auto" w:after="180"/>
-      </w:pPr>
-      <w:r>
-        <w:rPr>
-          <w:b w:val="0"/>
-        </w:rPr>
-        <w:t xml:space="preserve">Use Download completed work in the hosted lesson to export your answers, reflections, practice feedback and code-run </w:t>
-      </w:r>
-      <w:r>
-        <w:rPr>
-          <w:b/>
-        </w:rPr>
-        <w:t>evidence</w:t>
-      </w:r>
-      <w:r>
-        <w:rPr>
-          <w:b w:val="0"/>
-        </w:rPr>
-        <w:t>. Open the HTML copy to read or print it.</w:t>
-      </w:r>
-    </w:p>
-    <w:p>
-      <w:pPr>
-        <w:spacing w:line="336" w:lineRule="auto" w:after="180"/>
-      </w:pPr>
-      <w:r>
-        <w:rPr>
-          <w:b w:val="0"/>
-        </w:rPr>
-        <w:t>Drafts stay in this browser when storage is available; clear drafts on a shared device.</w:t>
-      </w:r>
-    </w:p>
-    <w:p>
-      <w:pPr>
-        <w:pStyle w:val="Heading3"/>
-      </w:pPr>
-      <w:r>
-        <w:t>What I repaired, the evidence I kept and the next test</w:t>
-      </w:r>
-    </w:p>
-    <w:p>
-      <w:r>
-        <w:t>________________________________________________________________</w:t>
-      </w:r>
-    </w:p>
-    <w:p>
-      <w:r>
-        <w:t>________________________________________________________________</w:t>
-      </w:r>
-    </w:p>
-    <w:p>
-      <w:r>
-        <w:t>________________________________________________________________</w:t>
-      </w:r>
-    </w:p>
-    <w:p>
-      <w:r>
-        <w:t>________________________________________________________________</w:t>
-      </w:r>
-    </w:p>
-    <w:p>
-      <w:r>
-        <w:t>________________________________________________________________</w:t>
-      </w:r>
-    </w:p>
-    <w:p>
-      <w:pPr>
         <w:pStyle w:val="Heading1"/>
       </w:pPr>
       <w:r>
-        <w:t>15. Visual concept journey</w:t>
-      </w:r>
-    </w:p>
-    <w:p>
-      <w:r>
-        <w:t>Explain each Gradients with a numerical check picture from its labels, then record a relevant limit.</w:t>
-      </w:r>
-    </w:p>
-    <w:p>
-      <w:pPr>
-        <w:pStyle w:val="Heading3"/>
+        <w:t>15. Reference · Six-picture response sheets</w:t>
+      </w:r>
+    </w:p>
+    <w:p>
+      <w:r>
+        <w:t>Choose the picture that helps explain the current step.</w:t>
+      </w:r>
+    </w:p>
+    <w:p>
+      <w:pPr>
+        <w:pStyle w:val="Heading2"/>
       </w:pPr>
       <w:r>
         <w:t>01. Gradients with a numerical check: the case</w:t>
@@ -2672,7 +2300,6 @@
     <w:p>
       <w:pPr>
         <w:spacing w:line="336" w:lineRule="auto" w:after="180"/>
-        <w:shd w:fill="F5F1FB"/>
       </w:pPr>
       <w:r>
         <w:rPr>
@@ -2711,7 +2338,7 @@
     </w:p>
     <w:p>
       <w:pPr>
-        <w:pStyle w:val="Heading3"/>
+        <w:pStyle w:val="Heading2"/>
       </w:pPr>
       <w:r>
         <w:t>02. Follow the deciding steps</w:t>
@@ -2767,7 +2394,6 @@
     <w:p>
       <w:pPr>
         <w:spacing w:line="336" w:lineRule="auto" w:after="180"/>
-        <w:shd w:fill="F5F1FB"/>
       </w:pPr>
       <w:r>
         <w:rPr>
@@ -2818,7 +2444,7 @@
     </w:p>
     <w:p>
       <w:pPr>
-        <w:pStyle w:val="Heading3"/>
+        <w:pStyle w:val="Heading2"/>
       </w:pPr>
       <w:r>
         <w:t>03. Two separate probes at one parameter vector</w:t>
@@ -2886,7 +2512,6 @@
     <w:p>
       <w:pPr>
         <w:spacing w:line="336" w:lineRule="auto" w:after="180"/>
-        <w:shd w:fill="F5F1FB"/>
       </w:pPr>
       <w:r>
         <w:rPr>
@@ -2925,7 +2550,7 @@
     </w:p>
     <w:p>
       <w:pPr>
-        <w:pStyle w:val="Heading3"/>
+        <w:pStyle w:val="Heading2"/>
       </w:pPr>
       <w:r>
         <w:t>04. Change one thing. Trace what follows.</w:t>
@@ -3016,7 +2641,6 @@
     <w:p>
       <w:pPr>
         <w:spacing w:line="336" w:lineRule="auto" w:after="180"/>
-        <w:shd w:fill="F5F1FB"/>
       </w:pPr>
       <w:r>
         <w:rPr>
@@ -3055,7 +2679,7 @@
     </w:p>
     <w:p>
       <w:pPr>
-        <w:pStyle w:val="Heading3"/>
+        <w:pStyle w:val="Heading2"/>
       </w:pPr>
       <w:r>
         <w:t>05. Connect the explanation to its limit</w:t>
@@ -3169,7 +2793,6 @@
     <w:p>
       <w:pPr>
         <w:spacing w:line="336" w:lineRule="auto" w:after="180"/>
-        <w:shd w:fill="F5F1FB"/>
       </w:pPr>
       <w:r>
         <w:rPr>
@@ -3208,7 +2831,7 @@
     </w:p>
     <w:p>
       <w:pPr>
-        <w:pStyle w:val="Heading3"/>
+        <w:pStyle w:val="Heading2"/>
       </w:pPr>
       <w:r>
         <w:t>06. Make the idea visible in your project</w:t>
@@ -3322,7 +2945,6 @@
     <w:p>
       <w:pPr>
         <w:spacing w:line="336" w:lineRule="auto" w:after="180"/>
-        <w:shd w:fill="F5F1FB"/>
       </w:pPr>
       <w:r>
         <w:rPr>
@@ -3369,6 +2991,62 @@
     <w:p>
       <w:r>
         <w:t>________________________________________________________________</w:t>
+      </w:r>
+    </w:p>
+    <w:p>
+      <w:pPr>
+        <w:pStyle w:val="Heading2"/>
+      </w:pPr>
+      <w:r>
+        <w:t>Earlier wording, alternatives and picture transcripts · reference / check after trying</w:t>
+      </w:r>
+    </w:p>
+    <w:p>
+      <w:pPr>
+        <w:pStyle w:val="Heading3"/>
+      </w:pPr>
+      <w:r>
+        <w:t>01. Gradients with a numerical check: the case</w:t>
+      </w:r>
+    </w:p>
+    <w:p>
+      <w:pPr>
+        <w:pStyle w:val="Heading3"/>
+      </w:pPr>
+      <w:r>
+        <w:t>02. Follow the deciding steps</w:t>
+      </w:r>
+    </w:p>
+    <w:p>
+      <w:pPr>
+        <w:pStyle w:val="Heading3"/>
+      </w:pPr>
+      <w:r>
+        <w:t>03. Two separate probes at one parameter vector</w:t>
+      </w:r>
+    </w:p>
+    <w:p>
+      <w:pPr>
+        <w:pStyle w:val="Heading3"/>
+      </w:pPr>
+      <w:r>
+        <w:t>04. Change one thing. Trace what follows.</w:t>
+      </w:r>
+    </w:p>
+    <w:p>
+      <w:pPr>
+        <w:pStyle w:val="Heading3"/>
+      </w:pPr>
+      <w:r>
+        <w:t>05. Connect the explanation to its limit</w:t>
+      </w:r>
+    </w:p>
+    <w:p>
+      <w:pPr>
+        <w:pStyle w:val="Heading3"/>
+      </w:pPr>
+      <w:r>
+        <w:t>06. Make the idea visible in your project</w:t>
       </w:r>
     </w:p>
     <w:sectPr>
